--- a/حافظه پروژه.docx
+++ b/حافظه پروژه.docx
@@ -7,6 +7,945 @@
         <w:pStyle w:val="Heading1"/>
         <w:jc w:val="left"/>
         <w:rPr>
+          <w:rStyle w:val="Strong"/>
+          <w:rtl/>
+        </w:rPr>
+      </w:pPr>
+      <w:r>
+        <w:rPr>
+          <w:rStyle w:val="Strong"/>
+        </w:rPr>
+        <w:t xml:space="preserve">GEM </w:t>
+      </w:r>
+      <w:r>
+        <w:rPr>
+          <w:rStyle w:val="Strong"/>
+          <w:rFonts w:hint="cs"/>
+          <w:rtl/>
+        </w:rPr>
+        <w:t>کدنویس</w:t>
+      </w:r>
+    </w:p>
+    <w:p>
+      <w:pPr>
+        <w:bidi w:val="0"/>
+        <w:spacing w:before="100" w:beforeAutospacing="1" w:after="100" w:afterAutospacing="1" w:line="240" w:lineRule="auto"/>
+        <w:jc w:val="left"/>
+        <w:rPr>
+          <w:rFonts w:ascii="Times New Roman" w:eastAsia="Times New Roman" w:hAnsi="Times New Roman" w:cs="Times New Roman"/>
+          <w:sz w:val="24"/>
+          <w:szCs w:val="24"/>
+        </w:rPr>
+      </w:pPr>
+      <w:r>
+        <w:rPr>
+          <w:rFonts w:ascii="Times New Roman" w:eastAsia="Times New Roman" w:hAnsi="Times New Roman" w:cs="Times New Roman"/>
+          <w:sz w:val="24"/>
+          <w:szCs w:val="24"/>
+          <w:rtl/>
+        </w:rPr>
+        <w:t>هنگام کمک به من برای نوشتن، اصلاح یا رفع خطای کد، این قواعد را همیشه رعایت کن</w:t>
+      </w:r>
+      <w:r>
+        <w:rPr>
+          <w:rFonts w:ascii="Times New Roman" w:eastAsia="Times New Roman" w:hAnsi="Times New Roman" w:cs="Times New Roman"/>
+          <w:sz w:val="24"/>
+          <w:szCs w:val="24"/>
+        </w:rPr>
+        <w:t>:</w:t>
+      </w:r>
+    </w:p>
+    <w:p>
+      <w:pPr>
+        <w:bidi w:val="0"/>
+        <w:spacing w:before="100" w:beforeAutospacing="1" w:after="100" w:afterAutospacing="1" w:line="240" w:lineRule="auto"/>
+        <w:jc w:val="left"/>
+        <w:rPr>
+          <w:rFonts w:ascii="Times New Roman" w:eastAsia="Times New Roman" w:hAnsi="Times New Roman" w:cs="Times New Roman"/>
+          <w:sz w:val="24"/>
+          <w:szCs w:val="24"/>
+        </w:rPr>
+      </w:pPr>
+    </w:p>
+    <w:p>
+      <w:pPr>
+        <w:bidi w:val="0"/>
+        <w:spacing w:before="100" w:beforeAutospacing="1" w:after="100" w:afterAutospacing="1" w:line="240" w:lineRule="auto"/>
+        <w:jc w:val="left"/>
+        <w:rPr>
+          <w:rFonts w:ascii="Times New Roman" w:eastAsia="Times New Roman" w:hAnsi="Times New Roman" w:cs="Times New Roman"/>
+          <w:sz w:val="24"/>
+          <w:szCs w:val="24"/>
+        </w:rPr>
+      </w:pPr>
+      <w:r>
+        <w:rPr>
+          <w:rFonts w:ascii="Times New Roman" w:eastAsia="Times New Roman" w:hAnsi="Times New Roman" w:cs="Times New Roman"/>
+          <w:sz w:val="24"/>
+          <w:szCs w:val="24"/>
+        </w:rPr>
+        <w:t xml:space="preserve">1) </w:t>
+      </w:r>
+      <w:r>
+        <w:rPr>
+          <w:rFonts w:ascii="Times New Roman" w:eastAsia="Times New Roman" w:hAnsi="Times New Roman" w:cs="Times New Roman"/>
+          <w:sz w:val="24"/>
+          <w:szCs w:val="24"/>
+          <w:rtl/>
+        </w:rPr>
+        <w:t>پیش از پیشنهاد هرگونه تغییر در کد، ابتدا فایل، تابع یا قطعه‌کد فعلیِ مرتبط را از من درخواست کن؛ مگر اینکه همان کد در پیام‌های قبلی گفتگو به‌طور کامل در اختیار تو قرار گرفته باشد</w:t>
+      </w:r>
+      <w:r>
+        <w:rPr>
+          <w:rFonts w:ascii="Times New Roman" w:eastAsia="Times New Roman" w:hAnsi="Times New Roman" w:cs="Times New Roman"/>
+          <w:sz w:val="24"/>
+          <w:szCs w:val="24"/>
+        </w:rPr>
+        <w:t>.</w:t>
+      </w:r>
+    </w:p>
+    <w:p>
+      <w:pPr>
+        <w:bidi w:val="0"/>
+        <w:spacing w:before="100" w:beforeAutospacing="1" w:after="100" w:afterAutospacing="1" w:line="240" w:lineRule="auto"/>
+        <w:jc w:val="left"/>
+        <w:rPr>
+          <w:rFonts w:ascii="Times New Roman" w:eastAsia="Times New Roman" w:hAnsi="Times New Roman" w:cs="Times New Roman"/>
+          <w:sz w:val="24"/>
+          <w:szCs w:val="24"/>
+        </w:rPr>
+      </w:pPr>
+    </w:p>
+    <w:p>
+      <w:pPr>
+        <w:bidi w:val="0"/>
+        <w:spacing w:before="100" w:beforeAutospacing="1" w:after="100" w:afterAutospacing="1" w:line="240" w:lineRule="auto"/>
+        <w:jc w:val="left"/>
+        <w:rPr>
+          <w:rFonts w:ascii="Times New Roman" w:eastAsia="Times New Roman" w:hAnsi="Times New Roman" w:cs="Times New Roman"/>
+          <w:sz w:val="24"/>
+          <w:szCs w:val="24"/>
+        </w:rPr>
+      </w:pPr>
+      <w:r>
+        <w:rPr>
+          <w:rFonts w:ascii="Times New Roman" w:eastAsia="Times New Roman" w:hAnsi="Times New Roman" w:cs="Times New Roman"/>
+          <w:sz w:val="24"/>
+          <w:szCs w:val="24"/>
+        </w:rPr>
+        <w:t xml:space="preserve">2) </w:t>
+      </w:r>
+      <w:r>
+        <w:rPr>
+          <w:rFonts w:ascii="Times New Roman" w:eastAsia="Times New Roman" w:hAnsi="Times New Roman" w:cs="Times New Roman"/>
+          <w:sz w:val="24"/>
+          <w:szCs w:val="24"/>
+          <w:rtl/>
+        </w:rPr>
+        <w:t>بدون مشاهدهٔ کد فعلی، کد کاملِ فرضی یا دستورهای مبهم مانند «این بخش را تغییر بده» ارائه نکن</w:t>
+      </w:r>
+      <w:r>
+        <w:rPr>
+          <w:rFonts w:ascii="Times New Roman" w:eastAsia="Times New Roman" w:hAnsi="Times New Roman" w:cs="Times New Roman"/>
+          <w:sz w:val="24"/>
+          <w:szCs w:val="24"/>
+        </w:rPr>
+        <w:t>.</w:t>
+      </w:r>
+    </w:p>
+    <w:p>
+      <w:pPr>
+        <w:bidi w:val="0"/>
+        <w:spacing w:before="100" w:beforeAutospacing="1" w:after="100" w:afterAutospacing="1" w:line="240" w:lineRule="auto"/>
+        <w:jc w:val="left"/>
+        <w:rPr>
+          <w:rFonts w:ascii="Times New Roman" w:eastAsia="Times New Roman" w:hAnsi="Times New Roman" w:cs="Times New Roman"/>
+          <w:sz w:val="24"/>
+          <w:szCs w:val="24"/>
+        </w:rPr>
+      </w:pPr>
+    </w:p>
+    <w:p>
+      <w:pPr>
+        <w:bidi w:val="0"/>
+        <w:spacing w:before="100" w:beforeAutospacing="1" w:after="100" w:afterAutospacing="1" w:line="240" w:lineRule="auto"/>
+        <w:jc w:val="left"/>
+        <w:rPr>
+          <w:rFonts w:ascii="Times New Roman" w:eastAsia="Times New Roman" w:hAnsi="Times New Roman" w:cs="Times New Roman"/>
+          <w:sz w:val="24"/>
+          <w:szCs w:val="24"/>
+        </w:rPr>
+      </w:pPr>
+      <w:r>
+        <w:rPr>
+          <w:rFonts w:ascii="Times New Roman" w:eastAsia="Times New Roman" w:hAnsi="Times New Roman" w:cs="Times New Roman"/>
+          <w:sz w:val="24"/>
+          <w:szCs w:val="24"/>
+        </w:rPr>
+        <w:t xml:space="preserve">3) </w:t>
+      </w:r>
+      <w:r>
+        <w:rPr>
+          <w:rFonts w:ascii="Times New Roman" w:eastAsia="Times New Roman" w:hAnsi="Times New Roman" w:cs="Times New Roman"/>
+          <w:sz w:val="24"/>
+          <w:szCs w:val="24"/>
+          <w:rtl/>
+        </w:rPr>
+        <w:t>پس از دریافت کد، تغییرات را به‌صورت دقیق، مرحله‌به‌مرحله و قابل اجرا ارائه کن</w:t>
+      </w:r>
+      <w:r>
+        <w:rPr>
+          <w:rFonts w:ascii="Times New Roman" w:eastAsia="Times New Roman" w:hAnsi="Times New Roman" w:cs="Times New Roman"/>
+          <w:sz w:val="24"/>
+          <w:szCs w:val="24"/>
+        </w:rPr>
+        <w:t>:</w:t>
+      </w:r>
+    </w:p>
+    <w:p>
+      <w:pPr>
+        <w:bidi w:val="0"/>
+        <w:spacing w:before="100" w:beforeAutospacing="1" w:after="100" w:afterAutospacing="1" w:line="240" w:lineRule="auto"/>
+        <w:jc w:val="left"/>
+        <w:rPr>
+          <w:rFonts w:ascii="Times New Roman" w:eastAsia="Times New Roman" w:hAnsi="Times New Roman" w:cs="Times New Roman"/>
+          <w:sz w:val="24"/>
+          <w:szCs w:val="24"/>
+        </w:rPr>
+      </w:pPr>
+      <w:r>
+        <w:rPr>
+          <w:rFonts w:ascii="Times New Roman" w:eastAsia="Times New Roman" w:hAnsi="Times New Roman" w:cs="Times New Roman"/>
+          <w:sz w:val="24"/>
+          <w:szCs w:val="24"/>
+        </w:rPr>
+        <w:t xml:space="preserve">   - </w:t>
+      </w:r>
+      <w:r>
+        <w:rPr>
+          <w:rFonts w:ascii="Times New Roman" w:eastAsia="Times New Roman" w:hAnsi="Times New Roman" w:cs="Times New Roman"/>
+          <w:sz w:val="24"/>
+          <w:szCs w:val="24"/>
+          <w:rtl/>
+        </w:rPr>
+        <w:t>نام و مسیر فایل را مشخص کن</w:t>
+      </w:r>
+      <w:r>
+        <w:rPr>
+          <w:rFonts w:ascii="Times New Roman" w:eastAsia="Times New Roman" w:hAnsi="Times New Roman" w:cs="Times New Roman"/>
+          <w:sz w:val="24"/>
+          <w:szCs w:val="24"/>
+        </w:rPr>
+        <w:t>.</w:t>
+      </w:r>
+    </w:p>
+    <w:p>
+      <w:pPr>
+        <w:bidi w:val="0"/>
+        <w:spacing w:before="100" w:beforeAutospacing="1" w:after="100" w:afterAutospacing="1" w:line="240" w:lineRule="auto"/>
+        <w:jc w:val="left"/>
+        <w:rPr>
+          <w:rFonts w:ascii="Times New Roman" w:eastAsia="Times New Roman" w:hAnsi="Times New Roman" w:cs="Times New Roman"/>
+          <w:sz w:val="24"/>
+          <w:szCs w:val="24"/>
+        </w:rPr>
+      </w:pPr>
+      <w:r>
+        <w:rPr>
+          <w:rFonts w:ascii="Times New Roman" w:eastAsia="Times New Roman" w:hAnsi="Times New Roman" w:cs="Times New Roman"/>
+          <w:sz w:val="24"/>
+          <w:szCs w:val="24"/>
+        </w:rPr>
+        <w:t xml:space="preserve">   - </w:t>
+      </w:r>
+      <w:r>
+        <w:rPr>
+          <w:rFonts w:ascii="Times New Roman" w:eastAsia="Times New Roman" w:hAnsi="Times New Roman" w:cs="Times New Roman"/>
+          <w:sz w:val="24"/>
+          <w:szCs w:val="24"/>
+          <w:rtl/>
+        </w:rPr>
+        <w:t>دقیقاً بگو کدام بخش باید حذف شود</w:t>
+      </w:r>
+      <w:r>
+        <w:rPr>
+          <w:rFonts w:ascii="Times New Roman" w:eastAsia="Times New Roman" w:hAnsi="Times New Roman" w:cs="Times New Roman"/>
+          <w:sz w:val="24"/>
+          <w:szCs w:val="24"/>
+        </w:rPr>
+        <w:t>.</w:t>
+      </w:r>
+    </w:p>
+    <w:p>
+      <w:pPr>
+        <w:bidi w:val="0"/>
+        <w:spacing w:before="100" w:beforeAutospacing="1" w:after="100" w:afterAutospacing="1" w:line="240" w:lineRule="auto"/>
+        <w:jc w:val="left"/>
+        <w:rPr>
+          <w:rFonts w:ascii="Times New Roman" w:eastAsia="Times New Roman" w:hAnsi="Times New Roman" w:cs="Times New Roman"/>
+          <w:sz w:val="24"/>
+          <w:szCs w:val="24"/>
+        </w:rPr>
+      </w:pPr>
+      <w:r>
+        <w:rPr>
+          <w:rFonts w:ascii="Times New Roman" w:eastAsia="Times New Roman" w:hAnsi="Times New Roman" w:cs="Times New Roman"/>
+          <w:sz w:val="24"/>
+          <w:szCs w:val="24"/>
+        </w:rPr>
+        <w:t xml:space="preserve">   - </w:t>
+      </w:r>
+      <w:r>
+        <w:rPr>
+          <w:rFonts w:ascii="Times New Roman" w:eastAsia="Times New Roman" w:hAnsi="Times New Roman" w:cs="Times New Roman"/>
+          <w:sz w:val="24"/>
+          <w:szCs w:val="24"/>
+          <w:rtl/>
+        </w:rPr>
+        <w:t>بخش قابل حذف را کامل و بدون خلاصه‌سازی، بین دو نشانهٔ واضح ارائه کن</w:t>
+      </w:r>
+      <w:r>
+        <w:rPr>
+          <w:rFonts w:ascii="Times New Roman" w:eastAsia="Times New Roman" w:hAnsi="Times New Roman" w:cs="Times New Roman"/>
+          <w:sz w:val="24"/>
+          <w:szCs w:val="24"/>
+        </w:rPr>
+        <w:t>:</w:t>
+      </w:r>
+    </w:p>
+    <w:p>
+      <w:pPr>
+        <w:bidi w:val="0"/>
+        <w:spacing w:before="100" w:beforeAutospacing="1" w:after="100" w:afterAutospacing="1" w:line="240" w:lineRule="auto"/>
+        <w:jc w:val="left"/>
+        <w:rPr>
+          <w:rFonts w:ascii="Times New Roman" w:eastAsia="Times New Roman" w:hAnsi="Times New Roman" w:cs="Times New Roman"/>
+          <w:sz w:val="24"/>
+          <w:szCs w:val="24"/>
+        </w:rPr>
+      </w:pPr>
+      <w:r>
+        <w:rPr>
+          <w:rFonts w:ascii="Times New Roman" w:eastAsia="Times New Roman" w:hAnsi="Times New Roman" w:cs="Times New Roman"/>
+          <w:sz w:val="24"/>
+          <w:szCs w:val="24"/>
+        </w:rPr>
+        <w:t>     «</w:t>
+      </w:r>
+      <w:r>
+        <w:rPr>
+          <w:rFonts w:ascii="Times New Roman" w:eastAsia="Times New Roman" w:hAnsi="Times New Roman" w:cs="Times New Roman"/>
+          <w:sz w:val="24"/>
+          <w:szCs w:val="24"/>
+          <w:rtl/>
+        </w:rPr>
+        <w:t>از اینجا حذف شود» و «تا اینجا حذف شود</w:t>
+      </w:r>
+      <w:r>
+        <w:rPr>
+          <w:rFonts w:ascii="Times New Roman" w:eastAsia="Times New Roman" w:hAnsi="Times New Roman" w:cs="Times New Roman"/>
+          <w:sz w:val="24"/>
+          <w:szCs w:val="24"/>
+        </w:rPr>
+        <w:t>».</w:t>
+      </w:r>
+    </w:p>
+    <w:p>
+      <w:pPr>
+        <w:bidi w:val="0"/>
+        <w:spacing w:before="100" w:beforeAutospacing="1" w:after="100" w:afterAutospacing="1" w:line="240" w:lineRule="auto"/>
+        <w:jc w:val="left"/>
+        <w:rPr>
+          <w:rFonts w:ascii="Times New Roman" w:eastAsia="Times New Roman" w:hAnsi="Times New Roman" w:cs="Times New Roman"/>
+          <w:sz w:val="24"/>
+          <w:szCs w:val="24"/>
+        </w:rPr>
+      </w:pPr>
+      <w:r>
+        <w:rPr>
+          <w:rFonts w:ascii="Times New Roman" w:eastAsia="Times New Roman" w:hAnsi="Times New Roman" w:cs="Times New Roman"/>
+          <w:sz w:val="24"/>
+          <w:szCs w:val="24"/>
+        </w:rPr>
+        <w:t xml:space="preserve">   - </w:t>
+      </w:r>
+      <w:r>
+        <w:rPr>
+          <w:rFonts w:ascii="Times New Roman" w:eastAsia="Times New Roman" w:hAnsi="Times New Roman" w:cs="Times New Roman"/>
+          <w:sz w:val="24"/>
+          <w:szCs w:val="24"/>
+          <w:rtl/>
+        </w:rPr>
+        <w:t>سپس کد جایگزین را کامل، در یک</w:t>
+      </w:r>
+      <w:r>
+        <w:rPr>
+          <w:rFonts w:ascii="Times New Roman" w:eastAsia="Times New Roman" w:hAnsi="Times New Roman" w:cs="Times New Roman"/>
+          <w:sz w:val="24"/>
+          <w:szCs w:val="24"/>
+        </w:rPr>
+        <w:t xml:space="preserve"> code block </w:t>
+      </w:r>
+      <w:r>
+        <w:rPr>
+          <w:rFonts w:ascii="Times New Roman" w:eastAsia="Times New Roman" w:hAnsi="Times New Roman" w:cs="Times New Roman"/>
+          <w:sz w:val="24"/>
+          <w:szCs w:val="24"/>
+          <w:rtl/>
+        </w:rPr>
+        <w:t>جداگانه ارائه کن</w:t>
+      </w:r>
+      <w:r>
+        <w:rPr>
+          <w:rFonts w:ascii="Times New Roman" w:eastAsia="Times New Roman" w:hAnsi="Times New Roman" w:cs="Times New Roman"/>
+          <w:sz w:val="24"/>
+          <w:szCs w:val="24"/>
+        </w:rPr>
+        <w:t>.</w:t>
+      </w:r>
+    </w:p>
+    <w:p>
+      <w:pPr>
+        <w:bidi w:val="0"/>
+        <w:spacing w:before="100" w:beforeAutospacing="1" w:after="100" w:afterAutospacing="1" w:line="240" w:lineRule="auto"/>
+        <w:jc w:val="left"/>
+        <w:rPr>
+          <w:rFonts w:ascii="Times New Roman" w:eastAsia="Times New Roman" w:hAnsi="Times New Roman" w:cs="Times New Roman"/>
+          <w:sz w:val="24"/>
+          <w:szCs w:val="24"/>
+        </w:rPr>
+      </w:pPr>
+      <w:r>
+        <w:rPr>
+          <w:rFonts w:ascii="Times New Roman" w:eastAsia="Times New Roman" w:hAnsi="Times New Roman" w:cs="Times New Roman"/>
+          <w:sz w:val="24"/>
+          <w:szCs w:val="24"/>
+        </w:rPr>
+        <w:t xml:space="preserve">   - </w:t>
+      </w:r>
+      <w:r>
+        <w:rPr>
+          <w:rFonts w:ascii="Times New Roman" w:eastAsia="Times New Roman" w:hAnsi="Times New Roman" w:cs="Times New Roman"/>
+          <w:sz w:val="24"/>
+          <w:szCs w:val="24"/>
+          <w:rtl/>
+        </w:rPr>
+        <w:t xml:space="preserve">اگر قرار نیست بخشی جایگزین شود، صریحاً بگو: «این بخش فقط حذف شود و جایگزین </w:t>
+      </w:r>
+      <w:proofErr w:type="gramStart"/>
+      <w:r>
+        <w:rPr>
+          <w:rFonts w:ascii="Times New Roman" w:eastAsia="Times New Roman" w:hAnsi="Times New Roman" w:cs="Times New Roman"/>
+          <w:sz w:val="24"/>
+          <w:szCs w:val="24"/>
+          <w:rtl/>
+        </w:rPr>
+        <w:t>ندارد</w:t>
+      </w:r>
+      <w:r>
+        <w:rPr>
+          <w:rFonts w:ascii="Times New Roman" w:eastAsia="Times New Roman" w:hAnsi="Times New Roman" w:cs="Times New Roman"/>
+          <w:sz w:val="24"/>
+          <w:szCs w:val="24"/>
+        </w:rPr>
+        <w:t>.»</w:t>
+      </w:r>
+      <w:proofErr w:type="gramEnd"/>
+    </w:p>
+    <w:p>
+      <w:pPr>
+        <w:bidi w:val="0"/>
+        <w:spacing w:before="100" w:beforeAutospacing="1" w:after="100" w:afterAutospacing="1" w:line="240" w:lineRule="auto"/>
+        <w:jc w:val="left"/>
+        <w:rPr>
+          <w:rFonts w:ascii="Times New Roman" w:eastAsia="Times New Roman" w:hAnsi="Times New Roman" w:cs="Times New Roman"/>
+          <w:sz w:val="24"/>
+          <w:szCs w:val="24"/>
+        </w:rPr>
+      </w:pPr>
+      <w:r>
+        <w:rPr>
+          <w:rFonts w:ascii="Times New Roman" w:eastAsia="Times New Roman" w:hAnsi="Times New Roman" w:cs="Times New Roman"/>
+          <w:sz w:val="24"/>
+          <w:szCs w:val="24"/>
+        </w:rPr>
+        <w:t xml:space="preserve">   - </w:t>
+      </w:r>
+      <w:r>
+        <w:rPr>
+          <w:rFonts w:ascii="Times New Roman" w:eastAsia="Times New Roman" w:hAnsi="Times New Roman" w:cs="Times New Roman"/>
+          <w:sz w:val="24"/>
+          <w:szCs w:val="24"/>
+          <w:rtl/>
+        </w:rPr>
+        <w:t>محل درج کد جدید را دقیق تعیین کن؛ مثلاً «بلافاصله بعد از تابع</w:t>
+      </w:r>
+      <w:r>
+        <w:rPr>
+          <w:rFonts w:ascii="Times New Roman" w:eastAsia="Times New Roman" w:hAnsi="Times New Roman" w:cs="Times New Roman"/>
+          <w:sz w:val="24"/>
+          <w:szCs w:val="24"/>
+        </w:rPr>
+        <w:t xml:space="preserve"> X»</w:t>
+      </w:r>
+      <w:r>
+        <w:rPr>
+          <w:rFonts w:ascii="Times New Roman" w:eastAsia="Times New Roman" w:hAnsi="Times New Roman" w:cs="Times New Roman"/>
+          <w:sz w:val="24"/>
+          <w:szCs w:val="24"/>
+          <w:rtl/>
+        </w:rPr>
+        <w:t xml:space="preserve">، </w:t>
+      </w:r>
+      <w:r>
+        <w:rPr>
+          <w:rFonts w:ascii="Times New Roman" w:eastAsia="Times New Roman" w:hAnsi="Times New Roman" w:cs="Times New Roman"/>
+          <w:sz w:val="24"/>
+          <w:szCs w:val="24"/>
+        </w:rPr>
+        <w:t>«</w:t>
+      </w:r>
+      <w:r>
+        <w:rPr>
+          <w:rFonts w:ascii="Times New Roman" w:eastAsia="Times New Roman" w:hAnsi="Times New Roman" w:cs="Times New Roman"/>
+          <w:sz w:val="24"/>
+          <w:szCs w:val="24"/>
+          <w:rtl/>
+        </w:rPr>
+        <w:t>قبل از خط</w:t>
+      </w:r>
+      <w:r>
+        <w:rPr>
+          <w:rFonts w:ascii="Times New Roman" w:eastAsia="Times New Roman" w:hAnsi="Times New Roman" w:cs="Times New Roman"/>
+          <w:sz w:val="24"/>
+          <w:szCs w:val="24"/>
+        </w:rPr>
+        <w:t xml:space="preserve"> Y»</w:t>
+      </w:r>
+      <w:r>
+        <w:rPr>
+          <w:rFonts w:ascii="Times New Roman" w:eastAsia="Times New Roman" w:hAnsi="Times New Roman" w:cs="Times New Roman"/>
+          <w:sz w:val="24"/>
+          <w:szCs w:val="24"/>
+          <w:rtl/>
+        </w:rPr>
+        <w:t>، یا «به‌جای بلوک حذف‌شده</w:t>
+      </w:r>
+      <w:r>
+        <w:rPr>
+          <w:rFonts w:ascii="Times New Roman" w:eastAsia="Times New Roman" w:hAnsi="Times New Roman" w:cs="Times New Roman"/>
+          <w:sz w:val="24"/>
+          <w:szCs w:val="24"/>
+        </w:rPr>
+        <w:t>».</w:t>
+      </w:r>
+    </w:p>
+    <w:p>
+      <w:pPr>
+        <w:bidi w:val="0"/>
+        <w:spacing w:before="100" w:beforeAutospacing="1" w:after="100" w:afterAutospacing="1" w:line="240" w:lineRule="auto"/>
+        <w:jc w:val="left"/>
+        <w:rPr>
+          <w:rFonts w:ascii="Times New Roman" w:eastAsia="Times New Roman" w:hAnsi="Times New Roman" w:cs="Times New Roman"/>
+          <w:sz w:val="24"/>
+          <w:szCs w:val="24"/>
+        </w:rPr>
+      </w:pPr>
+    </w:p>
+    <w:p>
+      <w:pPr>
+        <w:bidi w:val="0"/>
+        <w:spacing w:before="100" w:beforeAutospacing="1" w:after="100" w:afterAutospacing="1" w:line="240" w:lineRule="auto"/>
+        <w:jc w:val="left"/>
+        <w:rPr>
+          <w:rFonts w:ascii="Times New Roman" w:eastAsia="Times New Roman" w:hAnsi="Times New Roman" w:cs="Times New Roman"/>
+          <w:sz w:val="24"/>
+          <w:szCs w:val="24"/>
+        </w:rPr>
+      </w:pPr>
+      <w:r>
+        <w:rPr>
+          <w:rFonts w:ascii="Times New Roman" w:eastAsia="Times New Roman" w:hAnsi="Times New Roman" w:cs="Times New Roman"/>
+          <w:sz w:val="24"/>
+          <w:szCs w:val="24"/>
+        </w:rPr>
+        <w:t xml:space="preserve">4) </w:t>
+      </w:r>
+      <w:r>
+        <w:rPr>
+          <w:rFonts w:ascii="Times New Roman" w:eastAsia="Times New Roman" w:hAnsi="Times New Roman" w:cs="Times New Roman"/>
+          <w:sz w:val="24"/>
+          <w:szCs w:val="24"/>
+          <w:rtl/>
+        </w:rPr>
+        <w:t>تا حد امکان تغییرات را حداقلی نگه دار؛ فقط بخش لازم را تغییر بده و ساختار، نام‌گذاری، کتابخانه‌ها و منطق موجود پروژه را بی‌دلیل بازنویسی نکن</w:t>
+      </w:r>
+      <w:r>
+        <w:rPr>
+          <w:rFonts w:ascii="Times New Roman" w:eastAsia="Times New Roman" w:hAnsi="Times New Roman" w:cs="Times New Roman"/>
+          <w:sz w:val="24"/>
+          <w:szCs w:val="24"/>
+        </w:rPr>
+        <w:t>.</w:t>
+      </w:r>
+    </w:p>
+    <w:p>
+      <w:pPr>
+        <w:bidi w:val="0"/>
+        <w:spacing w:before="100" w:beforeAutospacing="1" w:after="100" w:afterAutospacing="1" w:line="240" w:lineRule="auto"/>
+        <w:jc w:val="left"/>
+        <w:rPr>
+          <w:rFonts w:ascii="Times New Roman" w:eastAsia="Times New Roman" w:hAnsi="Times New Roman" w:cs="Times New Roman"/>
+          <w:sz w:val="24"/>
+          <w:szCs w:val="24"/>
+        </w:rPr>
+      </w:pPr>
+    </w:p>
+    <w:p>
+      <w:pPr>
+        <w:bidi w:val="0"/>
+        <w:spacing w:before="100" w:beforeAutospacing="1" w:after="100" w:afterAutospacing="1" w:line="240" w:lineRule="auto"/>
+        <w:jc w:val="left"/>
+        <w:rPr>
+          <w:rFonts w:ascii="Times New Roman" w:eastAsia="Times New Roman" w:hAnsi="Times New Roman" w:cs="Times New Roman"/>
+          <w:sz w:val="24"/>
+          <w:szCs w:val="24"/>
+        </w:rPr>
+      </w:pPr>
+      <w:r>
+        <w:rPr>
+          <w:rFonts w:ascii="Times New Roman" w:eastAsia="Times New Roman" w:hAnsi="Times New Roman" w:cs="Times New Roman"/>
+          <w:sz w:val="24"/>
+          <w:szCs w:val="24"/>
+        </w:rPr>
+        <w:t xml:space="preserve">5) </w:t>
+      </w:r>
+      <w:r>
+        <w:rPr>
+          <w:rFonts w:ascii="Times New Roman" w:eastAsia="Times New Roman" w:hAnsi="Times New Roman" w:cs="Times New Roman"/>
+          <w:sz w:val="24"/>
+          <w:szCs w:val="24"/>
+          <w:rtl/>
+        </w:rPr>
+        <w:t>اگر برای ارائهٔ تغییر دقیق، اطلاعاتی مانند محتوای یک تابع، ساختار</w:t>
+      </w:r>
+      <w:r>
+        <w:rPr>
+          <w:rFonts w:ascii="Times New Roman" w:eastAsia="Times New Roman" w:hAnsi="Times New Roman" w:cs="Times New Roman"/>
+          <w:sz w:val="24"/>
+          <w:szCs w:val="24"/>
+        </w:rPr>
+        <w:t xml:space="preserve"> HTML</w:t>
+      </w:r>
+      <w:r>
+        <w:rPr>
+          <w:rFonts w:ascii="Times New Roman" w:eastAsia="Times New Roman" w:hAnsi="Times New Roman" w:cs="Times New Roman"/>
+          <w:sz w:val="24"/>
+          <w:szCs w:val="24"/>
+          <w:rtl/>
+        </w:rPr>
+        <w:t>، نام</w:t>
+      </w:r>
+      <w:r>
+        <w:rPr>
+          <w:rFonts w:ascii="Times New Roman" w:eastAsia="Times New Roman" w:hAnsi="Times New Roman" w:cs="Times New Roman"/>
+          <w:sz w:val="24"/>
+          <w:szCs w:val="24"/>
+        </w:rPr>
+        <w:t xml:space="preserve"> ID</w:t>
+      </w:r>
+      <w:r>
+        <w:rPr>
+          <w:rFonts w:ascii="Times New Roman" w:eastAsia="Times New Roman" w:hAnsi="Times New Roman" w:cs="Times New Roman"/>
+          <w:sz w:val="24"/>
+          <w:szCs w:val="24"/>
+          <w:rtl/>
+        </w:rPr>
+        <w:t xml:space="preserve">ها، نسخهٔ کتابخانه، </w:t>
+      </w:r>
+      <w:r>
+        <w:rPr>
+          <w:rFonts w:ascii="Times New Roman" w:eastAsia="Times New Roman" w:hAnsi="Times New Roman" w:cs="Times New Roman"/>
+          <w:sz w:val="24"/>
+          <w:szCs w:val="24"/>
+        </w:rPr>
+        <w:t xml:space="preserve">schema </w:t>
+      </w:r>
+      <w:r>
+        <w:rPr>
+          <w:rFonts w:ascii="Times New Roman" w:eastAsia="Times New Roman" w:hAnsi="Times New Roman" w:cs="Times New Roman"/>
+          <w:sz w:val="24"/>
+          <w:szCs w:val="24"/>
+          <w:rtl/>
+        </w:rPr>
+        <w:t>دیتابیس یا متن خطا لازم است، ابتدا فقط همان اطلاعات لازم را از من بخواه</w:t>
+      </w:r>
+      <w:r>
+        <w:rPr>
+          <w:rFonts w:ascii="Times New Roman" w:eastAsia="Times New Roman" w:hAnsi="Times New Roman" w:cs="Times New Roman"/>
+          <w:sz w:val="24"/>
+          <w:szCs w:val="24"/>
+        </w:rPr>
+        <w:t>.</w:t>
+      </w:r>
+    </w:p>
+    <w:p>
+      <w:pPr>
+        <w:bidi w:val="0"/>
+        <w:spacing w:before="100" w:beforeAutospacing="1" w:after="100" w:afterAutospacing="1" w:line="240" w:lineRule="auto"/>
+        <w:jc w:val="left"/>
+        <w:rPr>
+          <w:rFonts w:ascii="Times New Roman" w:eastAsia="Times New Roman" w:hAnsi="Times New Roman" w:cs="Times New Roman"/>
+          <w:sz w:val="24"/>
+          <w:szCs w:val="24"/>
+        </w:rPr>
+      </w:pPr>
+    </w:p>
+    <w:p>
+      <w:pPr>
+        <w:bidi w:val="0"/>
+        <w:spacing w:before="100" w:beforeAutospacing="1" w:after="100" w:afterAutospacing="1" w:line="240" w:lineRule="auto"/>
+        <w:jc w:val="left"/>
+        <w:rPr>
+          <w:rFonts w:ascii="Times New Roman" w:eastAsia="Times New Roman" w:hAnsi="Times New Roman" w:cs="Times New Roman"/>
+          <w:sz w:val="24"/>
+          <w:szCs w:val="24"/>
+        </w:rPr>
+      </w:pPr>
+      <w:r>
+        <w:rPr>
+          <w:rFonts w:ascii="Times New Roman" w:eastAsia="Times New Roman" w:hAnsi="Times New Roman" w:cs="Times New Roman"/>
+          <w:sz w:val="24"/>
+          <w:szCs w:val="24"/>
+        </w:rPr>
+        <w:t xml:space="preserve">6) </w:t>
+      </w:r>
+      <w:r>
+        <w:rPr>
+          <w:rFonts w:ascii="Times New Roman" w:eastAsia="Times New Roman" w:hAnsi="Times New Roman" w:cs="Times New Roman"/>
+          <w:sz w:val="24"/>
+          <w:szCs w:val="24"/>
+          <w:rtl/>
+        </w:rPr>
+        <w:t xml:space="preserve">پیش از پیشنهاد حذف یا تغییر فیلدهای دیتابیس، </w:t>
+      </w:r>
+      <w:r>
+        <w:rPr>
+          <w:rFonts w:ascii="Times New Roman" w:eastAsia="Times New Roman" w:hAnsi="Times New Roman" w:cs="Times New Roman"/>
+          <w:sz w:val="24"/>
+          <w:szCs w:val="24"/>
+        </w:rPr>
+        <w:t>API</w:t>
+      </w:r>
+      <w:r>
+        <w:rPr>
+          <w:rFonts w:ascii="Times New Roman" w:eastAsia="Times New Roman" w:hAnsi="Times New Roman" w:cs="Times New Roman"/>
+          <w:sz w:val="24"/>
+          <w:szCs w:val="24"/>
+          <w:rtl/>
+        </w:rPr>
+        <w:t xml:space="preserve">، </w:t>
+      </w:r>
+      <w:r>
+        <w:rPr>
+          <w:rFonts w:ascii="Times New Roman" w:eastAsia="Times New Roman" w:hAnsi="Times New Roman" w:cs="Times New Roman"/>
+          <w:sz w:val="24"/>
+          <w:szCs w:val="24"/>
+        </w:rPr>
+        <w:t>route</w:t>
+      </w:r>
+      <w:r>
+        <w:rPr>
+          <w:rFonts w:ascii="Times New Roman" w:eastAsia="Times New Roman" w:hAnsi="Times New Roman" w:cs="Times New Roman"/>
+          <w:sz w:val="24"/>
+          <w:szCs w:val="24"/>
+          <w:rtl/>
+        </w:rPr>
+        <w:t>ها یا فایل‌ها، وابستگی‌ها و استفاده‌های احتمالی آن را یادآوری کن و ترتیب امن انجام کار را بگو؛ معمولاً</w:t>
+      </w:r>
+      <w:r>
+        <w:rPr>
+          <w:rFonts w:ascii="Times New Roman" w:eastAsia="Times New Roman" w:hAnsi="Times New Roman" w:cs="Times New Roman"/>
+          <w:sz w:val="24"/>
+          <w:szCs w:val="24"/>
+        </w:rPr>
+        <w:t>:</w:t>
+      </w:r>
+    </w:p>
+    <w:p>
+      <w:pPr>
+        <w:bidi w:val="0"/>
+        <w:spacing w:before="100" w:beforeAutospacing="1" w:after="100" w:afterAutospacing="1" w:line="240" w:lineRule="auto"/>
+        <w:jc w:val="left"/>
+        <w:rPr>
+          <w:rFonts w:ascii="Times New Roman" w:eastAsia="Times New Roman" w:hAnsi="Times New Roman" w:cs="Times New Roman"/>
+          <w:sz w:val="24"/>
+          <w:szCs w:val="24"/>
+        </w:rPr>
+      </w:pPr>
+      <w:r>
+        <w:rPr>
+          <w:rFonts w:ascii="Times New Roman" w:eastAsia="Times New Roman" w:hAnsi="Times New Roman" w:cs="Times New Roman"/>
+          <w:sz w:val="24"/>
+          <w:szCs w:val="24"/>
+        </w:rPr>
+        <w:t>   «</w:t>
+      </w:r>
+      <w:r>
+        <w:rPr>
+          <w:rFonts w:ascii="Times New Roman" w:eastAsia="Times New Roman" w:hAnsi="Times New Roman" w:cs="Times New Roman"/>
+          <w:sz w:val="24"/>
+          <w:szCs w:val="24"/>
+          <w:rtl/>
+        </w:rPr>
+        <w:t>ابتدا تغییر فرانت/بک‌اند → تست → سپس تغییر</w:t>
+      </w:r>
+      <w:r>
+        <w:rPr>
+          <w:rFonts w:ascii="Times New Roman" w:eastAsia="Times New Roman" w:hAnsi="Times New Roman" w:cs="Times New Roman"/>
+          <w:sz w:val="24"/>
+          <w:szCs w:val="24"/>
+        </w:rPr>
+        <w:t xml:space="preserve"> schema </w:t>
+      </w:r>
+      <w:r>
+        <w:rPr>
+          <w:rFonts w:ascii="Times New Roman" w:eastAsia="Times New Roman" w:hAnsi="Times New Roman" w:cs="Times New Roman"/>
+          <w:sz w:val="24"/>
+          <w:szCs w:val="24"/>
+          <w:rtl/>
+        </w:rPr>
+        <w:t>یا حذف فیلد</w:t>
+      </w:r>
+      <w:r>
+        <w:rPr>
+          <w:rFonts w:ascii="Times New Roman" w:eastAsia="Times New Roman" w:hAnsi="Times New Roman" w:cs="Times New Roman"/>
+          <w:sz w:val="24"/>
+          <w:szCs w:val="24"/>
+        </w:rPr>
+        <w:t>».</w:t>
+      </w:r>
+    </w:p>
+    <w:p>
+      <w:pPr>
+        <w:bidi w:val="0"/>
+        <w:spacing w:before="100" w:beforeAutospacing="1" w:after="100" w:afterAutospacing="1" w:line="240" w:lineRule="auto"/>
+        <w:jc w:val="left"/>
+        <w:rPr>
+          <w:rFonts w:ascii="Times New Roman" w:eastAsia="Times New Roman" w:hAnsi="Times New Roman" w:cs="Times New Roman"/>
+          <w:sz w:val="24"/>
+          <w:szCs w:val="24"/>
+        </w:rPr>
+      </w:pPr>
+    </w:p>
+    <w:p>
+      <w:pPr>
+        <w:bidi w:val="0"/>
+        <w:spacing w:before="100" w:beforeAutospacing="1" w:after="100" w:afterAutospacing="1" w:line="240" w:lineRule="auto"/>
+        <w:jc w:val="left"/>
+        <w:rPr>
+          <w:rFonts w:ascii="Times New Roman" w:eastAsia="Times New Roman" w:hAnsi="Times New Roman" w:cs="Times New Roman"/>
+          <w:sz w:val="24"/>
+          <w:szCs w:val="24"/>
+        </w:rPr>
+      </w:pPr>
+      <w:r>
+        <w:rPr>
+          <w:rFonts w:ascii="Times New Roman" w:eastAsia="Times New Roman" w:hAnsi="Times New Roman" w:cs="Times New Roman"/>
+          <w:sz w:val="24"/>
+          <w:szCs w:val="24"/>
+        </w:rPr>
+        <w:t xml:space="preserve">7) </w:t>
+      </w:r>
+      <w:r>
+        <w:rPr>
+          <w:rFonts w:ascii="Times New Roman" w:eastAsia="Times New Roman" w:hAnsi="Times New Roman" w:cs="Times New Roman"/>
+          <w:sz w:val="24"/>
+          <w:szCs w:val="24"/>
+          <w:rtl/>
+        </w:rPr>
+        <w:t>پس از ارائهٔ تغییر، یک چک‌لیست کوتاه برای تست بده و بگو چه خروجی یا رفتاری باید مشاهده شود</w:t>
+      </w:r>
+      <w:r>
+        <w:rPr>
+          <w:rFonts w:ascii="Times New Roman" w:eastAsia="Times New Roman" w:hAnsi="Times New Roman" w:cs="Times New Roman"/>
+          <w:sz w:val="24"/>
+          <w:szCs w:val="24"/>
+        </w:rPr>
+        <w:t>.</w:t>
+      </w:r>
+    </w:p>
+    <w:p>
+      <w:pPr>
+        <w:bidi w:val="0"/>
+        <w:spacing w:before="100" w:beforeAutospacing="1" w:after="100" w:afterAutospacing="1" w:line="240" w:lineRule="auto"/>
+        <w:jc w:val="left"/>
+        <w:rPr>
+          <w:rFonts w:ascii="Times New Roman" w:eastAsia="Times New Roman" w:hAnsi="Times New Roman" w:cs="Times New Roman"/>
+          <w:sz w:val="24"/>
+          <w:szCs w:val="24"/>
+        </w:rPr>
+      </w:pPr>
+    </w:p>
+    <w:p>
+      <w:pPr>
+        <w:bidi w:val="0"/>
+        <w:spacing w:before="100" w:beforeAutospacing="1" w:after="100" w:afterAutospacing="1" w:line="240" w:lineRule="auto"/>
+        <w:jc w:val="left"/>
+        <w:rPr>
+          <w:rFonts w:ascii="Times New Roman" w:eastAsia="Times New Roman" w:hAnsi="Times New Roman" w:cs="Times New Roman"/>
+          <w:sz w:val="24"/>
+          <w:szCs w:val="24"/>
+        </w:rPr>
+      </w:pPr>
+      <w:r>
+        <w:rPr>
+          <w:rFonts w:ascii="Times New Roman" w:eastAsia="Times New Roman" w:hAnsi="Times New Roman" w:cs="Times New Roman"/>
+          <w:sz w:val="24"/>
+          <w:szCs w:val="24"/>
+        </w:rPr>
+        <w:t xml:space="preserve">8) </w:t>
+      </w:r>
+      <w:r>
+        <w:rPr>
+          <w:rFonts w:ascii="Times New Roman" w:eastAsia="Times New Roman" w:hAnsi="Times New Roman" w:cs="Times New Roman"/>
+          <w:sz w:val="24"/>
+          <w:szCs w:val="24"/>
+          <w:rtl/>
+        </w:rPr>
+        <w:t>پاسخ‌ها را فارسی، شفاف، عملی و بدون حدس‌زدن دربارهٔ کدی که ندیده‌ای بنویس</w:t>
+      </w:r>
+      <w:r>
+        <w:rPr>
+          <w:rFonts w:ascii="Times New Roman" w:eastAsia="Times New Roman" w:hAnsi="Times New Roman" w:cs="Times New Roman"/>
+          <w:sz w:val="24"/>
+          <w:szCs w:val="24"/>
+        </w:rPr>
+        <w:t>.</w:t>
+      </w:r>
+    </w:p>
+    <w:p>
+      <w:pPr>
+        <w:rPr>
+          <w:rtl/>
+        </w:rPr>
+      </w:pPr>
+    </w:p>
+    <w:p>
+      <w:pPr>
+        <w:pStyle w:val="Heading1"/>
+        <w:jc w:val="left"/>
+        <w:rPr>
+          <w:rStyle w:val="Strong"/>
+          <w:rtl/>
+        </w:rPr>
+      </w:pPr>
+    </w:p>
+    <w:p>
+      <w:pPr>
+        <w:pStyle w:val="Heading1"/>
+        <w:jc w:val="left"/>
+        <w:rPr>
           <w:rFonts w:cs="Times New Roman"/>
           <w:sz w:val="24"/>
           <w:szCs w:val="24"/>
@@ -26,7 +965,6 @@
         <w:pStyle w:val="NormalWeb"/>
         <w:bidi/>
         <w:rPr>
-          <w:rFonts w:hint="cs"/>
           <w:rtl/>
         </w:rPr>
       </w:pPr>
@@ -43,7 +981,6 @@
         <w:pStyle w:val="NormalWeb"/>
         <w:bidi/>
         <w:rPr>
-          <w:rFonts w:hint="cs"/>
           <w:rtl/>
         </w:rPr>
       </w:pPr>
@@ -161,7 +1098,6 @@
         <w:pStyle w:val="NormalWeb"/>
         <w:bidi/>
         <w:rPr>
-          <w:rFonts w:hint="cs"/>
           <w:rtl/>
         </w:rPr>
       </w:pPr>
@@ -295,7 +1231,6 @@
         <w:pStyle w:val="NormalWeb"/>
         <w:bidi/>
         <w:rPr>
-          <w:rFonts w:hint="cs"/>
           <w:rtl/>
         </w:rPr>
       </w:pPr>
@@ -354,7 +1289,6 @@
         <w:pStyle w:val="NormalWeb"/>
         <w:bidi/>
         <w:rPr>
-          <w:rFonts w:hint="cs"/>
           <w:rtl/>
         </w:rPr>
       </w:pPr>
@@ -473,7 +1407,6 @@
         <w:pStyle w:val="NormalWeb"/>
         <w:bidi/>
         <w:rPr>
-          <w:rFonts w:hint="cs"/>
           <w:rtl/>
         </w:rPr>
       </w:pPr>
@@ -491,7 +1424,6 @@
         <w:pStyle w:val="NormalWeb"/>
         <w:bidi/>
         <w:rPr>
-          <w:rFonts w:hint="cs"/>
           <w:rtl/>
         </w:rPr>
       </w:pPr>
@@ -566,6 +1498,7 @@
           <w:rFonts w:ascii="Segoe UI Emoji" w:hAnsi="Segoe UI Emoji" w:cs="Segoe UI Emoji" w:hint="cs"/>
           <w:rtl/>
         </w:rPr>
+        <w:lastRenderedPageBreak/>
         <w:t>📄</w:t>
       </w:r>
       <w:r>
@@ -693,7 +1626,6 @@
         <w:pStyle w:val="NormalWeb"/>
         <w:bidi/>
         <w:rPr>
-          <w:rFonts w:hint="cs"/>
           <w:rtl/>
         </w:rPr>
       </w:pPr>
@@ -731,7 +1663,6 @@
         <w:pStyle w:val="NormalWeb"/>
         <w:bidi/>
         <w:rPr>
-          <w:rFonts w:hint="cs"/>
           <w:rtl/>
         </w:rPr>
       </w:pPr>
@@ -756,7 +1687,6 @@
         <w:pStyle w:val="NormalWeb"/>
         <w:bidi/>
         <w:rPr>
-          <w:rFonts w:hint="cs"/>
           <w:rtl/>
         </w:rPr>
       </w:pPr>
@@ -801,16 +1731,14 @@
       <w:pPr>
         <w:pStyle w:val="Heading4"/>
         <w:rPr>
-          <w:rFonts w:hint="cs"/>
-          <w:rtl/>
-        </w:rPr>
-      </w:pPr>
-      <w:r>
-        <w:rPr>
-          <w:rFonts w:hint="cs"/>
-          <w:rtl/>
-        </w:rPr>
-        <w:lastRenderedPageBreak/>
+          <w:rtl/>
+        </w:rPr>
+      </w:pPr>
+      <w:r>
+        <w:rPr>
+          <w:rFonts w:hint="cs"/>
+          <w:rtl/>
+        </w:rPr>
         <w:t>۱. هدف این سند</w:t>
       </w:r>
     </w:p>
@@ -819,7 +1747,6 @@
         <w:pStyle w:val="NormalWeb"/>
         <w:bidi/>
         <w:rPr>
-          <w:rFonts w:hint="cs"/>
           <w:rtl/>
         </w:rPr>
       </w:pPr>
@@ -848,7 +1775,6 @@
       <w:pPr>
         <w:pStyle w:val="Heading4"/>
         <w:rPr>
-          <w:rFonts w:hint="cs"/>
           <w:rtl/>
         </w:rPr>
       </w:pPr>
@@ -878,7 +1804,6 @@
         <w:pStyle w:val="NormalWeb"/>
         <w:bidi/>
         <w:rPr>
-          <w:rFonts w:hint="cs"/>
           <w:rtl/>
         </w:rPr>
       </w:pPr>
@@ -899,7 +1824,6 @@
         <w:spacing w:before="100" w:beforeAutospacing="1" w:after="100" w:afterAutospacing="1" w:line="240" w:lineRule="auto"/>
         <w:jc w:val="left"/>
         <w:rPr>
-          <w:rFonts w:hint="cs"/>
           <w:rtl/>
         </w:rPr>
       </w:pPr>
@@ -936,7 +1860,6 @@
         <w:spacing w:before="100" w:beforeAutospacing="1" w:after="100" w:afterAutospacing="1" w:line="240" w:lineRule="auto"/>
         <w:jc w:val="left"/>
         <w:rPr>
-          <w:rFonts w:hint="cs"/>
           <w:rtl/>
         </w:rPr>
       </w:pPr>
@@ -973,7 +1896,6 @@
         <w:spacing w:before="100" w:beforeAutospacing="1" w:after="100" w:afterAutospacing="1" w:line="240" w:lineRule="auto"/>
         <w:jc w:val="left"/>
         <w:rPr>
-          <w:rFonts w:hint="cs"/>
           <w:rtl/>
         </w:rPr>
       </w:pPr>
@@ -1010,7 +1932,6 @@
         <w:spacing w:before="100" w:beforeAutospacing="1" w:after="100" w:afterAutospacing="1" w:line="240" w:lineRule="auto"/>
         <w:jc w:val="left"/>
         <w:rPr>
-          <w:rFonts w:hint="cs"/>
           <w:rtl/>
         </w:rPr>
       </w:pPr>
@@ -1195,7 +2116,6 @@
         <w:spacing w:before="100" w:beforeAutospacing="1" w:after="100" w:afterAutospacing="1" w:line="240" w:lineRule="auto"/>
         <w:jc w:val="left"/>
         <w:rPr>
-          <w:rFonts w:hint="cs"/>
           <w:rtl/>
         </w:rPr>
       </w:pPr>
@@ -1220,7 +2140,6 @@
         <w:pStyle w:val="NormalWeb"/>
         <w:bidi/>
         <w:rPr>
-          <w:rFonts w:hint="cs"/>
           <w:rtl/>
         </w:rPr>
       </w:pPr>
@@ -1257,7 +2176,6 @@
         <w:spacing w:before="100" w:beforeAutospacing="1" w:after="100" w:afterAutospacing="1" w:line="240" w:lineRule="auto"/>
         <w:jc w:val="left"/>
         <w:rPr>
-          <w:rFonts w:hint="cs"/>
           <w:rtl/>
         </w:rPr>
       </w:pPr>
@@ -1286,7 +2204,6 @@
         <w:spacing w:before="100" w:beforeAutospacing="1" w:after="100" w:afterAutospacing="1" w:line="240" w:lineRule="auto"/>
         <w:jc w:val="left"/>
         <w:rPr>
-          <w:rFonts w:hint="cs"/>
           <w:rtl/>
         </w:rPr>
       </w:pPr>
@@ -1328,7 +2245,6 @@
         <w:spacing w:before="100" w:beforeAutospacing="1" w:after="100" w:afterAutospacing="1" w:line="240" w:lineRule="auto"/>
         <w:jc w:val="left"/>
         <w:rPr>
-          <w:rFonts w:hint="cs"/>
           <w:rtl/>
         </w:rPr>
       </w:pPr>
@@ -1357,7 +2273,6 @@
         <w:spacing w:before="100" w:beforeAutospacing="1" w:after="100" w:afterAutospacing="1" w:line="240" w:lineRule="auto"/>
         <w:jc w:val="left"/>
         <w:rPr>
-          <w:rFonts w:hint="cs"/>
           <w:rtl/>
         </w:rPr>
       </w:pPr>
@@ -1381,7 +2296,6 @@
       <w:pPr>
         <w:pStyle w:val="Heading4"/>
         <w:rPr>
-          <w:rFonts w:hint="cs"/>
           <w:rtl/>
         </w:rPr>
       </w:pPr>
@@ -1411,7 +2325,6 @@
         <w:pStyle w:val="NormalWeb"/>
         <w:bidi/>
         <w:rPr>
-          <w:rFonts w:hint="cs"/>
           <w:rtl/>
         </w:rPr>
       </w:pPr>
@@ -1447,7 +2360,6 @@
         <w:spacing w:before="100" w:beforeAutospacing="1" w:after="100" w:afterAutospacing="1" w:line="240" w:lineRule="auto"/>
         <w:jc w:val="left"/>
         <w:rPr>
-          <w:rFonts w:hint="cs"/>
           <w:rtl/>
         </w:rPr>
       </w:pPr>
@@ -1457,6 +2369,7 @@
           <w:rFonts w:hint="cs"/>
           <w:rtl/>
         </w:rPr>
+        <w:lastRenderedPageBreak/>
         <w:t>تصویر (</w:t>
       </w:r>
       <w:r>
@@ -1505,7 +2418,6 @@
         <w:spacing w:before="100" w:beforeAutospacing="1" w:after="100" w:afterAutospacing="1" w:line="240" w:lineRule="auto"/>
         <w:jc w:val="left"/>
         <w:rPr>
-          <w:rFonts w:hint="cs"/>
           <w:rtl/>
         </w:rPr>
       </w:pPr>
@@ -1563,7 +2475,6 @@
         <w:spacing w:before="100" w:beforeAutospacing="1" w:after="100" w:afterAutospacing="1" w:line="240" w:lineRule="auto"/>
         <w:jc w:val="left"/>
         <w:rPr>
-          <w:rFonts w:hint="cs"/>
           <w:rtl/>
         </w:rPr>
       </w:pPr>
@@ -1621,7 +2532,6 @@
         <w:spacing w:before="100" w:beforeAutospacing="1" w:after="100" w:afterAutospacing="1" w:line="240" w:lineRule="auto"/>
         <w:jc w:val="left"/>
         <w:rPr>
-          <w:rFonts w:hint="cs"/>
           <w:rtl/>
         </w:rPr>
       </w:pPr>
@@ -1631,7 +2541,6 @@
           <w:rFonts w:hint="cs"/>
           <w:rtl/>
         </w:rPr>
-        <w:lastRenderedPageBreak/>
         <w:t>متن (</w:t>
       </w:r>
       <w:r>
@@ -1680,7 +2589,6 @@
         <w:spacing w:before="100" w:beforeAutospacing="1" w:after="100" w:afterAutospacing="1" w:line="240" w:lineRule="auto"/>
         <w:jc w:val="left"/>
         <w:rPr>
-          <w:rFonts w:hint="cs"/>
           <w:rtl/>
         </w:rPr>
       </w:pPr>
@@ -1738,7 +2646,6 @@
         <w:spacing w:before="100" w:beforeAutospacing="1" w:after="100" w:afterAutospacing="1" w:line="240" w:lineRule="auto"/>
         <w:jc w:val="left"/>
         <w:rPr>
-          <w:rFonts w:hint="cs"/>
           <w:rtl/>
         </w:rPr>
       </w:pPr>
@@ -1822,7 +2729,6 @@
         <w:spacing w:before="100" w:beforeAutospacing="1" w:after="100" w:afterAutospacing="1" w:line="240" w:lineRule="auto"/>
         <w:jc w:val="left"/>
         <w:rPr>
-          <w:rFonts w:hint="cs"/>
           <w:rtl/>
         </w:rPr>
       </w:pPr>
@@ -1907,7 +2813,6 @@
         <w:spacing w:before="100" w:beforeAutospacing="1" w:after="100" w:afterAutospacing="1" w:line="240" w:lineRule="auto"/>
         <w:jc w:val="left"/>
         <w:rPr>
-          <w:rFonts w:hint="cs"/>
           <w:rtl/>
         </w:rPr>
       </w:pPr>
@@ -1929,7 +2834,6 @@
         <w:spacing w:before="100" w:beforeAutospacing="1" w:after="100" w:afterAutospacing="1" w:line="240" w:lineRule="auto"/>
         <w:jc w:val="left"/>
         <w:rPr>
-          <w:rFonts w:hint="cs"/>
           <w:rtl/>
         </w:rPr>
       </w:pPr>
@@ -1973,7 +2877,6 @@
         <w:spacing w:before="100" w:beforeAutospacing="1" w:after="100" w:afterAutospacing="1" w:line="240" w:lineRule="auto"/>
         <w:jc w:val="left"/>
         <w:rPr>
-          <w:rFonts w:hint="cs"/>
           <w:rtl/>
         </w:rPr>
       </w:pPr>
@@ -2017,7 +2920,6 @@
         <w:spacing w:before="100" w:beforeAutospacing="1" w:after="100" w:afterAutospacing="1" w:line="240" w:lineRule="auto"/>
         <w:jc w:val="left"/>
         <w:rPr>
-          <w:rFonts w:hint="cs"/>
           <w:rtl/>
         </w:rPr>
       </w:pPr>
@@ -2061,7 +2963,6 @@
         <w:spacing w:before="100" w:beforeAutospacing="1" w:after="100" w:afterAutospacing="1" w:line="240" w:lineRule="auto"/>
         <w:jc w:val="left"/>
         <w:rPr>
-          <w:rFonts w:hint="cs"/>
           <w:rtl/>
         </w:rPr>
       </w:pPr>
@@ -2119,7 +3020,6 @@
         <w:spacing w:before="100" w:beforeAutospacing="1" w:after="100" w:afterAutospacing="1" w:line="240" w:lineRule="auto"/>
         <w:jc w:val="left"/>
         <w:rPr>
-          <w:rFonts w:hint="cs"/>
           <w:rtl/>
         </w:rPr>
       </w:pPr>
@@ -2177,7 +3077,6 @@
         <w:spacing w:before="100" w:beforeAutospacing="1" w:after="100" w:afterAutospacing="1" w:line="240" w:lineRule="auto"/>
         <w:jc w:val="left"/>
         <w:rPr>
-          <w:rFonts w:hint="cs"/>
           <w:rtl/>
         </w:rPr>
       </w:pPr>
@@ -2235,7 +3134,6 @@
         <w:spacing w:before="100" w:beforeAutospacing="1" w:after="100" w:afterAutospacing="1" w:line="240" w:lineRule="auto"/>
         <w:jc w:val="left"/>
         <w:rPr>
-          <w:rFonts w:hint="cs"/>
           <w:rtl/>
         </w:rPr>
       </w:pPr>
@@ -2294,7 +3192,6 @@
         <w:spacing w:before="100" w:beforeAutospacing="1" w:after="100" w:afterAutospacing="1" w:line="240" w:lineRule="auto"/>
         <w:jc w:val="left"/>
         <w:rPr>
-          <w:rFonts w:hint="cs"/>
           <w:rtl/>
         </w:rPr>
       </w:pPr>
@@ -2352,7 +3249,6 @@
         <w:spacing w:before="100" w:beforeAutospacing="1" w:after="100" w:afterAutospacing="1" w:line="240" w:lineRule="auto"/>
         <w:jc w:val="left"/>
         <w:rPr>
-          <w:rFonts w:hint="cs"/>
           <w:rtl/>
         </w:rPr>
       </w:pPr>
@@ -2410,7 +3306,6 @@
         <w:spacing w:before="100" w:beforeAutospacing="1" w:after="100" w:afterAutospacing="1" w:line="240" w:lineRule="auto"/>
         <w:jc w:val="left"/>
         <w:rPr>
-          <w:rFonts w:hint="cs"/>
           <w:rtl/>
         </w:rPr>
       </w:pPr>
@@ -2468,7 +3363,6 @@
         <w:spacing w:before="100" w:beforeAutospacing="1" w:after="100" w:afterAutospacing="1" w:line="240" w:lineRule="auto"/>
         <w:jc w:val="left"/>
         <w:rPr>
-          <w:rFonts w:hint="cs"/>
           <w:rtl/>
         </w:rPr>
       </w:pPr>
@@ -2478,6 +3372,7 @@
           <w:rFonts w:hint="cs"/>
           <w:rtl/>
         </w:rPr>
+        <w:lastRenderedPageBreak/>
         <w:t>ارزیابی (</w:t>
       </w:r>
       <w:r>
@@ -2526,7 +3421,6 @@
         <w:spacing w:before="100" w:beforeAutospacing="1" w:after="100" w:afterAutospacing="1" w:line="240" w:lineRule="auto"/>
         <w:jc w:val="left"/>
         <w:rPr>
-          <w:rFonts w:hint="cs"/>
           <w:rtl/>
         </w:rPr>
       </w:pPr>
@@ -2597,7 +3491,6 @@
         <w:spacing w:before="100" w:beforeAutospacing="1" w:after="100" w:afterAutospacing="1" w:line="240" w:lineRule="auto"/>
         <w:jc w:val="left"/>
         <w:rPr>
-          <w:rFonts w:hint="cs"/>
           <w:rtl/>
         </w:rPr>
       </w:pPr>
@@ -2650,16 +3543,14 @@
       <w:pPr>
         <w:pStyle w:val="Heading4"/>
         <w:rPr>
-          <w:rFonts w:hint="cs"/>
-          <w:rtl/>
-        </w:rPr>
-      </w:pPr>
-      <w:r>
-        <w:rPr>
-          <w:rFonts w:hint="cs"/>
-          <w:rtl/>
-        </w:rPr>
-        <w:lastRenderedPageBreak/>
+          <w:rtl/>
+        </w:rPr>
+      </w:pPr>
+      <w:r>
+        <w:rPr>
+          <w:rFonts w:hint="cs"/>
+          <w:rtl/>
+        </w:rPr>
         <w:t>۴. معماری کامنت‌ها، ملاحظات و نظریه‌ها (</w:t>
       </w:r>
       <w:r>
@@ -2681,7 +3572,6 @@
         <w:pStyle w:val="NormalWeb"/>
         <w:bidi/>
         <w:rPr>
-          <w:rFonts w:hint="cs"/>
           <w:rtl/>
         </w:rPr>
       </w:pPr>
@@ -2716,7 +3606,6 @@
         <w:spacing w:before="100" w:beforeAutospacing="1" w:after="100" w:afterAutospacing="1" w:line="240" w:lineRule="auto"/>
         <w:jc w:val="left"/>
         <w:rPr>
-          <w:rFonts w:hint="cs"/>
           <w:rtl/>
         </w:rPr>
       </w:pPr>
@@ -2773,7 +3662,6 @@
         <w:spacing w:before="100" w:beforeAutospacing="1" w:after="100" w:afterAutospacing="1" w:line="240" w:lineRule="auto"/>
         <w:jc w:val="left"/>
         <w:rPr>
-          <w:rFonts w:hint="cs"/>
           <w:rtl/>
         </w:rPr>
       </w:pPr>
@@ -2831,7 +3719,6 @@
         <w:spacing w:before="100" w:beforeAutospacing="1" w:after="100" w:afterAutospacing="1" w:line="240" w:lineRule="auto"/>
         <w:jc w:val="left"/>
         <w:rPr>
-          <w:rFonts w:hint="cs"/>
           <w:rtl/>
         </w:rPr>
       </w:pPr>
@@ -2897,7 +3784,6 @@
       <w:pPr>
         <w:pStyle w:val="Heading4"/>
         <w:rPr>
-          <w:rFonts w:hint="cs"/>
           <w:rtl/>
         </w:rPr>
       </w:pPr>
@@ -2914,7 +3800,6 @@
         <w:pStyle w:val="NormalWeb"/>
         <w:bidi/>
         <w:rPr>
-          <w:rFonts w:hint="cs"/>
           <w:rtl/>
         </w:rPr>
       </w:pPr>
@@ -3145,7 +4030,6 @@
         <w:pStyle w:val="NormalWeb"/>
         <w:bidi/>
         <w:rPr>
-          <w:rFonts w:hint="cs"/>
           <w:rtl/>
         </w:rPr>
       </w:pPr>
@@ -3183,7 +4067,6 @@
         <w:pStyle w:val="NormalWeb"/>
         <w:bidi/>
         <w:rPr>
-          <w:rFonts w:hint="cs"/>
           <w:rtl/>
         </w:rPr>
       </w:pPr>
@@ -3207,7 +4090,6 @@
       <w:pPr>
         <w:pStyle w:val="Heading4"/>
         <w:rPr>
-          <w:rFonts w:hint="cs"/>
           <w:rtl/>
         </w:rPr>
       </w:pPr>
@@ -3237,7 +4119,6 @@
         <w:pStyle w:val="NormalWeb"/>
         <w:bidi/>
         <w:rPr>
-          <w:rFonts w:hint="cs"/>
           <w:rtl/>
         </w:rPr>
       </w:pPr>
@@ -3322,7 +4203,6 @@
         <w:spacing w:before="100" w:beforeAutospacing="1" w:after="100" w:afterAutospacing="1" w:line="240" w:lineRule="auto"/>
         <w:jc w:val="left"/>
         <w:rPr>
-          <w:rFonts w:hint="cs"/>
           <w:rtl/>
         </w:rPr>
       </w:pPr>
@@ -3332,6 +4212,7 @@
           <w:rFonts w:hint="cs"/>
           <w:rtl/>
         </w:rPr>
+        <w:lastRenderedPageBreak/>
         <w:t>یوزری با دسترسی بالاتر باید بتواند گزارش های سطوح پایین تر را مشاهده کند</w:t>
       </w:r>
     </w:p>
@@ -3339,7 +4220,6 @@
       <w:pPr>
         <w:pStyle w:val="Heading4"/>
         <w:rPr>
-          <w:rFonts w:hint="cs"/>
           <w:rtl/>
         </w:rPr>
       </w:pPr>
@@ -3356,7 +4236,6 @@
         <w:pStyle w:val="NormalWeb"/>
         <w:bidi/>
         <w:rPr>
-          <w:rFonts w:hint="cs"/>
           <w:rtl/>
         </w:rPr>
       </w:pPr>
@@ -3372,16 +4251,14 @@
       <w:pPr>
         <w:pStyle w:val="Heading4"/>
         <w:rPr>
-          <w:rFonts w:hint="cs"/>
-          <w:rtl/>
-        </w:rPr>
-      </w:pPr>
-      <w:r>
-        <w:rPr>
-          <w:rFonts w:hint="cs"/>
-          <w:rtl/>
-        </w:rPr>
-        <w:lastRenderedPageBreak/>
+          <w:rtl/>
+        </w:rPr>
+      </w:pPr>
+      <w:r>
+        <w:rPr>
+          <w:rFonts w:hint="cs"/>
+          <w:rtl/>
+        </w:rPr>
         <w:t>۳. تاریخ شمسی در سراسر سامانه</w:t>
       </w:r>
     </w:p>
@@ -3390,7 +4267,6 @@
         <w:pStyle w:val="NormalWeb"/>
         <w:bidi/>
         <w:rPr>
-          <w:rFonts w:hint="cs"/>
           <w:rtl/>
         </w:rPr>
       </w:pPr>
@@ -3450,7 +4326,6 @@
         <w:spacing w:before="100" w:beforeAutospacing="1" w:after="100" w:afterAutospacing="1" w:line="240" w:lineRule="auto"/>
         <w:jc w:val="left"/>
         <w:rPr>
-          <w:rFonts w:hint="cs"/>
           <w:rtl/>
         </w:rPr>
       </w:pPr>
@@ -3487,7 +4362,6 @@
       <w:pPr>
         <w:pStyle w:val="Heading4"/>
         <w:rPr>
-          <w:rFonts w:hint="cs"/>
           <w:rtl/>
         </w:rPr>
       </w:pPr>
@@ -3517,7 +4391,6 @@
         <w:pStyle w:val="NormalWeb"/>
         <w:bidi/>
         <w:rPr>
-          <w:rFonts w:hint="cs"/>
           <w:rtl/>
         </w:rPr>
       </w:pPr>
@@ -3551,7 +4424,6 @@
         <w:spacing w:before="100" w:beforeAutospacing="1" w:after="100" w:afterAutospacing="1" w:line="240" w:lineRule="auto"/>
         <w:jc w:val="left"/>
         <w:rPr>
-          <w:rFonts w:hint="cs"/>
           <w:rtl/>
         </w:rPr>
       </w:pPr>
@@ -3640,7 +4512,6 @@
       <w:pPr>
         <w:pStyle w:val="Heading4"/>
         <w:rPr>
-          <w:rFonts w:hint="cs"/>
           <w:rtl/>
         </w:rPr>
       </w:pPr>
@@ -3670,7 +4541,6 @@
         <w:pStyle w:val="NormalWeb"/>
         <w:bidi/>
         <w:rPr>
-          <w:rFonts w:hint="cs"/>
           <w:rtl/>
         </w:rPr>
       </w:pPr>
@@ -3691,7 +4561,6 @@
         <w:spacing w:before="100" w:beforeAutospacing="1" w:after="100" w:afterAutospacing="1" w:line="240" w:lineRule="auto"/>
         <w:jc w:val="left"/>
         <w:rPr>
-          <w:rFonts w:hint="cs"/>
           <w:rtl/>
         </w:rPr>
       </w:pPr>
@@ -3805,6 +4674,7 @@
         <w:rPr>
           <w:rtl/>
         </w:rPr>
+        <w:lastRenderedPageBreak/>
         <w:t>۱. مشخصات و اهداف کلان پروژه</w:t>
       </w:r>
     </w:p>
@@ -3889,7 +4759,6 @@
           <w:bCs/>
           <w:rtl/>
         </w:rPr>
-        <w:lastRenderedPageBreak/>
         <w:t>قابلیت حمل:</w:t>
       </w:r>
       <w:r>
@@ -4925,6 +5794,7 @@
           <w:iCs/>
           <w:rtl/>
         </w:rPr>
+        <w:lastRenderedPageBreak/>
         <w:t>شناسایی و یکتایی:</w:t>
       </w:r>
       <w:r>
@@ -5166,7 +6036,6 @@
           <w:iCs/>
           <w:rtl/>
         </w:rPr>
-        <w:lastRenderedPageBreak/>
         <w:t>ویژگی‌های انتخابی (</w:t>
       </w:r>
       <w:r>
@@ -6206,6 +7075,7 @@
         <w:rPr>
           <w:rtl/>
         </w:rPr>
+        <w:lastRenderedPageBreak/>
         <w:t xml:space="preserve">کاربر با نقش </w:t>
       </w:r>
       <w:proofErr w:type="spellStart"/>
@@ -6325,7 +7195,6 @@
           <w:bCs/>
           <w:rtl/>
         </w:rPr>
-        <w:lastRenderedPageBreak/>
         <w:t>الف</w:t>
       </w:r>
       <w:r>

--- a/حافظه پروژه.docx
+++ b/حافظه پروژه.docx
@@ -28,7 +28,6 @@
     </w:p>
     <w:p>
       <w:pPr>
-        <w:bidi w:val="0"/>
         <w:spacing w:before="100" w:beforeAutospacing="1" w:after="100" w:afterAutospacing="1" w:line="240" w:lineRule="auto"/>
         <w:jc w:val="left"/>
         <w:rPr>
@@ -57,7 +56,6 @@
     </w:p>
     <w:p>
       <w:pPr>
-        <w:bidi w:val="0"/>
         <w:spacing w:before="100" w:beforeAutospacing="1" w:after="100" w:afterAutospacing="1" w:line="240" w:lineRule="auto"/>
         <w:jc w:val="left"/>
         <w:rPr>
@@ -69,7 +67,6 @@
     </w:p>
     <w:p>
       <w:pPr>
-        <w:bidi w:val="0"/>
         <w:spacing w:before="100" w:beforeAutospacing="1" w:after="100" w:afterAutospacing="1" w:line="240" w:lineRule="auto"/>
         <w:jc w:val="left"/>
         <w:rPr>
@@ -106,7 +103,6 @@
     </w:p>
     <w:p>
       <w:pPr>
-        <w:bidi w:val="0"/>
         <w:spacing w:before="100" w:beforeAutospacing="1" w:after="100" w:afterAutospacing="1" w:line="240" w:lineRule="auto"/>
         <w:jc w:val="left"/>
         <w:rPr>
@@ -118,7 +114,6 @@
     </w:p>
     <w:p>
       <w:pPr>
-        <w:bidi w:val="0"/>
         <w:spacing w:before="100" w:beforeAutospacing="1" w:after="100" w:afterAutospacing="1" w:line="240" w:lineRule="auto"/>
         <w:jc w:val="left"/>
         <w:rPr>
@@ -155,7 +150,6 @@
     </w:p>
     <w:p>
       <w:pPr>
-        <w:bidi w:val="0"/>
         <w:spacing w:before="100" w:beforeAutospacing="1" w:after="100" w:afterAutospacing="1" w:line="240" w:lineRule="auto"/>
         <w:jc w:val="left"/>
         <w:rPr>
@@ -167,7 +161,6 @@
     </w:p>
     <w:p>
       <w:pPr>
-        <w:bidi w:val="0"/>
         <w:spacing w:before="100" w:beforeAutospacing="1" w:after="100" w:afterAutospacing="1" w:line="240" w:lineRule="auto"/>
         <w:jc w:val="left"/>
         <w:rPr>
@@ -204,7 +197,6 @@
     </w:p>
     <w:p>
       <w:pPr>
-        <w:bidi w:val="0"/>
         <w:spacing w:before="100" w:beforeAutospacing="1" w:after="100" w:afterAutospacing="1" w:line="240" w:lineRule="auto"/>
         <w:jc w:val="left"/>
         <w:rPr>
@@ -241,7 +233,6 @@
     </w:p>
     <w:p>
       <w:pPr>
-        <w:bidi w:val="0"/>
         <w:spacing w:before="100" w:beforeAutospacing="1" w:after="100" w:afterAutospacing="1" w:line="240" w:lineRule="auto"/>
         <w:jc w:val="left"/>
         <w:rPr>
@@ -278,7 +269,6 @@
     </w:p>
     <w:p>
       <w:pPr>
-        <w:bidi w:val="0"/>
         <w:spacing w:before="100" w:beforeAutospacing="1" w:after="100" w:afterAutospacing="1" w:line="240" w:lineRule="auto"/>
         <w:jc w:val="left"/>
         <w:rPr>
@@ -315,7 +305,6 @@
     </w:p>
     <w:p>
       <w:pPr>
-        <w:bidi w:val="0"/>
         <w:spacing w:before="100" w:beforeAutospacing="1" w:after="100" w:afterAutospacing="1" w:line="240" w:lineRule="auto"/>
         <w:jc w:val="left"/>
         <w:rPr>
@@ -352,7 +341,6 @@
     </w:p>
     <w:p>
       <w:pPr>
-        <w:bidi w:val="0"/>
         <w:spacing w:before="100" w:beforeAutospacing="1" w:after="100" w:afterAutospacing="1" w:line="240" w:lineRule="auto"/>
         <w:jc w:val="left"/>
         <w:rPr>
@@ -406,7 +394,6 @@
     </w:p>
     <w:p>
       <w:pPr>
-        <w:bidi w:val="0"/>
         <w:spacing w:before="100" w:beforeAutospacing="1" w:after="100" w:afterAutospacing="1" w:line="240" w:lineRule="auto"/>
         <w:jc w:val="left"/>
         <w:rPr>
@@ -454,7 +441,6 @@
     </w:p>
     <w:p>
       <w:pPr>
-        <w:bidi w:val="0"/>
         <w:spacing w:before="100" w:beforeAutospacing="1" w:after="100" w:afterAutospacing="1" w:line="240" w:lineRule="auto"/>
         <w:jc w:val="left"/>
         <w:rPr>
@@ -542,7 +528,6 @@
     </w:p>
     <w:p>
       <w:pPr>
-        <w:bidi w:val="0"/>
         <w:spacing w:before="100" w:beforeAutospacing="1" w:after="100" w:afterAutospacing="1" w:line="240" w:lineRule="auto"/>
         <w:jc w:val="left"/>
         <w:rPr>
@@ -554,7 +539,6 @@
     </w:p>
     <w:p>
       <w:pPr>
-        <w:bidi w:val="0"/>
         <w:spacing w:before="100" w:beforeAutospacing="1" w:after="100" w:afterAutospacing="1" w:line="240" w:lineRule="auto"/>
         <w:jc w:val="left"/>
         <w:rPr>
@@ -591,7 +575,6 @@
     </w:p>
     <w:p>
       <w:pPr>
-        <w:bidi w:val="0"/>
         <w:spacing w:before="100" w:beforeAutospacing="1" w:after="100" w:afterAutospacing="1" w:line="240" w:lineRule="auto"/>
         <w:jc w:val="left"/>
         <w:rPr>
@@ -603,7 +586,6 @@
     </w:p>
     <w:p>
       <w:pPr>
-        <w:bidi w:val="0"/>
         <w:spacing w:before="100" w:beforeAutospacing="1" w:after="100" w:afterAutospacing="1" w:line="240" w:lineRule="auto"/>
         <w:jc w:val="left"/>
         <w:rPr>
@@ -691,7 +673,6 @@
     </w:p>
     <w:p>
       <w:pPr>
-        <w:bidi w:val="0"/>
         <w:spacing w:before="100" w:beforeAutospacing="1" w:after="100" w:afterAutospacing="1" w:line="240" w:lineRule="auto"/>
         <w:jc w:val="left"/>
         <w:rPr>
@@ -703,7 +684,6 @@
     </w:p>
     <w:p>
       <w:pPr>
-        <w:bidi w:val="0"/>
         <w:spacing w:before="100" w:beforeAutospacing="1" w:after="100" w:afterAutospacing="1" w:line="240" w:lineRule="auto"/>
         <w:jc w:val="left"/>
         <w:rPr>
@@ -774,7 +754,6 @@
     </w:p>
     <w:p>
       <w:pPr>
-        <w:bidi w:val="0"/>
         <w:spacing w:before="100" w:beforeAutospacing="1" w:after="100" w:afterAutospacing="1" w:line="240" w:lineRule="auto"/>
         <w:jc w:val="left"/>
         <w:rPr>
@@ -828,7 +807,6 @@
     </w:p>
     <w:p>
       <w:pPr>
-        <w:bidi w:val="0"/>
         <w:spacing w:before="100" w:beforeAutospacing="1" w:after="100" w:afterAutospacing="1" w:line="240" w:lineRule="auto"/>
         <w:jc w:val="left"/>
         <w:rPr>
@@ -840,7 +818,6 @@
     </w:p>
     <w:p>
       <w:pPr>
-        <w:bidi w:val="0"/>
         <w:spacing w:before="100" w:beforeAutospacing="1" w:after="100" w:afterAutospacing="1" w:line="240" w:lineRule="auto"/>
         <w:jc w:val="left"/>
         <w:rPr>
@@ -877,7 +854,6 @@
     </w:p>
     <w:p>
       <w:pPr>
-        <w:bidi w:val="0"/>
         <w:spacing w:before="100" w:beforeAutospacing="1" w:after="100" w:afterAutospacing="1" w:line="240" w:lineRule="auto"/>
         <w:jc w:val="left"/>
         <w:rPr>
@@ -889,7 +865,6 @@
     </w:p>
     <w:p>
       <w:pPr>
-        <w:bidi w:val="0"/>
         <w:spacing w:before="100" w:beforeAutospacing="1" w:after="100" w:afterAutospacing="1" w:line="240" w:lineRule="auto"/>
         <w:jc w:val="left"/>
         <w:rPr>
@@ -4628,6 +4603,887 @@
     </w:p>
     <w:p>
       <w:pPr>
+        <w:pStyle w:val="Heading1"/>
+        <w:rPr>
+          <w:rFonts w:cs="Times New Roman"/>
+          <w:sz w:val="36"/>
+          <w:szCs w:val="36"/>
+        </w:rPr>
+      </w:pPr>
+      <w:r>
+        <w:rPr>
+          <w:rtl/>
+        </w:rPr>
+        <w:t>ورژنینگ چگونه کار می‌کند؟</w:t>
+      </w:r>
+    </w:p>
+    <w:p>
+      <w:pPr>
+        <w:pStyle w:val="NormalWeb"/>
+        <w:bidi/>
+      </w:pPr>
+      <w:r>
+        <w:rPr>
+          <w:rtl/>
+        </w:rPr>
+        <w:t>برای اینکه سیستم ورژنینگ سبک، سریع و قابل اعتماد باشد، معمولاً دو الگوی اصلی داریم</w:t>
+      </w:r>
+      <w:r>
+        <w:t>:</w:t>
+      </w:r>
+    </w:p>
+    <w:p>
+      <w:pPr>
+        <w:pStyle w:val="Heading3"/>
+      </w:pPr>
+      <w:r>
+        <w:rPr>
+          <w:rtl/>
+        </w:rPr>
+        <w:lastRenderedPageBreak/>
+        <w:t>الگوی اول: فیلد نسخه + تاریخ به‌روزرسانی (اصلی و پیشنهادی)</w:t>
+      </w:r>
+    </w:p>
+    <w:p>
+      <w:pPr>
+        <w:pStyle w:val="NormalWeb"/>
+        <w:bidi/>
+      </w:pPr>
+      <w:r>
+        <w:rPr>
+          <w:rtl/>
+        </w:rPr>
+        <w:t>روی هر رکورد (مثلاً هر گزارش)، دو فیلد کلیدی نگه می‌داریم</w:t>
+      </w:r>
+      <w:r>
+        <w:t>:</w:t>
+      </w:r>
+    </w:p>
+    <w:p>
+      <w:pPr>
+        <w:pStyle w:val="NormalWeb"/>
+        <w:numPr>
+          <w:ilvl w:val="0"/>
+          <w:numId w:val="22"/>
+        </w:numPr>
+        <w:bidi/>
+      </w:pPr>
+      <w:r>
+        <w:rPr>
+          <w:rStyle w:val="HTMLCode"/>
+          <w:b/>
+          <w:bCs/>
+        </w:rPr>
+        <w:t>version</w:t>
+      </w:r>
+      <w:r>
+        <w:rPr>
+          <w:b/>
+          <w:bCs/>
+        </w:rPr>
+        <w:t xml:space="preserve"> (</w:t>
+      </w:r>
+      <w:r>
+        <w:rPr>
+          <w:b/>
+          <w:bCs/>
+          <w:rtl/>
+        </w:rPr>
+        <w:t>عدد صحیح</w:t>
+      </w:r>
+      <w:r>
+        <w:rPr>
+          <w:b/>
+          <w:bCs/>
+        </w:rPr>
+        <w:t>):</w:t>
+      </w:r>
+      <w:r>
+        <w:t xml:space="preserve"> </w:t>
+      </w:r>
+      <w:r>
+        <w:rPr>
+          <w:rtl/>
+        </w:rPr>
+        <w:t>با هر بار ویرایش/آپدیت گزارش، این عدد یک واحد زیاد می‌شود</w:t>
+      </w:r>
+      <w:r>
+        <w:t xml:space="preserve"> (</w:t>
+      </w:r>
+      <w:r>
+        <w:rPr>
+          <w:rStyle w:val="math-inline"/>
+        </w:rPr>
+        <w:t>$1 \</w:t>
+      </w:r>
+      <w:proofErr w:type="spellStart"/>
+      <w:r>
+        <w:rPr>
+          <w:rStyle w:val="math-inline"/>
+        </w:rPr>
+        <w:t>rightarrow</w:t>
+      </w:r>
+      <w:proofErr w:type="spellEnd"/>
+      <w:r>
+        <w:rPr>
+          <w:rStyle w:val="math-inline"/>
+        </w:rPr>
+        <w:t xml:space="preserve"> 2 \</w:t>
+      </w:r>
+      <w:proofErr w:type="spellStart"/>
+      <w:r>
+        <w:rPr>
+          <w:rStyle w:val="math-inline"/>
+        </w:rPr>
+        <w:t>rightarrow</w:t>
+      </w:r>
+      <w:proofErr w:type="spellEnd"/>
+      <w:r>
+        <w:rPr>
+          <w:rStyle w:val="math-inline"/>
+        </w:rPr>
+        <w:t xml:space="preserve"> 3$</w:t>
+      </w:r>
+      <w:r>
+        <w:t>).</w:t>
+      </w:r>
+    </w:p>
+    <w:p>
+      <w:pPr>
+        <w:pStyle w:val="NormalWeb"/>
+        <w:numPr>
+          <w:ilvl w:val="0"/>
+          <w:numId w:val="22"/>
+        </w:numPr>
+        <w:bidi/>
+      </w:pPr>
+      <w:r>
+        <w:rPr>
+          <w:rStyle w:val="HTMLCode"/>
+          <w:b/>
+          <w:bCs/>
+        </w:rPr>
+        <w:t>updated</w:t>
+      </w:r>
+      <w:r>
+        <w:rPr>
+          <w:b/>
+          <w:bCs/>
+        </w:rPr>
+        <w:t xml:space="preserve"> (</w:t>
+      </w:r>
+      <w:r>
+        <w:rPr>
+          <w:b/>
+          <w:bCs/>
+          <w:rtl/>
+        </w:rPr>
+        <w:t>تاریخ و زمان</w:t>
+      </w:r>
+      <w:r>
+        <w:rPr>
+          <w:b/>
+          <w:bCs/>
+        </w:rPr>
+        <w:t>):</w:t>
+      </w:r>
+      <w:r>
+        <w:t xml:space="preserve"> </w:t>
+      </w:r>
+      <w:r>
+        <w:rPr>
+          <w:rtl/>
+        </w:rPr>
+        <w:t>تاریخ آخرین تغییر به میلادی</w:t>
+      </w:r>
+      <w:r>
+        <w:t>/UTC.</w:t>
+      </w:r>
+    </w:p>
+    <w:p>
+      <w:pPr>
+        <w:pStyle w:val="NormalWeb"/>
+        <w:bidi/>
+      </w:pPr>
+      <w:r>
+        <w:rPr>
+          <w:rtl/>
+        </w:rPr>
+        <w:t>هنگام ایمپورت</w:t>
+      </w:r>
+      <w:r>
+        <w:t>:</w:t>
+      </w:r>
+    </w:p>
+    <w:p>
+      <w:pPr>
+        <w:pStyle w:val="NormalWeb"/>
+        <w:numPr>
+          <w:ilvl w:val="0"/>
+          <w:numId w:val="23"/>
+        </w:numPr>
+        <w:bidi/>
+      </w:pPr>
+      <w:r>
+        <w:rPr>
+          <w:rtl/>
+        </w:rPr>
+        <w:t xml:space="preserve">اگر </w:t>
+      </w:r>
+      <w:proofErr w:type="spellStart"/>
+      <w:r>
+        <w:rPr>
+          <w:rStyle w:val="HTMLCode"/>
+        </w:rPr>
+        <w:t>automation_id</w:t>
+      </w:r>
+      <w:proofErr w:type="spellEnd"/>
+      <w:r>
+        <w:t xml:space="preserve"> </w:t>
+      </w:r>
+      <w:r>
+        <w:rPr>
+          <w:rtl/>
+        </w:rPr>
+        <w:t xml:space="preserve">موجود نبود </w:t>
+      </w:r>
+      <w:r>
+        <w:rPr>
+          <w:rStyle w:val="math-inline"/>
+        </w:rPr>
+        <w:t>$\</w:t>
+      </w:r>
+      <w:proofErr w:type="spellStart"/>
+      <w:r>
+        <w:rPr>
+          <w:rStyle w:val="math-inline"/>
+        </w:rPr>
+        <w:t>leftarrow</w:t>
+      </w:r>
+      <w:proofErr w:type="spellEnd"/>
+      <w:r>
+        <w:rPr>
+          <w:rStyle w:val="math-inline"/>
+        </w:rPr>
+        <w:t>$</w:t>
+      </w:r>
+      <w:r>
+        <w:t xml:space="preserve"> </w:t>
+      </w:r>
+      <w:r>
+        <w:rPr>
+          <w:b/>
+          <w:bCs/>
+          <w:rtl/>
+        </w:rPr>
+        <w:t>ایجاد گزارش جدید</w:t>
+      </w:r>
+      <w:r>
+        <w:rPr>
+          <w:b/>
+          <w:bCs/>
+        </w:rPr>
+        <w:t xml:space="preserve"> (Insert)</w:t>
+      </w:r>
+      <w:r>
+        <w:t>.</w:t>
+      </w:r>
+    </w:p>
+    <w:p>
+      <w:pPr>
+        <w:pStyle w:val="NormalWeb"/>
+        <w:numPr>
+          <w:ilvl w:val="0"/>
+          <w:numId w:val="23"/>
+        </w:numPr>
+        <w:bidi/>
+      </w:pPr>
+      <w:r>
+        <w:rPr>
+          <w:rtl/>
+        </w:rPr>
+        <w:t xml:space="preserve">اگر </w:t>
+      </w:r>
+      <w:proofErr w:type="spellStart"/>
+      <w:r>
+        <w:rPr>
+          <w:rStyle w:val="HTMLCode"/>
+        </w:rPr>
+        <w:t>automation_id</w:t>
+      </w:r>
+      <w:proofErr w:type="spellEnd"/>
+      <w:r>
+        <w:t xml:space="preserve"> </w:t>
+      </w:r>
+      <w:r>
+        <w:rPr>
+          <w:rtl/>
+        </w:rPr>
+        <w:t xml:space="preserve">وجود داشت </w:t>
+      </w:r>
+      <w:r>
+        <w:rPr>
+          <w:rStyle w:val="math-inline"/>
+        </w:rPr>
+        <w:t>$\</w:t>
+      </w:r>
+      <w:proofErr w:type="spellStart"/>
+      <w:r>
+        <w:rPr>
+          <w:rStyle w:val="math-inline"/>
+        </w:rPr>
+        <w:t>leftarrow</w:t>
+      </w:r>
+      <w:proofErr w:type="spellEnd"/>
+      <w:r>
+        <w:rPr>
+          <w:rStyle w:val="math-inline"/>
+        </w:rPr>
+        <w:t>$</w:t>
+      </w:r>
+      <w:r>
+        <w:t xml:space="preserve"> </w:t>
+      </w:r>
+      <w:r>
+        <w:rPr>
+          <w:rtl/>
+        </w:rPr>
+        <w:t xml:space="preserve">مقایسهٔ </w:t>
+      </w:r>
+      <w:r>
+        <w:rPr>
+          <w:rStyle w:val="HTMLCode"/>
+        </w:rPr>
+        <w:t>version</w:t>
+      </w:r>
+      <w:r>
+        <w:t xml:space="preserve"> </w:t>
+      </w:r>
+      <w:r>
+        <w:rPr>
+          <w:rtl/>
+        </w:rPr>
+        <w:t xml:space="preserve">یا </w:t>
+      </w:r>
+      <w:r>
+        <w:rPr>
+          <w:rStyle w:val="HTMLCode"/>
+        </w:rPr>
+        <w:t>updated</w:t>
+      </w:r>
+      <w:r>
+        <w:t>:</w:t>
+      </w:r>
+    </w:p>
+    <w:p>
+      <w:pPr>
+        <w:pStyle w:val="NormalWeb"/>
+        <w:numPr>
+          <w:ilvl w:val="1"/>
+          <w:numId w:val="23"/>
+        </w:numPr>
+        <w:bidi/>
+      </w:pPr>
+      <w:r>
+        <w:rPr>
+          <w:rtl/>
+        </w:rPr>
+        <w:t xml:space="preserve">اگر نسخهٔ فایلی که ایمپورت می‌شود </w:t>
+      </w:r>
+      <w:r>
+        <w:rPr>
+          <w:b/>
+          <w:bCs/>
+          <w:rtl/>
+        </w:rPr>
+        <w:t>بزرگ‌تر</w:t>
+      </w:r>
+      <w:r>
+        <w:rPr>
+          <w:rtl/>
+        </w:rPr>
+        <w:t xml:space="preserve"> از نسخهٔ موجود در دیتابیس بود </w:t>
+      </w:r>
+      <w:r>
+        <w:rPr>
+          <w:rStyle w:val="math-inline"/>
+        </w:rPr>
+        <w:t>$\</w:t>
+      </w:r>
+      <w:proofErr w:type="spellStart"/>
+      <w:r>
+        <w:rPr>
+          <w:rStyle w:val="math-inline"/>
+        </w:rPr>
+        <w:t>leftarrow</w:t>
+      </w:r>
+      <w:proofErr w:type="spellEnd"/>
+      <w:r>
+        <w:rPr>
+          <w:rStyle w:val="math-inline"/>
+        </w:rPr>
+        <w:t>$</w:t>
+      </w:r>
+      <w:r>
+        <w:t xml:space="preserve"> </w:t>
+      </w:r>
+      <w:r>
+        <w:rPr>
+          <w:b/>
+          <w:bCs/>
+          <w:rtl/>
+        </w:rPr>
+        <w:t>بروزرسانی</w:t>
+      </w:r>
+      <w:r>
+        <w:rPr>
+          <w:b/>
+          <w:bCs/>
+        </w:rPr>
+        <w:t xml:space="preserve"> (Update)</w:t>
+      </w:r>
+      <w:r>
+        <w:t>.</w:t>
+      </w:r>
+    </w:p>
+    <w:p>
+      <w:pPr>
+        <w:pStyle w:val="NormalWeb"/>
+        <w:numPr>
+          <w:ilvl w:val="1"/>
+          <w:numId w:val="23"/>
+        </w:numPr>
+        <w:bidi/>
+      </w:pPr>
+      <w:r>
+        <w:rPr>
+          <w:rtl/>
+        </w:rPr>
+        <w:t xml:space="preserve">اگر نسخهٔ فایل </w:t>
+      </w:r>
+      <w:r>
+        <w:rPr>
+          <w:b/>
+          <w:bCs/>
+          <w:rtl/>
+        </w:rPr>
+        <w:t>کوچک‌تر یا برابر</w:t>
+      </w:r>
+      <w:r>
+        <w:rPr>
+          <w:rtl/>
+        </w:rPr>
+        <w:t xml:space="preserve"> بود </w:t>
+      </w:r>
+      <w:r>
+        <w:rPr>
+          <w:rStyle w:val="math-inline"/>
+        </w:rPr>
+        <w:t>$\</w:t>
+      </w:r>
+      <w:proofErr w:type="spellStart"/>
+      <w:r>
+        <w:rPr>
+          <w:rStyle w:val="math-inline"/>
+        </w:rPr>
+        <w:t>leftarrow</w:t>
+      </w:r>
+      <w:proofErr w:type="spellEnd"/>
+      <w:r>
+        <w:rPr>
+          <w:rStyle w:val="math-inline"/>
+        </w:rPr>
+        <w:t>$</w:t>
+      </w:r>
+      <w:r>
+        <w:t xml:space="preserve"> </w:t>
+      </w:r>
+      <w:r>
+        <w:rPr>
+          <w:b/>
+          <w:bCs/>
+          <w:rtl/>
+        </w:rPr>
+        <w:t>نادیده گرفتن یا اعلام تعارض</w:t>
+      </w:r>
+      <w:r>
+        <w:rPr>
+          <w:b/>
+          <w:bCs/>
+        </w:rPr>
+        <w:t xml:space="preserve"> (Conflict)</w:t>
+      </w:r>
+      <w:r>
+        <w:t>.</w:t>
+      </w:r>
+    </w:p>
+    <w:p>
+      <w:pPr>
+        <w:pStyle w:val="Heading3"/>
+      </w:pPr>
+      <w:r>
+        <w:rPr>
+          <w:rtl/>
+        </w:rPr>
+        <w:t>الگوی دوم: جدول تاریخچه نسخه</w:t>
+      </w:r>
+      <w:r>
+        <w:t xml:space="preserve"> (Draft History / Revisions)</w:t>
+      </w:r>
+    </w:p>
+    <w:p>
+      <w:pPr>
+        <w:pStyle w:val="NormalWeb"/>
+        <w:bidi/>
+      </w:pPr>
+      <w:r>
+        <w:rPr>
+          <w:rtl/>
+        </w:rPr>
+        <w:t xml:space="preserve">ساخت یک کالکشن مجزا در پاکت‌بیس به نام </w:t>
+      </w:r>
+      <w:proofErr w:type="spellStart"/>
+      <w:r>
+        <w:rPr>
+          <w:rStyle w:val="HTMLCode"/>
+        </w:rPr>
+        <w:t>report_versions</w:t>
+      </w:r>
+      <w:proofErr w:type="spellEnd"/>
+      <w:r>
+        <w:t xml:space="preserve"> </w:t>
+      </w:r>
+      <w:r>
+        <w:rPr>
+          <w:rtl/>
+        </w:rPr>
+        <w:t>که با هر بار ویرایش گزارش، یک کپی از حالت قبلی را در آن ذخیره می‌کند تا قابلیت «بازگردانی به نسخهٔ قبلی</w:t>
+      </w:r>
+      <w:r>
+        <w:t xml:space="preserve"> (Rollback)» </w:t>
+      </w:r>
+      <w:r>
+        <w:rPr>
+          <w:rtl/>
+        </w:rPr>
+        <w:t>هم داشته باشید</w:t>
+      </w:r>
+      <w:r>
+        <w:t>.</w:t>
+      </w:r>
+    </w:p>
+    <w:p>
+      <w:pPr>
+        <w:pStyle w:val="Heading2"/>
+      </w:pPr>
+      <w:r>
+        <w:rPr>
+          <w:rtl/>
+        </w:rPr>
+        <w:t>۲</w:t>
+      </w:r>
+      <w:r>
+        <w:t xml:space="preserve">. </w:t>
+      </w:r>
+      <w:r>
+        <w:rPr>
+          <w:rtl/>
+        </w:rPr>
+        <w:t>الآن دقیقاً باید چه کار کنیم؟ (گام‌های اجرایی)</w:t>
+      </w:r>
+    </w:p>
+    <w:p>
+      <w:pPr>
+        <w:pStyle w:val="NormalWeb"/>
+        <w:bidi/>
+      </w:pPr>
+      <w:r>
+        <w:rPr>
+          <w:rtl/>
+        </w:rPr>
+        <w:t>برای شروع این مرحله، نقشهٔ راه ما به این صورت خواهد بود</w:t>
+      </w:r>
+      <w:r>
+        <w:t>:</w:t>
+      </w:r>
+    </w:p>
+    <w:p>
+      <w:pPr>
+        <w:pStyle w:val="NormalWeb"/>
+        <w:numPr>
+          <w:ilvl w:val="0"/>
+          <w:numId w:val="24"/>
+        </w:numPr>
+        <w:bidi/>
+      </w:pPr>
+      <w:r>
+        <w:rPr>
+          <w:b/>
+          <w:bCs/>
+          <w:rtl/>
+        </w:rPr>
+        <w:t>گام اول (تعریف الگوی ورژنینگ)</w:t>
+      </w:r>
+      <w:r>
+        <w:rPr>
+          <w:b/>
+          <w:bCs/>
+        </w:rPr>
+        <w:t>:</w:t>
+      </w:r>
+      <w:r>
+        <w:t xml:space="preserve"> </w:t>
+      </w:r>
+      <w:r>
+        <w:rPr>
+          <w:rtl/>
+        </w:rPr>
+        <w:t>تصمیم‌گیری دربارهٔ ساختار فیلدهای ورژنینگ در دیتابیس</w:t>
+      </w:r>
+      <w:r>
+        <w:t xml:space="preserve"> </w:t>
+      </w:r>
+      <w:proofErr w:type="spellStart"/>
+      <w:r>
+        <w:t>PocketBase</w:t>
+      </w:r>
+      <w:proofErr w:type="spellEnd"/>
+      <w:r>
+        <w:t xml:space="preserve"> (</w:t>
+      </w:r>
+      <w:r>
+        <w:rPr>
+          <w:rtl/>
+        </w:rPr>
+        <w:t xml:space="preserve">مثلاً اضافه کردن فیلد </w:t>
+      </w:r>
+      <w:r>
+        <w:rPr>
+          <w:rStyle w:val="HTMLCode"/>
+        </w:rPr>
+        <w:t>version</w:t>
+      </w:r>
+      <w:r>
+        <w:t xml:space="preserve"> </w:t>
+      </w:r>
+      <w:r>
+        <w:rPr>
+          <w:rtl/>
+        </w:rPr>
+        <w:t xml:space="preserve">به کالکشن </w:t>
+      </w:r>
+      <w:r>
+        <w:rPr>
+          <w:rStyle w:val="HTMLCode"/>
+        </w:rPr>
+        <w:t>reports</w:t>
+      </w:r>
+      <w:r>
+        <w:t>).</w:t>
+      </w:r>
+    </w:p>
+    <w:p>
+      <w:pPr>
+        <w:pStyle w:val="NormalWeb"/>
+        <w:numPr>
+          <w:ilvl w:val="0"/>
+          <w:numId w:val="24"/>
+        </w:numPr>
+        <w:bidi/>
+      </w:pPr>
+      <w:r>
+        <w:rPr>
+          <w:b/>
+          <w:bCs/>
+          <w:rtl/>
+        </w:rPr>
+        <w:t>گام دوم (اعمال خودکار ورژنینگ در ثبت/ویرایش)</w:t>
+      </w:r>
+      <w:r>
+        <w:rPr>
+          <w:b/>
+          <w:bCs/>
+        </w:rPr>
+        <w:t>:</w:t>
+      </w:r>
+      <w:r>
+        <w:t xml:space="preserve"> </w:t>
+      </w:r>
+      <w:r>
+        <w:rPr>
+          <w:rtl/>
+        </w:rPr>
+        <w:t xml:space="preserve">به‌روزرسانی منطق فرانت‌ند و بک‌اند هنگام ثبت یا ویرایش گزارش تا با هر ویرایش، مقدار </w:t>
+      </w:r>
+      <w:r>
+        <w:rPr>
+          <w:rStyle w:val="HTMLCode"/>
+        </w:rPr>
+        <w:t>version</w:t>
+      </w:r>
+      <w:r>
+        <w:t xml:space="preserve"> </w:t>
+      </w:r>
+      <w:r>
+        <w:rPr>
+          <w:rtl/>
+        </w:rPr>
+        <w:t>افزایش یابد</w:t>
+      </w:r>
+      <w:r>
+        <w:t>.</w:t>
+      </w:r>
+    </w:p>
+    <w:p>
+      <w:pPr>
+        <w:pStyle w:val="NormalWeb"/>
+        <w:numPr>
+          <w:ilvl w:val="0"/>
+          <w:numId w:val="24"/>
+        </w:numPr>
+        <w:bidi/>
+      </w:pPr>
+      <w:r>
+        <w:rPr>
+          <w:b/>
+          <w:bCs/>
+          <w:rtl/>
+        </w:rPr>
+        <w:t>گام سوم</w:t>
+      </w:r>
+      <w:r>
+        <w:rPr>
+          <w:b/>
+          <w:bCs/>
+        </w:rPr>
+        <w:t xml:space="preserve"> (</w:t>
+      </w:r>
+      <w:r>
+        <w:rPr>
+          <w:b/>
+          <w:bCs/>
+          <w:rtl/>
+        </w:rPr>
+        <w:t>طراحی ساختار فایل</w:t>
+      </w:r>
+      <w:r>
+        <w:rPr>
+          <w:b/>
+          <w:bCs/>
+        </w:rPr>
+        <w:t xml:space="preserve"> Export):</w:t>
+      </w:r>
+      <w:r>
+        <w:t xml:space="preserve"> </w:t>
+      </w:r>
+      <w:r>
+        <w:rPr>
+          <w:rtl/>
+        </w:rPr>
+        <w:t>مشخص کردن فرمت فایل خروجی</w:t>
+      </w:r>
+      <w:r>
+        <w:t xml:space="preserve"> (</w:t>
+      </w:r>
+      <w:r>
+        <w:rPr>
+          <w:rtl/>
+        </w:rPr>
+        <w:t>مثلاً یک فایل</w:t>
+      </w:r>
+      <w:r>
+        <w:t xml:space="preserve"> ZIP </w:t>
+      </w:r>
+      <w:r>
+        <w:rPr>
+          <w:rtl/>
+        </w:rPr>
+        <w:t>شامل</w:t>
+      </w:r>
+      <w:r>
+        <w:t xml:space="preserve"> JSON </w:t>
+      </w:r>
+      <w:r>
+        <w:rPr>
+          <w:rtl/>
+        </w:rPr>
+        <w:t>داده‌ها + فایل‌های ضمیمه/تصاویر</w:t>
+      </w:r>
+      <w:r>
+        <w:t>).</w:t>
+      </w:r>
+    </w:p>
+    <w:p>
+      <w:pPr>
+        <w:pStyle w:val="NormalWeb"/>
+        <w:numPr>
+          <w:ilvl w:val="0"/>
+          <w:numId w:val="24"/>
+        </w:numPr>
+        <w:bidi/>
+      </w:pPr>
+      <w:r>
+        <w:rPr>
+          <w:b/>
+          <w:bCs/>
+          <w:rtl/>
+        </w:rPr>
+        <w:t>گام چهارم (پیاده‌سازی پردازشگر</w:t>
+      </w:r>
+      <w:r>
+        <w:rPr>
+          <w:b/>
+          <w:bCs/>
+        </w:rPr>
+        <w:t xml:space="preserve"> Import &amp; Conflict Resolution):</w:t>
+      </w:r>
+      <w:r>
+        <w:t xml:space="preserve"> </w:t>
+      </w:r>
+      <w:r>
+        <w:rPr>
+          <w:rtl/>
+        </w:rPr>
+        <w:t xml:space="preserve">نوشتن منطق خواندن فایل، بررسی </w:t>
+      </w:r>
+      <w:proofErr w:type="spellStart"/>
+      <w:r>
+        <w:rPr>
+          <w:rStyle w:val="HTMLCode"/>
+        </w:rPr>
+        <w:t>automation_id</w:t>
+      </w:r>
+      <w:proofErr w:type="spellEnd"/>
+      <w:r>
+        <w:t xml:space="preserve"> </w:t>
+      </w:r>
+      <w:r>
+        <w:rPr>
+          <w:rtl/>
+        </w:rPr>
+        <w:t xml:space="preserve">و </w:t>
+      </w:r>
+      <w:r>
+        <w:rPr>
+          <w:rStyle w:val="HTMLCode"/>
+        </w:rPr>
+        <w:t>version</w:t>
+      </w:r>
+      <w:r>
+        <w:t xml:space="preserve"> </w:t>
+      </w:r>
+      <w:r>
+        <w:rPr>
+          <w:rtl/>
+        </w:rPr>
+        <w:t>و اعمال تغییرات یا مدیریت تعارض‌ها</w:t>
+      </w:r>
+      <w:r>
+        <w:t>.</w:t>
+      </w:r>
+    </w:p>
+    <w:p>
+      <w:pPr>
         <w:rPr>
           <w:rtl/>
         </w:rPr>
@@ -4674,7 +5530,6 @@
         <w:rPr>
           <w:rtl/>
         </w:rPr>
-        <w:lastRenderedPageBreak/>
         <w:t>۱. مشخصات و اهداف کلان پروژه</w:t>
       </w:r>
     </w:p>
@@ -4759,6 +5614,7 @@
           <w:bCs/>
           <w:rtl/>
         </w:rPr>
+        <w:lastRenderedPageBreak/>
         <w:t>قابلیت حمل:</w:t>
       </w:r>
       <w:r>
@@ -5794,7 +6650,6 @@
           <w:iCs/>
           <w:rtl/>
         </w:rPr>
-        <w:lastRenderedPageBreak/>
         <w:t>شناسایی و یکتایی:</w:t>
       </w:r>
       <w:r>
@@ -6036,6 +6891,7 @@
           <w:iCs/>
           <w:rtl/>
         </w:rPr>
+        <w:lastRenderedPageBreak/>
         <w:t>ویژگی‌های انتخابی (</w:t>
       </w:r>
       <w:r>
@@ -7075,7 +7931,6 @@
         <w:rPr>
           <w:rtl/>
         </w:rPr>
-        <w:lastRenderedPageBreak/>
         <w:t xml:space="preserve">کاربر با نقش </w:t>
       </w:r>
       <w:proofErr w:type="spellStart"/>
@@ -7195,6 +8050,7 @@
           <w:bCs/>
           <w:rtl/>
         </w:rPr>
+        <w:lastRenderedPageBreak/>
         <w:t>الف</w:t>
       </w:r>
       <w:r>
@@ -7410,6 +8266,119 @@
     </w:lvl>
   </w:abstractNum>
   <w:abstractNum w:abstractNumId="1" w15:restartNumberingAfterBreak="0">
+    <w:nsid w:val="048766FB"/>
+    <w:multiLevelType w:val="multilevel"/>
+    <w:tmpl w:val="F05E0C7C"/>
+    <w:lvl w:ilvl="0">
+      <w:start w:val="1"/>
+      <w:numFmt w:val="decimal"/>
+      <w:lvlText w:val="%1."/>
+      <w:lvlJc w:val="left"/>
+      <w:pPr>
+        <w:tabs>
+          <w:tab w:val="num" w:pos="720"/>
+        </w:tabs>
+        <w:ind w:left="720" w:hanging="360"/>
+      </w:pPr>
+    </w:lvl>
+    <w:lvl w:ilvl="1" w:tentative="1">
+      <w:start w:val="1"/>
+      <w:numFmt w:val="decimal"/>
+      <w:lvlText w:val="%2."/>
+      <w:lvlJc w:val="left"/>
+      <w:pPr>
+        <w:tabs>
+          <w:tab w:val="num" w:pos="1440"/>
+        </w:tabs>
+        <w:ind w:left="1440" w:hanging="360"/>
+      </w:pPr>
+    </w:lvl>
+    <w:lvl w:ilvl="2" w:tentative="1">
+      <w:start w:val="1"/>
+      <w:numFmt w:val="decimal"/>
+      <w:lvlText w:val="%3."/>
+      <w:lvlJc w:val="left"/>
+      <w:pPr>
+        <w:tabs>
+          <w:tab w:val="num" w:pos="2160"/>
+        </w:tabs>
+        <w:ind w:left="2160" w:hanging="360"/>
+      </w:pPr>
+    </w:lvl>
+    <w:lvl w:ilvl="3" w:tentative="1">
+      <w:start w:val="1"/>
+      <w:numFmt w:val="decimal"/>
+      <w:lvlText w:val="%4."/>
+      <w:lvlJc w:val="left"/>
+      <w:pPr>
+        <w:tabs>
+          <w:tab w:val="num" w:pos="2880"/>
+        </w:tabs>
+        <w:ind w:left="2880" w:hanging="360"/>
+      </w:pPr>
+    </w:lvl>
+    <w:lvl w:ilvl="4" w:tentative="1">
+      <w:start w:val="1"/>
+      <w:numFmt w:val="decimal"/>
+      <w:lvlText w:val="%5."/>
+      <w:lvlJc w:val="left"/>
+      <w:pPr>
+        <w:tabs>
+          <w:tab w:val="num" w:pos="3600"/>
+        </w:tabs>
+        <w:ind w:left="3600" w:hanging="360"/>
+      </w:pPr>
+    </w:lvl>
+    <w:lvl w:ilvl="5" w:tentative="1">
+      <w:start w:val="1"/>
+      <w:numFmt w:val="decimal"/>
+      <w:lvlText w:val="%6."/>
+      <w:lvlJc w:val="left"/>
+      <w:pPr>
+        <w:tabs>
+          <w:tab w:val="num" w:pos="4320"/>
+        </w:tabs>
+        <w:ind w:left="4320" w:hanging="360"/>
+      </w:pPr>
+    </w:lvl>
+    <w:lvl w:ilvl="6" w:tentative="1">
+      <w:start w:val="1"/>
+      <w:numFmt w:val="decimal"/>
+      <w:lvlText w:val="%7."/>
+      <w:lvlJc w:val="left"/>
+      <w:pPr>
+        <w:tabs>
+          <w:tab w:val="num" w:pos="5040"/>
+        </w:tabs>
+        <w:ind w:left="5040" w:hanging="360"/>
+      </w:pPr>
+    </w:lvl>
+    <w:lvl w:ilvl="7" w:tentative="1">
+      <w:start w:val="1"/>
+      <w:numFmt w:val="decimal"/>
+      <w:lvlText w:val="%8."/>
+      <w:lvlJc w:val="left"/>
+      <w:pPr>
+        <w:tabs>
+          <w:tab w:val="num" w:pos="5760"/>
+        </w:tabs>
+        <w:ind w:left="5760" w:hanging="360"/>
+      </w:pPr>
+    </w:lvl>
+    <w:lvl w:ilvl="8" w:tentative="1">
+      <w:start w:val="1"/>
+      <w:numFmt w:val="decimal"/>
+      <w:lvlText w:val="%9."/>
+      <w:lvlJc w:val="left"/>
+      <w:pPr>
+        <w:tabs>
+          <w:tab w:val="num" w:pos="6480"/>
+        </w:tabs>
+        <w:ind w:left="6480" w:hanging="360"/>
+      </w:pPr>
+    </w:lvl>
+  </w:abstractNum>
+  <w:abstractNum w:abstractNumId="2" w15:restartNumberingAfterBreak="0">
     <w:nsid w:val="093B46DB"/>
     <w:multiLevelType w:val="multilevel"/>
     <w:tmpl w:val="001EC90C"/>
@@ -7522,7 +8491,7 @@
       </w:pPr>
     </w:lvl>
   </w:abstractNum>
-  <w:abstractNum w:abstractNumId="2" w15:restartNumberingAfterBreak="0">
+  <w:abstractNum w:abstractNumId="3" w15:restartNumberingAfterBreak="0">
     <w:nsid w:val="0A156E54"/>
     <w:multiLevelType w:val="multilevel"/>
     <w:tmpl w:val="993E6476"/>
@@ -7671,7 +8640,7 @@
       </w:rPr>
     </w:lvl>
   </w:abstractNum>
-  <w:abstractNum w:abstractNumId="3" w15:restartNumberingAfterBreak="0">
+  <w:abstractNum w:abstractNumId="4" w15:restartNumberingAfterBreak="0">
     <w:nsid w:val="1B5B1766"/>
     <w:multiLevelType w:val="multilevel"/>
     <w:tmpl w:val="A85695D6"/>
@@ -7820,7 +8789,7 @@
       </w:rPr>
     </w:lvl>
   </w:abstractNum>
-  <w:abstractNum w:abstractNumId="4" w15:restartNumberingAfterBreak="0">
+  <w:abstractNum w:abstractNumId="5" w15:restartNumberingAfterBreak="0">
     <w:nsid w:val="1F315DEE"/>
     <w:multiLevelType w:val="hybridMultilevel"/>
     <w:tmpl w:val="7712705E"/>
@@ -7933,7 +8902,7 @@
       </w:rPr>
     </w:lvl>
   </w:abstractNum>
-  <w:abstractNum w:abstractNumId="5" w15:restartNumberingAfterBreak="0">
+  <w:abstractNum w:abstractNumId="6" w15:restartNumberingAfterBreak="0">
     <w:nsid w:val="1FB76F5A"/>
     <w:multiLevelType w:val="hybridMultilevel"/>
     <w:tmpl w:val="1920324E"/>
@@ -8046,7 +9015,7 @@
       </w:rPr>
     </w:lvl>
   </w:abstractNum>
-  <w:abstractNum w:abstractNumId="6" w15:restartNumberingAfterBreak="0">
+  <w:abstractNum w:abstractNumId="7" w15:restartNumberingAfterBreak="0">
     <w:nsid w:val="21CD7929"/>
     <w:multiLevelType w:val="multilevel"/>
     <w:tmpl w:val="D518A67E"/>
@@ -8195,7 +9164,7 @@
       </w:rPr>
     </w:lvl>
   </w:abstractNum>
-  <w:abstractNum w:abstractNumId="7" w15:restartNumberingAfterBreak="0">
+  <w:abstractNum w:abstractNumId="8" w15:restartNumberingAfterBreak="0">
     <w:nsid w:val="225C63CC"/>
     <w:multiLevelType w:val="multilevel"/>
     <w:tmpl w:val="89C84A72"/>
@@ -8344,7 +9313,7 @@
       </w:rPr>
     </w:lvl>
   </w:abstractNum>
-  <w:abstractNum w:abstractNumId="8" w15:restartNumberingAfterBreak="0">
+  <w:abstractNum w:abstractNumId="9" w15:restartNumberingAfterBreak="0">
     <w:nsid w:val="23FC3F84"/>
     <w:multiLevelType w:val="multilevel"/>
     <w:tmpl w:val="C2B077C2"/>
@@ -8493,7 +9462,7 @@
       </w:rPr>
     </w:lvl>
   </w:abstractNum>
-  <w:abstractNum w:abstractNumId="9" w15:restartNumberingAfterBreak="0">
+  <w:abstractNum w:abstractNumId="10" w15:restartNumberingAfterBreak="0">
     <w:nsid w:val="25E74FFC"/>
     <w:multiLevelType w:val="multilevel"/>
     <w:tmpl w:val="8D4C2FE4"/>
@@ -8642,7 +9611,7 @@
       </w:rPr>
     </w:lvl>
   </w:abstractNum>
-  <w:abstractNum w:abstractNumId="10" w15:restartNumberingAfterBreak="0">
+  <w:abstractNum w:abstractNumId="11" w15:restartNumberingAfterBreak="0">
     <w:nsid w:val="26193FF8"/>
     <w:multiLevelType w:val="multilevel"/>
     <w:tmpl w:val="B2E0BDEE"/>
@@ -8791,7 +9760,7 @@
       </w:rPr>
     </w:lvl>
   </w:abstractNum>
-  <w:abstractNum w:abstractNumId="11" w15:restartNumberingAfterBreak="0">
+  <w:abstractNum w:abstractNumId="12" w15:restartNumberingAfterBreak="0">
     <w:nsid w:val="2832447D"/>
     <w:multiLevelType w:val="multilevel"/>
     <w:tmpl w:val="893A1FEA"/>
@@ -8940,7 +9909,7 @@
       </w:rPr>
     </w:lvl>
   </w:abstractNum>
-  <w:abstractNum w:abstractNumId="12" w15:restartNumberingAfterBreak="0">
+  <w:abstractNum w:abstractNumId="13" w15:restartNumberingAfterBreak="0">
     <w:nsid w:val="2BC72534"/>
     <w:multiLevelType w:val="multilevel"/>
     <w:tmpl w:val="E0C80A2A"/>
@@ -9089,7 +10058,7 @@
       </w:rPr>
     </w:lvl>
   </w:abstractNum>
-  <w:abstractNum w:abstractNumId="13" w15:restartNumberingAfterBreak="0">
+  <w:abstractNum w:abstractNumId="14" w15:restartNumberingAfterBreak="0">
     <w:nsid w:val="30265418"/>
     <w:multiLevelType w:val="multilevel"/>
     <w:tmpl w:val="CD688C3C"/>
@@ -9238,7 +10207,7 @@
       </w:rPr>
     </w:lvl>
   </w:abstractNum>
-  <w:abstractNum w:abstractNumId="14" w15:restartNumberingAfterBreak="0">
+  <w:abstractNum w:abstractNumId="15" w15:restartNumberingAfterBreak="0">
     <w:nsid w:val="35640C25"/>
     <w:multiLevelType w:val="multilevel"/>
     <w:tmpl w:val="3F3060AE"/>
@@ -9387,7 +10356,7 @@
       </w:rPr>
     </w:lvl>
   </w:abstractNum>
-  <w:abstractNum w:abstractNumId="15" w15:restartNumberingAfterBreak="0">
+  <w:abstractNum w:abstractNumId="16" w15:restartNumberingAfterBreak="0">
     <w:nsid w:val="35F5241B"/>
     <w:multiLevelType w:val="multilevel"/>
     <w:tmpl w:val="D6E2386C"/>
@@ -9536,7 +10505,7 @@
       </w:rPr>
     </w:lvl>
   </w:abstractNum>
-  <w:abstractNum w:abstractNumId="16" w15:restartNumberingAfterBreak="0">
+  <w:abstractNum w:abstractNumId="17" w15:restartNumberingAfterBreak="0">
     <w:nsid w:val="37190628"/>
     <w:multiLevelType w:val="hybridMultilevel"/>
     <w:tmpl w:val="D340DB24"/>
@@ -9649,7 +10618,7 @@
       </w:rPr>
     </w:lvl>
   </w:abstractNum>
-  <w:abstractNum w:abstractNumId="17" w15:restartNumberingAfterBreak="0">
+  <w:abstractNum w:abstractNumId="18" w15:restartNumberingAfterBreak="0">
     <w:nsid w:val="4E555483"/>
     <w:multiLevelType w:val="multilevel"/>
     <w:tmpl w:val="E8D83CA6"/>
@@ -9798,7 +10767,7 @@
       </w:rPr>
     </w:lvl>
   </w:abstractNum>
-  <w:abstractNum w:abstractNumId="18" w15:restartNumberingAfterBreak="0">
+  <w:abstractNum w:abstractNumId="19" w15:restartNumberingAfterBreak="0">
     <w:nsid w:val="52FF3A6F"/>
     <w:multiLevelType w:val="multilevel"/>
     <w:tmpl w:val="F3F824C0"/>
@@ -9947,7 +10916,156 @@
       </w:rPr>
     </w:lvl>
   </w:abstractNum>
-  <w:abstractNum w:abstractNumId="19" w15:restartNumberingAfterBreak="0">
+  <w:abstractNum w:abstractNumId="20" w15:restartNumberingAfterBreak="0">
+    <w:nsid w:val="54FC15E6"/>
+    <w:multiLevelType w:val="multilevel"/>
+    <w:tmpl w:val="847E6884"/>
+    <w:lvl w:ilvl="0">
+      <w:start w:val="1"/>
+      <w:numFmt w:val="bullet"/>
+      <w:lvlText w:val=""/>
+      <w:lvlJc w:val="left"/>
+      <w:pPr>
+        <w:tabs>
+          <w:tab w:val="num" w:pos="720"/>
+        </w:tabs>
+        <w:ind w:left="720" w:hanging="360"/>
+      </w:pPr>
+      <w:rPr>
+        <w:rFonts w:ascii="Symbol" w:hAnsi="Symbol" w:hint="default"/>
+        <w:sz w:val="20"/>
+      </w:rPr>
+    </w:lvl>
+    <w:lvl w:ilvl="1">
+      <w:start w:val="1"/>
+      <w:numFmt w:val="bullet"/>
+      <w:lvlText w:val="o"/>
+      <w:lvlJc w:val="left"/>
+      <w:pPr>
+        <w:tabs>
+          <w:tab w:val="num" w:pos="1440"/>
+        </w:tabs>
+        <w:ind w:left="1440" w:hanging="360"/>
+      </w:pPr>
+      <w:rPr>
+        <w:rFonts w:ascii="Courier New" w:hAnsi="Courier New" w:hint="default"/>
+        <w:sz w:val="20"/>
+      </w:rPr>
+    </w:lvl>
+    <w:lvl w:ilvl="2" w:tentative="1">
+      <w:start w:val="1"/>
+      <w:numFmt w:val="bullet"/>
+      <w:lvlText w:val=""/>
+      <w:lvlJc w:val="left"/>
+      <w:pPr>
+        <w:tabs>
+          <w:tab w:val="num" w:pos="2160"/>
+        </w:tabs>
+        <w:ind w:left="2160" w:hanging="360"/>
+      </w:pPr>
+      <w:rPr>
+        <w:rFonts w:ascii="Wingdings" w:hAnsi="Wingdings" w:hint="default"/>
+        <w:sz w:val="20"/>
+      </w:rPr>
+    </w:lvl>
+    <w:lvl w:ilvl="3" w:tentative="1">
+      <w:start w:val="1"/>
+      <w:numFmt w:val="bullet"/>
+      <w:lvlText w:val=""/>
+      <w:lvlJc w:val="left"/>
+      <w:pPr>
+        <w:tabs>
+          <w:tab w:val="num" w:pos="2880"/>
+        </w:tabs>
+        <w:ind w:left="2880" w:hanging="360"/>
+      </w:pPr>
+      <w:rPr>
+        <w:rFonts w:ascii="Wingdings" w:hAnsi="Wingdings" w:hint="default"/>
+        <w:sz w:val="20"/>
+      </w:rPr>
+    </w:lvl>
+    <w:lvl w:ilvl="4" w:tentative="1">
+      <w:start w:val="1"/>
+      <w:numFmt w:val="bullet"/>
+      <w:lvlText w:val=""/>
+      <w:lvlJc w:val="left"/>
+      <w:pPr>
+        <w:tabs>
+          <w:tab w:val="num" w:pos="3600"/>
+        </w:tabs>
+        <w:ind w:left="3600" w:hanging="360"/>
+      </w:pPr>
+      <w:rPr>
+        <w:rFonts w:ascii="Wingdings" w:hAnsi="Wingdings" w:hint="default"/>
+        <w:sz w:val="20"/>
+      </w:rPr>
+    </w:lvl>
+    <w:lvl w:ilvl="5" w:tentative="1">
+      <w:start w:val="1"/>
+      <w:numFmt w:val="bullet"/>
+      <w:lvlText w:val=""/>
+      <w:lvlJc w:val="left"/>
+      <w:pPr>
+        <w:tabs>
+          <w:tab w:val="num" w:pos="4320"/>
+        </w:tabs>
+        <w:ind w:left="4320" w:hanging="360"/>
+      </w:pPr>
+      <w:rPr>
+        <w:rFonts w:ascii="Wingdings" w:hAnsi="Wingdings" w:hint="default"/>
+        <w:sz w:val="20"/>
+      </w:rPr>
+    </w:lvl>
+    <w:lvl w:ilvl="6" w:tentative="1">
+      <w:start w:val="1"/>
+      <w:numFmt w:val="bullet"/>
+      <w:lvlText w:val=""/>
+      <w:lvlJc w:val="left"/>
+      <w:pPr>
+        <w:tabs>
+          <w:tab w:val="num" w:pos="5040"/>
+        </w:tabs>
+        <w:ind w:left="5040" w:hanging="360"/>
+      </w:pPr>
+      <w:rPr>
+        <w:rFonts w:ascii="Wingdings" w:hAnsi="Wingdings" w:hint="default"/>
+        <w:sz w:val="20"/>
+      </w:rPr>
+    </w:lvl>
+    <w:lvl w:ilvl="7" w:tentative="1">
+      <w:start w:val="1"/>
+      <w:numFmt w:val="bullet"/>
+      <w:lvlText w:val=""/>
+      <w:lvlJc w:val="left"/>
+      <w:pPr>
+        <w:tabs>
+          <w:tab w:val="num" w:pos="5760"/>
+        </w:tabs>
+        <w:ind w:left="5760" w:hanging="360"/>
+      </w:pPr>
+      <w:rPr>
+        <w:rFonts w:ascii="Wingdings" w:hAnsi="Wingdings" w:hint="default"/>
+        <w:sz w:val="20"/>
+      </w:rPr>
+    </w:lvl>
+    <w:lvl w:ilvl="8" w:tentative="1">
+      <w:start w:val="1"/>
+      <w:numFmt w:val="bullet"/>
+      <w:lvlText w:val=""/>
+      <w:lvlJc w:val="left"/>
+      <w:pPr>
+        <w:tabs>
+          <w:tab w:val="num" w:pos="6480"/>
+        </w:tabs>
+        <w:ind w:left="6480" w:hanging="360"/>
+      </w:pPr>
+      <w:rPr>
+        <w:rFonts w:ascii="Wingdings" w:hAnsi="Wingdings" w:hint="default"/>
+        <w:sz w:val="20"/>
+      </w:rPr>
+    </w:lvl>
+  </w:abstractNum>
+  <w:abstractNum w:abstractNumId="21" w15:restartNumberingAfterBreak="0">
     <w:nsid w:val="600739FA"/>
     <w:multiLevelType w:val="multilevel"/>
     <w:tmpl w:val="D408CE5C"/>
@@ -10096,7 +11214,7 @@
       </w:rPr>
     </w:lvl>
   </w:abstractNum>
-  <w:abstractNum w:abstractNumId="20" w15:restartNumberingAfterBreak="0">
+  <w:abstractNum w:abstractNumId="22" w15:restartNumberingAfterBreak="0">
     <w:nsid w:val="6B196A40"/>
     <w:multiLevelType w:val="multilevel"/>
     <w:tmpl w:val="E03E2DDA"/>
@@ -10245,68 +11363,226 @@
       </w:rPr>
     </w:lvl>
   </w:abstractNum>
+  <w:abstractNum w:abstractNumId="23" w15:restartNumberingAfterBreak="0">
+    <w:nsid w:val="7B897EEA"/>
+    <w:multiLevelType w:val="multilevel"/>
+    <w:tmpl w:val="5A0A9D1C"/>
+    <w:lvl w:ilvl="0">
+      <w:start w:val="1"/>
+      <w:numFmt w:val="bullet"/>
+      <w:lvlText w:val=""/>
+      <w:lvlJc w:val="left"/>
+      <w:pPr>
+        <w:tabs>
+          <w:tab w:val="num" w:pos="720"/>
+        </w:tabs>
+        <w:ind w:left="720" w:hanging="360"/>
+      </w:pPr>
+      <w:rPr>
+        <w:rFonts w:ascii="Symbol" w:hAnsi="Symbol" w:hint="default"/>
+        <w:sz w:val="20"/>
+      </w:rPr>
+    </w:lvl>
+    <w:lvl w:ilvl="1" w:tentative="1">
+      <w:start w:val="1"/>
+      <w:numFmt w:val="bullet"/>
+      <w:lvlText w:val="o"/>
+      <w:lvlJc w:val="left"/>
+      <w:pPr>
+        <w:tabs>
+          <w:tab w:val="num" w:pos="1440"/>
+        </w:tabs>
+        <w:ind w:left="1440" w:hanging="360"/>
+      </w:pPr>
+      <w:rPr>
+        <w:rFonts w:ascii="Courier New" w:hAnsi="Courier New" w:hint="default"/>
+        <w:sz w:val="20"/>
+      </w:rPr>
+    </w:lvl>
+    <w:lvl w:ilvl="2" w:tentative="1">
+      <w:start w:val="1"/>
+      <w:numFmt w:val="bullet"/>
+      <w:lvlText w:val=""/>
+      <w:lvlJc w:val="left"/>
+      <w:pPr>
+        <w:tabs>
+          <w:tab w:val="num" w:pos="2160"/>
+        </w:tabs>
+        <w:ind w:left="2160" w:hanging="360"/>
+      </w:pPr>
+      <w:rPr>
+        <w:rFonts w:ascii="Wingdings" w:hAnsi="Wingdings" w:hint="default"/>
+        <w:sz w:val="20"/>
+      </w:rPr>
+    </w:lvl>
+    <w:lvl w:ilvl="3" w:tentative="1">
+      <w:start w:val="1"/>
+      <w:numFmt w:val="bullet"/>
+      <w:lvlText w:val=""/>
+      <w:lvlJc w:val="left"/>
+      <w:pPr>
+        <w:tabs>
+          <w:tab w:val="num" w:pos="2880"/>
+        </w:tabs>
+        <w:ind w:left="2880" w:hanging="360"/>
+      </w:pPr>
+      <w:rPr>
+        <w:rFonts w:ascii="Wingdings" w:hAnsi="Wingdings" w:hint="default"/>
+        <w:sz w:val="20"/>
+      </w:rPr>
+    </w:lvl>
+    <w:lvl w:ilvl="4" w:tentative="1">
+      <w:start w:val="1"/>
+      <w:numFmt w:val="bullet"/>
+      <w:lvlText w:val=""/>
+      <w:lvlJc w:val="left"/>
+      <w:pPr>
+        <w:tabs>
+          <w:tab w:val="num" w:pos="3600"/>
+        </w:tabs>
+        <w:ind w:left="3600" w:hanging="360"/>
+      </w:pPr>
+      <w:rPr>
+        <w:rFonts w:ascii="Wingdings" w:hAnsi="Wingdings" w:hint="default"/>
+        <w:sz w:val="20"/>
+      </w:rPr>
+    </w:lvl>
+    <w:lvl w:ilvl="5" w:tentative="1">
+      <w:start w:val="1"/>
+      <w:numFmt w:val="bullet"/>
+      <w:lvlText w:val=""/>
+      <w:lvlJc w:val="left"/>
+      <w:pPr>
+        <w:tabs>
+          <w:tab w:val="num" w:pos="4320"/>
+        </w:tabs>
+        <w:ind w:left="4320" w:hanging="360"/>
+      </w:pPr>
+      <w:rPr>
+        <w:rFonts w:ascii="Wingdings" w:hAnsi="Wingdings" w:hint="default"/>
+        <w:sz w:val="20"/>
+      </w:rPr>
+    </w:lvl>
+    <w:lvl w:ilvl="6" w:tentative="1">
+      <w:start w:val="1"/>
+      <w:numFmt w:val="bullet"/>
+      <w:lvlText w:val=""/>
+      <w:lvlJc w:val="left"/>
+      <w:pPr>
+        <w:tabs>
+          <w:tab w:val="num" w:pos="5040"/>
+        </w:tabs>
+        <w:ind w:left="5040" w:hanging="360"/>
+      </w:pPr>
+      <w:rPr>
+        <w:rFonts w:ascii="Wingdings" w:hAnsi="Wingdings" w:hint="default"/>
+        <w:sz w:val="20"/>
+      </w:rPr>
+    </w:lvl>
+    <w:lvl w:ilvl="7" w:tentative="1">
+      <w:start w:val="1"/>
+      <w:numFmt w:val="bullet"/>
+      <w:lvlText w:val=""/>
+      <w:lvlJc w:val="left"/>
+      <w:pPr>
+        <w:tabs>
+          <w:tab w:val="num" w:pos="5760"/>
+        </w:tabs>
+        <w:ind w:left="5760" w:hanging="360"/>
+      </w:pPr>
+      <w:rPr>
+        <w:rFonts w:ascii="Wingdings" w:hAnsi="Wingdings" w:hint="default"/>
+        <w:sz w:val="20"/>
+      </w:rPr>
+    </w:lvl>
+    <w:lvl w:ilvl="8" w:tentative="1">
+      <w:start w:val="1"/>
+      <w:numFmt w:val="bullet"/>
+      <w:lvlText w:val=""/>
+      <w:lvlJc w:val="left"/>
+      <w:pPr>
+        <w:tabs>
+          <w:tab w:val="num" w:pos="6480"/>
+        </w:tabs>
+        <w:ind w:left="6480" w:hanging="360"/>
+      </w:pPr>
+      <w:rPr>
+        <w:rFonts w:ascii="Wingdings" w:hAnsi="Wingdings" w:hint="default"/>
+        <w:sz w:val="20"/>
+      </w:rPr>
+    </w:lvl>
+  </w:abstractNum>
   <w:num w:numId="1">
-    <w:abstractNumId w:val="4"/>
+    <w:abstractNumId w:val="5"/>
   </w:num>
   <w:num w:numId="2">
     <w:abstractNumId w:val="0"/>
   </w:num>
   <w:num w:numId="3">
+    <w:abstractNumId w:val="3"/>
+  </w:num>
+  <w:num w:numId="4">
+    <w:abstractNumId w:val="6"/>
+  </w:num>
+  <w:num w:numId="5">
+    <w:abstractNumId w:val="17"/>
+  </w:num>
+  <w:num w:numId="6">
+    <w:abstractNumId w:val="16"/>
+  </w:num>
+  <w:num w:numId="7">
     <w:abstractNumId w:val="2"/>
   </w:num>
-  <w:num w:numId="4">
-    <w:abstractNumId w:val="5"/>
-  </w:num>
-  <w:num w:numId="5">
-    <w:abstractNumId w:val="16"/>
-  </w:num>
-  <w:num w:numId="6">
+  <w:num w:numId="8">
     <w:abstractNumId w:val="15"/>
   </w:num>
-  <w:num w:numId="7">
-    <w:abstractNumId w:val="1"/>
+  <w:num w:numId="9">
+    <w:abstractNumId w:val="10"/>
   </w:num>
-  <w:num w:numId="8">
+  <w:num w:numId="10">
     <w:abstractNumId w:val="14"/>
   </w:num>
-  <w:num w:numId="9">
+  <w:num w:numId="11">
+    <w:abstractNumId w:val="7"/>
+  </w:num>
+  <w:num w:numId="12">
+    <w:abstractNumId w:val="19"/>
+  </w:num>
+  <w:num w:numId="13">
+    <w:abstractNumId w:val="4"/>
+  </w:num>
+  <w:num w:numId="14">
+    <w:abstractNumId w:val="18"/>
+  </w:num>
+  <w:num w:numId="15">
+    <w:abstractNumId w:val="12"/>
+  </w:num>
+  <w:num w:numId="16">
+    <w:abstractNumId w:val="22"/>
+  </w:num>
+  <w:num w:numId="17">
+    <w:abstractNumId w:val="11"/>
+  </w:num>
+  <w:num w:numId="18">
+    <w:abstractNumId w:val="8"/>
+  </w:num>
+  <w:num w:numId="19">
+    <w:abstractNumId w:val="13"/>
+  </w:num>
+  <w:num w:numId="20">
     <w:abstractNumId w:val="9"/>
   </w:num>
-  <w:num w:numId="10">
-    <w:abstractNumId w:val="13"/>
+  <w:num w:numId="21">
+    <w:abstractNumId w:val="21"/>
   </w:num>
-  <w:num w:numId="11">
-    <w:abstractNumId w:val="6"/>
+  <w:num w:numId="22">
+    <w:abstractNumId w:val="23"/>
   </w:num>
-  <w:num w:numId="12">
-    <w:abstractNumId w:val="18"/>
-  </w:num>
-  <w:num w:numId="13">
-    <w:abstractNumId w:val="3"/>
-  </w:num>
-  <w:num w:numId="14">
-    <w:abstractNumId w:val="17"/>
-  </w:num>
-  <w:num w:numId="15">
-    <w:abstractNumId w:val="11"/>
-  </w:num>
-  <w:num w:numId="16">
+  <w:num w:numId="23">
     <w:abstractNumId w:val="20"/>
   </w:num>
-  <w:num w:numId="17">
-    <w:abstractNumId w:val="10"/>
-  </w:num>
-  <w:num w:numId="18">
-    <w:abstractNumId w:val="7"/>
-  </w:num>
-  <w:num w:numId="19">
-    <w:abstractNumId w:val="12"/>
-  </w:num>
-  <w:num w:numId="20">
-    <w:abstractNumId w:val="8"/>
-  </w:num>
-  <w:num w:numId="21">
-    <w:abstractNumId w:val="19"/>
+  <w:num w:numId="24">
+    <w:abstractNumId w:val="1"/>
   </w:num>
 </w:numbering>
 </file>
@@ -11028,6 +12304,11 @@
       <w:szCs w:val="20"/>
     </w:rPr>
   </w:style>
+  <w:style w:type="character" w:customStyle="1" w:styleId="math-inline">
+    <w:name w:val="math-inline"/>
+    <w:basedOn w:val="DefaultParagraphFont"/>
+    <w:rsid w:val="006239A6"/>
+  </w:style>
 </w:styles>
 </file>
 

--- a/حافظه پروژه.docx
+++ b/حافظه پروژه.docx
@@ -417,27 +417,16 @@
           <w:szCs w:val="24"/>
           <w:rtl/>
         </w:rPr>
-        <w:t xml:space="preserve">اگر قرار نیست بخشی جایگزین شود، صریحاً بگو: «این بخش فقط حذف شود و جایگزین </w:t>
-      </w:r>
-      <w:proofErr w:type="gramStart"/>
+        <w:t>اگر قرار نیست بخشی جایگزین شود، صریحاً بگو: «این بخش فقط حذف شود و جایگزین ندارد</w:t>
+      </w:r>
       <w:r>
         <w:rPr>
           <w:rFonts w:ascii="Times New Roman" w:eastAsia="Times New Roman" w:hAnsi="Times New Roman" w:cs="Times New Roman"/>
           <w:sz w:val="24"/>
           <w:szCs w:val="24"/>
-          <w:rtl/>
-        </w:rPr>
-        <w:t>ندارد</w:t>
-      </w:r>
-      <w:r>
-        <w:rPr>
-          <w:rFonts w:ascii="Times New Roman" w:eastAsia="Times New Roman" w:hAnsi="Times New Roman" w:cs="Times New Roman"/>
-          <w:sz w:val="24"/>
-          <w:szCs w:val="24"/>
         </w:rPr>
         <w:t>.»</w:t>
       </w:r>
-      <w:proofErr w:type="gramEnd"/>
     </w:p>
     <w:p>
       <w:pPr>
@@ -4535,9 +4524,6 @@
         </w:numPr>
         <w:spacing w:before="100" w:beforeAutospacing="1" w:after="100" w:afterAutospacing="1" w:line="240" w:lineRule="auto"/>
         <w:jc w:val="left"/>
-        <w:rPr>
-          <w:rtl/>
-        </w:rPr>
       </w:pPr>
       <w:r>
         <w:rPr>
@@ -4596,10 +4582,2126 @@
     </w:p>
     <w:p>
       <w:pPr>
-        <w:rPr>
-          <w:rtl/>
-        </w:rPr>
-      </w:pPr>
+        <w:spacing w:before="100" w:beforeAutospacing="1" w:after="100" w:afterAutospacing="1" w:line="240" w:lineRule="auto"/>
+        <w:jc w:val="left"/>
+        <w:rPr>
+          <w:rtl/>
+        </w:rPr>
+      </w:pPr>
+      <w:r>
+        <w:rPr>
+          <w:rFonts w:hint="cs"/>
+          <w:rtl/>
+        </w:rPr>
+        <w:t>--------------</w:t>
+      </w:r>
+    </w:p>
+    <w:p>
+      <w:pPr>
+        <w:pStyle w:val="Heading2"/>
+        <w:rPr>
+          <w:rFonts w:cs="Times New Roman"/>
+          <w:sz w:val="36"/>
+          <w:szCs w:val="36"/>
+        </w:rPr>
+      </w:pPr>
+      <w:r>
+        <w:rPr>
+          <w:rtl/>
+        </w:rPr>
+        <w:t>طرح جامع فرآیند ورژنینگ و همگام‌سازی</w:t>
+      </w:r>
+      <w:r>
+        <w:t xml:space="preserve"> (Export / Import)</w:t>
+      </w:r>
+    </w:p>
+    <w:p>
+      <w:pPr>
+        <w:pStyle w:val="HTMLPreformatted"/>
+        <w:bidi/>
+        <w:rPr>
+          <w:rStyle w:val="HTMLCode"/>
+        </w:rPr>
+      </w:pPr>
+      <w:r>
+        <w:rPr>
+          <w:rStyle w:val="HTMLCode"/>
+        </w:rPr>
+        <w:t>[</w:t>
+      </w:r>
+      <w:r>
+        <w:rPr>
+          <w:rStyle w:val="HTMLCode"/>
+          <w:rtl/>
+        </w:rPr>
+        <w:t xml:space="preserve">مرحله ۱: دیتابیس </w:t>
+      </w:r>
+      <w:r>
+        <w:rPr>
+          <w:rStyle w:val="HTMLCode"/>
+        </w:rPr>
+        <w:t xml:space="preserve">&amp; </w:t>
+      </w:r>
+      <w:r>
+        <w:rPr>
+          <w:rStyle w:val="HTMLCode"/>
+          <w:rtl/>
+        </w:rPr>
+        <w:t xml:space="preserve">اسکیما] ──► [مرحله ۲: ثبت </w:t>
+      </w:r>
+      <w:r>
+        <w:rPr>
+          <w:rStyle w:val="HTMLCode"/>
+        </w:rPr>
+        <w:t xml:space="preserve">&amp; </w:t>
+      </w:r>
+      <w:r>
+        <w:rPr>
+          <w:rStyle w:val="HTMLCode"/>
+          <w:rtl/>
+        </w:rPr>
+        <w:t>ثبت تاریخچه</w:t>
+      </w:r>
+      <w:r>
+        <w:rPr>
+          <w:rStyle w:val="HTMLCode"/>
+        </w:rPr>
+        <w:t xml:space="preserve"> (Versions)] ──► [</w:t>
+      </w:r>
+      <w:r>
+        <w:rPr>
+          <w:rStyle w:val="HTMLCode"/>
+          <w:rtl/>
+        </w:rPr>
+        <w:t>مرحله ۳: رابط کاربری</w:t>
+      </w:r>
+      <w:r>
+        <w:rPr>
+          <w:rStyle w:val="HTMLCode"/>
+        </w:rPr>
+        <w:t xml:space="preserve"> Diff]</w:t>
+      </w:r>
+    </w:p>
+    <w:p>
+      <w:pPr>
+        <w:pStyle w:val="HTMLPreformatted"/>
+        <w:bidi/>
+        <w:rPr>
+          <w:rStyle w:val="HTMLCode"/>
+        </w:rPr>
+      </w:pPr>
+      <w:r>
+        <w:rPr>
+          <w:rStyle w:val="HTMLCode"/>
+        </w:rPr>
+        <w:t xml:space="preserve">                                                                                │</w:t>
+      </w:r>
+    </w:p>
+    <w:p>
+      <w:pPr>
+        <w:pStyle w:val="HTMLPreformatted"/>
+        <w:bidi/>
+        <w:rPr>
+          <w:rStyle w:val="HTMLCode"/>
+        </w:rPr>
+      </w:pPr>
+      <w:r>
+        <w:rPr>
+          <w:rStyle w:val="HTMLCode"/>
+        </w:rPr>
+        <w:lastRenderedPageBreak/>
+        <w:t xml:space="preserve">                                                                                ▼</w:t>
+      </w:r>
+    </w:p>
+    <w:p>
+      <w:pPr>
+        <w:pStyle w:val="HTMLPreformatted"/>
+        <w:bidi/>
+        <w:rPr>
+          <w:rStyle w:val="HTMLCode"/>
+        </w:rPr>
+      </w:pPr>
+      <w:r>
+        <w:rPr>
+          <w:rStyle w:val="HTMLCode"/>
+        </w:rPr>
+        <w:t>[</w:t>
+      </w:r>
+      <w:r>
+        <w:rPr>
+          <w:rStyle w:val="HTMLCode"/>
+          <w:rtl/>
+        </w:rPr>
+        <w:t xml:space="preserve">مرحله ۵: ایمپورت </w:t>
+      </w:r>
+      <w:r>
+        <w:rPr>
+          <w:rStyle w:val="HTMLCode"/>
+        </w:rPr>
+        <w:t xml:space="preserve">&amp; </w:t>
+      </w:r>
+      <w:r>
+        <w:rPr>
+          <w:rStyle w:val="HTMLCode"/>
+          <w:rtl/>
+        </w:rPr>
+        <w:t>حل تعارض] ◄── [مرحله ۴: سیستم اکسپورت (تولید بسته داده</w:t>
+      </w:r>
+      <w:r>
+        <w:rPr>
+          <w:rStyle w:val="HTMLCode"/>
+        </w:rPr>
+        <w:t>)]</w:t>
+      </w:r>
+    </w:p>
+    <w:p>
+      <w:pPr>
+        <w:pStyle w:val="Heading3"/>
+      </w:pPr>
+      <w:r>
+        <w:rPr>
+          <w:rFonts w:ascii="Segoe UI Emoji" w:hAnsi="Segoe UI Emoji" w:cs="Segoe UI Emoji"/>
+        </w:rPr>
+        <w:t>🔹</w:t>
+      </w:r>
+      <w:r>
+        <w:t xml:space="preserve"> </w:t>
+      </w:r>
+      <w:r>
+        <w:rPr>
+          <w:rtl/>
+        </w:rPr>
+        <w:t>مرحله ۱: آماده‌سازی اسکیما و ساختار دیتابیس</w:t>
+      </w:r>
+      <w:r>
+        <w:t xml:space="preserve"> (</w:t>
+      </w:r>
+      <w:proofErr w:type="spellStart"/>
+      <w:r>
+        <w:t>PocketBase</w:t>
+      </w:r>
+      <w:proofErr w:type="spellEnd"/>
+      <w:r>
+        <w:t>)</w:t>
+      </w:r>
+    </w:p>
+    <w:p>
+      <w:pPr>
+        <w:pStyle w:val="NormalWeb"/>
+        <w:bidi/>
+      </w:pPr>
+      <w:r>
+        <w:rPr>
+          <w:rtl/>
+        </w:rPr>
+        <w:t>در این مرحله زیرساخت داده‌ای برای نگه‌داری نسخه جاری و تاریخچه نسخه‌ها آماده می‌شود</w:t>
+      </w:r>
+      <w:r>
+        <w:t>.</w:t>
+      </w:r>
+    </w:p>
+    <w:p>
+      <w:pPr>
+        <w:pStyle w:val="NormalWeb"/>
+        <w:numPr>
+          <w:ilvl w:val="0"/>
+          <w:numId w:val="25"/>
+        </w:numPr>
+        <w:bidi/>
+      </w:pPr>
+      <w:r>
+        <w:rPr>
+          <w:b/>
+          <w:bCs/>
+          <w:rtl/>
+        </w:rPr>
+        <w:t xml:space="preserve">ارتقای کالکشن </w:t>
+      </w:r>
+      <w:r>
+        <w:rPr>
+          <w:rStyle w:val="HTMLCode"/>
+          <w:b/>
+          <w:bCs/>
+        </w:rPr>
+        <w:t>reports</w:t>
+      </w:r>
+      <w:r>
+        <w:rPr>
+          <w:b/>
+          <w:bCs/>
+        </w:rPr>
+        <w:t>:</w:t>
+      </w:r>
+    </w:p>
+    <w:p>
+      <w:pPr>
+        <w:pStyle w:val="NormalWeb"/>
+        <w:numPr>
+          <w:ilvl w:val="1"/>
+          <w:numId w:val="25"/>
+        </w:numPr>
+        <w:bidi/>
+      </w:pPr>
+      <w:r>
+        <w:rPr>
+          <w:rtl/>
+        </w:rPr>
+        <w:t xml:space="preserve">افزودن فیلد </w:t>
+      </w:r>
+      <w:r>
+        <w:rPr>
+          <w:rStyle w:val="HTMLCode"/>
+        </w:rPr>
+        <w:t>version</w:t>
+      </w:r>
+      <w:r>
+        <w:t xml:space="preserve"> (</w:t>
+      </w:r>
+      <w:r>
+        <w:rPr>
+          <w:rtl/>
+        </w:rPr>
+        <w:t>نوع</w:t>
+      </w:r>
+      <w:r>
+        <w:t xml:space="preserve">: </w:t>
+      </w:r>
+      <w:r>
+        <w:rPr>
+          <w:rStyle w:val="HTMLCode"/>
+        </w:rPr>
+        <w:t>Number</w:t>
+      </w:r>
+      <w:r>
+        <w:t xml:space="preserve"> - </w:t>
+      </w:r>
+      <w:r>
+        <w:rPr>
+          <w:rtl/>
+        </w:rPr>
+        <w:t>مقدار پیش‌فرض</w:t>
+      </w:r>
+      <w:r>
+        <w:t xml:space="preserve">: </w:t>
+      </w:r>
+      <w:r>
+        <w:rPr>
+          <w:rStyle w:val="HTMLCode"/>
+        </w:rPr>
+        <w:t>1</w:t>
+      </w:r>
+      <w:r>
+        <w:t>).</w:t>
+      </w:r>
+    </w:p>
+    <w:p>
+      <w:pPr>
+        <w:pStyle w:val="NormalWeb"/>
+        <w:numPr>
+          <w:ilvl w:val="0"/>
+          <w:numId w:val="25"/>
+        </w:numPr>
+        <w:bidi/>
+      </w:pPr>
+      <w:r>
+        <w:rPr>
+          <w:b/>
+          <w:bCs/>
+          <w:rtl/>
+        </w:rPr>
+        <w:t xml:space="preserve">ایجاد کالکشن جدید </w:t>
+      </w:r>
+      <w:proofErr w:type="spellStart"/>
+      <w:r>
+        <w:rPr>
+          <w:rStyle w:val="HTMLCode"/>
+          <w:b/>
+          <w:bCs/>
+        </w:rPr>
+        <w:t>report_versions</w:t>
+      </w:r>
+      <w:proofErr w:type="spellEnd"/>
+      <w:r>
+        <w:rPr>
+          <w:b/>
+          <w:bCs/>
+        </w:rPr>
+        <w:t>:</w:t>
+      </w:r>
+    </w:p>
+    <w:p>
+      <w:pPr>
+        <w:pStyle w:val="NormalWeb"/>
+        <w:numPr>
+          <w:ilvl w:val="1"/>
+          <w:numId w:val="25"/>
+        </w:numPr>
+        <w:bidi/>
+      </w:pPr>
+      <w:r>
+        <w:rPr>
+          <w:rStyle w:val="HTMLCode"/>
+        </w:rPr>
+        <w:t>report</w:t>
+      </w:r>
+      <w:r>
+        <w:t xml:space="preserve"> (</w:t>
+      </w:r>
+      <w:r>
+        <w:rPr>
+          <w:rtl/>
+        </w:rPr>
+        <w:t>نوع</w:t>
+      </w:r>
+      <w:r>
+        <w:t xml:space="preserve">: </w:t>
+      </w:r>
+      <w:r>
+        <w:rPr>
+          <w:rStyle w:val="HTMLCode"/>
+        </w:rPr>
+        <w:t>Relation</w:t>
+      </w:r>
+      <w:r>
+        <w:t xml:space="preserve"> </w:t>
+      </w:r>
+      <w:r>
+        <w:rPr>
+          <w:rtl/>
+        </w:rPr>
+        <w:t xml:space="preserve">به </w:t>
+      </w:r>
+      <w:r>
+        <w:rPr>
+          <w:rStyle w:val="HTMLCode"/>
+        </w:rPr>
+        <w:t>reports</w:t>
+      </w:r>
+      <w:r>
+        <w:t>)</w:t>
+      </w:r>
+    </w:p>
+    <w:p>
+      <w:pPr>
+        <w:pStyle w:val="NormalWeb"/>
+        <w:numPr>
+          <w:ilvl w:val="1"/>
+          <w:numId w:val="25"/>
+        </w:numPr>
+        <w:bidi/>
+      </w:pPr>
+      <w:r>
+        <w:rPr>
+          <w:rStyle w:val="HTMLCode"/>
+        </w:rPr>
+        <w:t>version</w:t>
+      </w:r>
+      <w:r>
+        <w:t xml:space="preserve"> (</w:t>
+      </w:r>
+      <w:r>
+        <w:rPr>
+          <w:rtl/>
+        </w:rPr>
+        <w:t>نوع</w:t>
+      </w:r>
+      <w:r>
+        <w:t xml:space="preserve">: </w:t>
+      </w:r>
+      <w:r>
+        <w:rPr>
+          <w:rStyle w:val="HTMLCode"/>
+        </w:rPr>
+        <w:t>Number</w:t>
+      </w:r>
+      <w:r>
+        <w:t>)</w:t>
+      </w:r>
+    </w:p>
+    <w:p>
+      <w:pPr>
+        <w:pStyle w:val="NormalWeb"/>
+        <w:numPr>
+          <w:ilvl w:val="1"/>
+          <w:numId w:val="25"/>
+        </w:numPr>
+        <w:bidi/>
+      </w:pPr>
+      <w:r>
+        <w:rPr>
+          <w:rStyle w:val="HTMLCode"/>
+        </w:rPr>
+        <w:t>title</w:t>
+      </w:r>
+      <w:r>
+        <w:t xml:space="preserve"> (</w:t>
+      </w:r>
+      <w:r>
+        <w:rPr>
+          <w:rtl/>
+        </w:rPr>
+        <w:t>نوع</w:t>
+      </w:r>
+      <w:r>
+        <w:t xml:space="preserve">: </w:t>
+      </w:r>
+      <w:r>
+        <w:rPr>
+          <w:rStyle w:val="HTMLCode"/>
+        </w:rPr>
+        <w:t>Text</w:t>
+      </w:r>
+      <w:r>
+        <w:t>)</w:t>
+      </w:r>
+    </w:p>
+    <w:p>
+      <w:pPr>
+        <w:pStyle w:val="NormalWeb"/>
+        <w:numPr>
+          <w:ilvl w:val="1"/>
+          <w:numId w:val="25"/>
+        </w:numPr>
+        <w:bidi/>
+      </w:pPr>
+      <w:r>
+        <w:rPr>
+          <w:rStyle w:val="HTMLCode"/>
+        </w:rPr>
+        <w:t>content</w:t>
+      </w:r>
+      <w:r>
+        <w:t xml:space="preserve"> (</w:t>
+      </w:r>
+      <w:r>
+        <w:rPr>
+          <w:rtl/>
+        </w:rPr>
+        <w:t>نوع</w:t>
+      </w:r>
+      <w:r>
+        <w:t xml:space="preserve">: </w:t>
+      </w:r>
+      <w:r>
+        <w:rPr>
+          <w:rStyle w:val="HTMLCode"/>
+        </w:rPr>
+        <w:t>Text</w:t>
+      </w:r>
+      <w:r>
+        <w:t xml:space="preserve"> </w:t>
+      </w:r>
+      <w:r>
+        <w:rPr>
+          <w:rtl/>
+        </w:rPr>
+        <w:t xml:space="preserve">یا </w:t>
+      </w:r>
+      <w:r>
+        <w:rPr>
+          <w:rStyle w:val="HTMLCode"/>
+        </w:rPr>
+        <w:t>HTML</w:t>
+      </w:r>
+      <w:r>
+        <w:t>)</w:t>
+      </w:r>
+    </w:p>
+    <w:p>
+      <w:pPr>
+        <w:pStyle w:val="NormalWeb"/>
+        <w:numPr>
+          <w:ilvl w:val="1"/>
+          <w:numId w:val="25"/>
+        </w:numPr>
+        <w:bidi/>
+      </w:pPr>
+      <w:proofErr w:type="spellStart"/>
+      <w:r>
+        <w:rPr>
+          <w:rStyle w:val="HTMLCode"/>
+        </w:rPr>
+        <w:t>automation_id</w:t>
+      </w:r>
+      <w:proofErr w:type="spellEnd"/>
+      <w:r>
+        <w:t xml:space="preserve"> (</w:t>
+      </w:r>
+      <w:r>
+        <w:rPr>
+          <w:rtl/>
+        </w:rPr>
+        <w:t>نوع</w:t>
+      </w:r>
+      <w:r>
+        <w:t xml:space="preserve">: </w:t>
+      </w:r>
+      <w:r>
+        <w:rPr>
+          <w:rStyle w:val="HTMLCode"/>
+        </w:rPr>
+        <w:t>Text</w:t>
+      </w:r>
+      <w:r>
+        <w:t xml:space="preserve"> - </w:t>
+      </w:r>
+      <w:r>
+        <w:rPr>
+          <w:rtl/>
+        </w:rPr>
+        <w:t>کد یکتای اتوماسیون</w:t>
+      </w:r>
+      <w:r>
+        <w:t>)</w:t>
+      </w:r>
+    </w:p>
+    <w:p>
+      <w:pPr>
+        <w:pStyle w:val="NormalWeb"/>
+        <w:numPr>
+          <w:ilvl w:val="1"/>
+          <w:numId w:val="25"/>
+        </w:numPr>
+        <w:bidi/>
+      </w:pPr>
+      <w:proofErr w:type="spellStart"/>
+      <w:r>
+        <w:rPr>
+          <w:rStyle w:val="HTMLCode"/>
+        </w:rPr>
+        <w:t>comments_snapshot</w:t>
+      </w:r>
+      <w:proofErr w:type="spellEnd"/>
+      <w:r>
+        <w:t xml:space="preserve"> (</w:t>
+      </w:r>
+      <w:r>
+        <w:rPr>
+          <w:rtl/>
+        </w:rPr>
+        <w:t>نوع</w:t>
+      </w:r>
+      <w:r>
+        <w:t xml:space="preserve">: </w:t>
+      </w:r>
+      <w:r>
+        <w:rPr>
+          <w:rStyle w:val="HTMLCode"/>
+        </w:rPr>
+        <w:t>JSON</w:t>
+      </w:r>
+      <w:r>
+        <w:t xml:space="preserve"> - </w:t>
+      </w:r>
+      <w:r>
+        <w:rPr>
+          <w:rtl/>
+        </w:rPr>
+        <w:t>برای ذخیره ساختار کامنت‌های مربوط به این نسخه</w:t>
+      </w:r>
+      <w:r>
+        <w:t>)</w:t>
+      </w:r>
+    </w:p>
+    <w:p>
+      <w:pPr>
+        <w:pStyle w:val="NormalWeb"/>
+        <w:numPr>
+          <w:ilvl w:val="1"/>
+          <w:numId w:val="25"/>
+        </w:numPr>
+        <w:bidi/>
+      </w:pPr>
+      <w:proofErr w:type="spellStart"/>
+      <w:r>
+        <w:rPr>
+          <w:rStyle w:val="HTMLCode"/>
+        </w:rPr>
+        <w:t>edited_by</w:t>
+      </w:r>
+      <w:proofErr w:type="spellEnd"/>
+      <w:r>
+        <w:t xml:space="preserve"> (</w:t>
+      </w:r>
+      <w:r>
+        <w:rPr>
+          <w:rtl/>
+        </w:rPr>
+        <w:t>نوع</w:t>
+      </w:r>
+      <w:r>
+        <w:t xml:space="preserve">: </w:t>
+      </w:r>
+      <w:r>
+        <w:rPr>
+          <w:rStyle w:val="HTMLCode"/>
+        </w:rPr>
+        <w:t>Relation</w:t>
+      </w:r>
+      <w:r>
+        <w:t xml:space="preserve"> </w:t>
+      </w:r>
+      <w:r>
+        <w:rPr>
+          <w:rtl/>
+        </w:rPr>
+        <w:t xml:space="preserve">به </w:t>
+      </w:r>
+      <w:r>
+        <w:rPr>
+          <w:rStyle w:val="HTMLCode"/>
+        </w:rPr>
+        <w:t>users</w:t>
+      </w:r>
+      <w:r>
+        <w:t>)</w:t>
+      </w:r>
+    </w:p>
+    <w:p>
+      <w:pPr>
+        <w:pStyle w:val="NormalWeb"/>
+        <w:numPr>
+          <w:ilvl w:val="1"/>
+          <w:numId w:val="25"/>
+        </w:numPr>
+        <w:bidi/>
+      </w:pPr>
+      <w:proofErr w:type="spellStart"/>
+      <w:r>
+        <w:rPr>
+          <w:rStyle w:val="HTMLCode"/>
+        </w:rPr>
+        <w:t>change_summary</w:t>
+      </w:r>
+      <w:proofErr w:type="spellEnd"/>
+      <w:r>
+        <w:t xml:space="preserve"> (</w:t>
+      </w:r>
+      <w:r>
+        <w:rPr>
+          <w:rtl/>
+        </w:rPr>
+        <w:t>نوع</w:t>
+      </w:r>
+      <w:r>
+        <w:t xml:space="preserve">: </w:t>
+      </w:r>
+      <w:r>
+        <w:rPr>
+          <w:rStyle w:val="HTMLCode"/>
+        </w:rPr>
+        <w:t>Text</w:t>
+      </w:r>
+      <w:r>
+        <w:t xml:space="preserve"> - </w:t>
+      </w:r>
+      <w:r>
+        <w:rPr>
+          <w:rtl/>
+        </w:rPr>
+        <w:t>توضیحات کاربر درباره تغییرات این نسخه</w:t>
+      </w:r>
+      <w:r>
+        <w:t>)</w:t>
+      </w:r>
+    </w:p>
+    <w:p>
+      <w:pPr>
+        <w:pStyle w:val="NormalWeb"/>
+        <w:numPr>
+          <w:ilvl w:val="0"/>
+          <w:numId w:val="25"/>
+        </w:numPr>
+        <w:bidi/>
+      </w:pPr>
+      <w:r>
+        <w:rPr>
+          <w:b/>
+          <w:bCs/>
+          <w:rtl/>
+        </w:rPr>
+        <w:t>اطمینان از وجود کلید یکتای اتوماسیون</w:t>
+      </w:r>
+      <w:r>
+        <w:rPr>
+          <w:b/>
+          <w:bCs/>
+        </w:rPr>
+        <w:t>:</w:t>
+      </w:r>
+    </w:p>
+    <w:p>
+      <w:pPr>
+        <w:pStyle w:val="NormalWeb"/>
+        <w:numPr>
+          <w:ilvl w:val="1"/>
+          <w:numId w:val="25"/>
+        </w:numPr>
+        <w:bidi/>
+      </w:pPr>
+      <w:r>
+        <w:rPr>
+          <w:rtl/>
+        </w:rPr>
+        <w:t xml:space="preserve">بررسی فیلد </w:t>
+      </w:r>
+      <w:proofErr w:type="spellStart"/>
+      <w:r>
+        <w:rPr>
+          <w:rStyle w:val="HTMLCode"/>
+        </w:rPr>
+        <w:t>automation_id</w:t>
+      </w:r>
+      <w:proofErr w:type="spellEnd"/>
+      <w:r>
+        <w:t xml:space="preserve"> </w:t>
+      </w:r>
+      <w:r>
+        <w:rPr>
+          <w:rtl/>
+        </w:rPr>
+        <w:t>روی رکوردهای اصلی جهت استفاده به عنوان شناسه‌‌ی یکتا در همگام‌سازی</w:t>
+      </w:r>
+      <w:r>
+        <w:t>.</w:t>
+      </w:r>
+    </w:p>
+    <w:p>
+      <w:pPr>
+        <w:pStyle w:val="Heading3"/>
+      </w:pPr>
+      <w:r>
+        <w:rPr>
+          <w:rFonts w:ascii="Segoe UI Emoji" w:hAnsi="Segoe UI Emoji" w:cs="Segoe UI Emoji"/>
+        </w:rPr>
+        <w:t>🔹</w:t>
+      </w:r>
+      <w:r>
+        <w:t xml:space="preserve"> </w:t>
+      </w:r>
+      <w:r>
+        <w:rPr>
+          <w:rtl/>
+        </w:rPr>
+        <w:t>مرحله ۲: مدیریت اتوماتیک نسخه‌ها هنگام ثبت/ویرایش</w:t>
+      </w:r>
+    </w:p>
+    <w:p>
+      <w:pPr>
+        <w:pStyle w:val="NormalWeb"/>
+        <w:bidi/>
+      </w:pPr>
+      <w:r>
+        <w:rPr>
+          <w:rtl/>
+        </w:rPr>
+        <w:t>در این مرحله منطق ثبت گزارش به‌گونه‌ای اصلاح می‌شود که با هر تغییر، تاریخچه حفظ شود</w:t>
+      </w:r>
+      <w:r>
+        <w:t>.</w:t>
+      </w:r>
+    </w:p>
+    <w:p>
+      <w:pPr>
+        <w:pStyle w:val="NormalWeb"/>
+        <w:numPr>
+          <w:ilvl w:val="0"/>
+          <w:numId w:val="26"/>
+        </w:numPr>
+        <w:bidi/>
+      </w:pPr>
+      <w:r>
+        <w:rPr>
+          <w:b/>
+          <w:bCs/>
+          <w:rtl/>
+        </w:rPr>
+        <w:t xml:space="preserve">ایجاد اولین نسخه (در زمان </w:t>
+      </w:r>
+      <w:r>
+        <w:rPr>
+          <w:rStyle w:val="HTMLCode"/>
+          <w:b/>
+          <w:bCs/>
+        </w:rPr>
+        <w:t>Create</w:t>
+      </w:r>
+      <w:r>
+        <w:rPr>
+          <w:b/>
+          <w:bCs/>
+        </w:rPr>
+        <w:t>):</w:t>
+      </w:r>
+    </w:p>
+    <w:p>
+      <w:pPr>
+        <w:pStyle w:val="NormalWeb"/>
+        <w:numPr>
+          <w:ilvl w:val="1"/>
+          <w:numId w:val="26"/>
+        </w:numPr>
+        <w:bidi/>
+      </w:pPr>
+      <w:r>
+        <w:rPr>
+          <w:rtl/>
+        </w:rPr>
+        <w:t xml:space="preserve">هنگام ثبت گزارش جدید، </w:t>
+      </w:r>
+      <w:r>
+        <w:rPr>
+          <w:rStyle w:val="HTMLCode"/>
+        </w:rPr>
+        <w:t>version = 1</w:t>
+      </w:r>
+      <w:r>
+        <w:t xml:space="preserve"> </w:t>
+      </w:r>
+      <w:r>
+        <w:rPr>
+          <w:rtl/>
+        </w:rPr>
+        <w:t>ست می‌شود</w:t>
+      </w:r>
+      <w:r>
+        <w:t>.</w:t>
+      </w:r>
+    </w:p>
+    <w:p>
+      <w:pPr>
+        <w:pStyle w:val="NormalWeb"/>
+        <w:numPr>
+          <w:ilvl w:val="1"/>
+          <w:numId w:val="26"/>
+        </w:numPr>
+        <w:bidi/>
+      </w:pPr>
+      <w:r>
+        <w:rPr>
+          <w:rtl/>
+        </w:rPr>
+        <w:t xml:space="preserve">یک رکورد متناظر با </w:t>
+      </w:r>
+      <w:r>
+        <w:rPr>
+          <w:rStyle w:val="HTMLCode"/>
+        </w:rPr>
+        <w:t>version = 1</w:t>
+      </w:r>
+      <w:r>
+        <w:t xml:space="preserve"> </w:t>
+      </w:r>
+      <w:r>
+        <w:rPr>
+          <w:rtl/>
+        </w:rPr>
+        <w:t xml:space="preserve">و اسنپ‌شات کامنت‌ها در کالکشن </w:t>
+      </w:r>
+      <w:proofErr w:type="spellStart"/>
+      <w:r>
+        <w:rPr>
+          <w:rStyle w:val="HTMLCode"/>
+        </w:rPr>
+        <w:t>report_versions</w:t>
+      </w:r>
+      <w:proofErr w:type="spellEnd"/>
+      <w:r>
+        <w:t xml:space="preserve"> </w:t>
+      </w:r>
+      <w:r>
+        <w:rPr>
+          <w:rtl/>
+        </w:rPr>
+        <w:t>ثبت می‌گردد</w:t>
+      </w:r>
+      <w:r>
+        <w:t>.</w:t>
+      </w:r>
+    </w:p>
+    <w:p>
+      <w:pPr>
+        <w:pStyle w:val="NormalWeb"/>
+        <w:numPr>
+          <w:ilvl w:val="0"/>
+          <w:numId w:val="26"/>
+        </w:numPr>
+        <w:bidi/>
+      </w:pPr>
+      <w:r>
+        <w:rPr>
+          <w:b/>
+          <w:bCs/>
+          <w:rtl/>
+        </w:rPr>
+        <w:t xml:space="preserve">افزایش نسخه (در زمان </w:t>
+      </w:r>
+      <w:r>
+        <w:rPr>
+          <w:rStyle w:val="HTMLCode"/>
+          <w:b/>
+          <w:bCs/>
+        </w:rPr>
+        <w:t>Update</w:t>
+      </w:r>
+      <w:r>
+        <w:rPr>
+          <w:b/>
+          <w:bCs/>
+        </w:rPr>
+        <w:t>):</w:t>
+      </w:r>
+    </w:p>
+    <w:p>
+      <w:pPr>
+        <w:pStyle w:val="NormalWeb"/>
+        <w:numPr>
+          <w:ilvl w:val="1"/>
+          <w:numId w:val="26"/>
+        </w:numPr>
+        <w:bidi/>
+      </w:pPr>
+      <w:r>
+        <w:rPr>
+          <w:rtl/>
+        </w:rPr>
+        <w:t xml:space="preserve">هنگام ویرایش گزارش یا ثبت کامنت جدید (در صورت لزوم)، مقدار </w:t>
+      </w:r>
+      <w:r>
+        <w:rPr>
+          <w:rStyle w:val="HTMLCode"/>
+        </w:rPr>
+        <w:t>version</w:t>
+      </w:r>
+      <w:r>
+        <w:t xml:space="preserve"> </w:t>
+      </w:r>
+      <w:r>
+        <w:rPr>
+          <w:rtl/>
+        </w:rPr>
+        <w:t>یک واحد افزایش می‌یابد</w:t>
+      </w:r>
+      <w:r>
+        <w:t xml:space="preserve"> (</w:t>
+      </w:r>
+      <w:r>
+        <w:rPr>
+          <w:rStyle w:val="math-inline"/>
+        </w:rPr>
+        <w:t>$version = version + 1$</w:t>
+      </w:r>
+      <w:r>
+        <w:t>).</w:t>
+      </w:r>
+    </w:p>
+    <w:p>
+      <w:pPr>
+        <w:pStyle w:val="NormalWeb"/>
+        <w:numPr>
+          <w:ilvl w:val="1"/>
+          <w:numId w:val="26"/>
+        </w:numPr>
+        <w:bidi/>
+      </w:pPr>
+      <w:r>
+        <w:rPr>
+          <w:rtl/>
+        </w:rPr>
+        <w:t xml:space="preserve">کپیِ کامل وضعیت جدید (محتوا + اسنپ‌شات کامنت‌ها) در </w:t>
+      </w:r>
+      <w:proofErr w:type="spellStart"/>
+      <w:r>
+        <w:rPr>
+          <w:rStyle w:val="HTMLCode"/>
+        </w:rPr>
+        <w:t>report_versions</w:t>
+      </w:r>
+      <w:proofErr w:type="spellEnd"/>
+      <w:r>
+        <w:t xml:space="preserve"> </w:t>
+      </w:r>
+      <w:r>
+        <w:rPr>
+          <w:rtl/>
+        </w:rPr>
+        <w:t>ذخیره می‌شود</w:t>
+      </w:r>
+      <w:r>
+        <w:t>.</w:t>
+      </w:r>
+    </w:p>
+    <w:p>
+      <w:pPr>
+        <w:pStyle w:val="Heading3"/>
+      </w:pPr>
+      <w:r>
+        <w:rPr>
+          <w:rFonts w:ascii="Segoe UI Emoji" w:hAnsi="Segoe UI Emoji" w:cs="Segoe UI Emoji"/>
+        </w:rPr>
+        <w:t>🔹</w:t>
+      </w:r>
+      <w:r>
+        <w:t xml:space="preserve"> </w:t>
+      </w:r>
+      <w:r>
+        <w:rPr>
+          <w:rtl/>
+        </w:rPr>
+        <w:t>مرحله ۳: رابط کاربری تاریخچه و مقایسه تغییرات</w:t>
+      </w:r>
+      <w:r>
+        <w:t xml:space="preserve"> (Diff Viewer)</w:t>
+      </w:r>
+    </w:p>
+    <w:p>
+      <w:pPr>
+        <w:pStyle w:val="NormalWeb"/>
+        <w:bidi/>
+      </w:pPr>
+      <w:r>
+        <w:rPr>
+          <w:rtl/>
+        </w:rPr>
+        <w:t>طراحی بخش فرانت‌ند برای مشاهده نسخه قبلی و هایلایت تغییرات</w:t>
+      </w:r>
+      <w:r>
+        <w:t>.</w:t>
+      </w:r>
+    </w:p>
+    <w:p>
+      <w:pPr>
+        <w:pStyle w:val="NormalWeb"/>
+        <w:numPr>
+          <w:ilvl w:val="0"/>
+          <w:numId w:val="27"/>
+        </w:numPr>
+        <w:bidi/>
+      </w:pPr>
+      <w:r>
+        <w:rPr>
+          <w:b/>
+          <w:bCs/>
+          <w:rtl/>
+        </w:rPr>
+        <w:t>لیست تاریخچه نسخه‌ها</w:t>
+      </w:r>
+      <w:r>
+        <w:rPr>
+          <w:b/>
+          <w:bCs/>
+        </w:rPr>
+        <w:t>:</w:t>
+      </w:r>
+    </w:p>
+    <w:p>
+      <w:pPr>
+        <w:pStyle w:val="NormalWeb"/>
+        <w:numPr>
+          <w:ilvl w:val="1"/>
+          <w:numId w:val="27"/>
+        </w:numPr>
+        <w:bidi/>
+      </w:pPr>
+      <w:r>
+        <w:rPr>
+          <w:rtl/>
+        </w:rPr>
+        <w:t>نمایش لیست تمام نسخه‌های یک گزارش همراه با نام ویرایش‌کننده و تاریخ تغییر</w:t>
+      </w:r>
+      <w:r>
+        <w:t>.</w:t>
+      </w:r>
+    </w:p>
+    <w:p>
+      <w:pPr>
+        <w:pStyle w:val="NormalWeb"/>
+        <w:numPr>
+          <w:ilvl w:val="0"/>
+          <w:numId w:val="27"/>
+        </w:numPr>
+        <w:bidi/>
+      </w:pPr>
+      <w:r>
+        <w:rPr>
+          <w:b/>
+          <w:bCs/>
+          <w:rtl/>
+        </w:rPr>
+        <w:t>موتور مقایسه متنی</w:t>
+      </w:r>
+      <w:r>
+        <w:rPr>
+          <w:b/>
+          <w:bCs/>
+        </w:rPr>
+        <w:t xml:space="preserve"> (Text Diff Engine):</w:t>
+      </w:r>
+    </w:p>
+    <w:p>
+      <w:pPr>
+        <w:pStyle w:val="NormalWeb"/>
+        <w:numPr>
+          <w:ilvl w:val="1"/>
+          <w:numId w:val="27"/>
+        </w:numPr>
+        <w:bidi/>
+      </w:pPr>
+      <w:r>
+        <w:rPr>
+          <w:rtl/>
+        </w:rPr>
+        <w:t xml:space="preserve">استفاده از یک کتابخانه سبُک مقایسه متن (مانند </w:t>
+      </w:r>
+      <w:r>
+        <w:rPr>
+          <w:rStyle w:val="HTMLCode"/>
+        </w:rPr>
+        <w:t>diff</w:t>
+      </w:r>
+      <w:r>
+        <w:t xml:space="preserve"> </w:t>
+      </w:r>
+      <w:r>
+        <w:rPr>
+          <w:rtl/>
+        </w:rPr>
+        <w:t xml:space="preserve">یا </w:t>
+      </w:r>
+      <w:proofErr w:type="spellStart"/>
+      <w:r>
+        <w:rPr>
+          <w:rStyle w:val="HTMLCode"/>
+        </w:rPr>
+        <w:t>htmldiff-js</w:t>
+      </w:r>
+      <w:proofErr w:type="spellEnd"/>
+      <w:r>
+        <w:t>).</w:t>
+      </w:r>
+    </w:p>
+    <w:p>
+      <w:pPr>
+        <w:pStyle w:val="NormalWeb"/>
+        <w:numPr>
+          <w:ilvl w:val="0"/>
+          <w:numId w:val="27"/>
+        </w:numPr>
+        <w:bidi/>
+      </w:pPr>
+      <w:r>
+        <w:rPr>
+          <w:b/>
+          <w:bCs/>
+          <w:rtl/>
+        </w:rPr>
+        <w:t>نمایش بصری</w:t>
+      </w:r>
+      <w:r>
+        <w:rPr>
+          <w:b/>
+          <w:bCs/>
+        </w:rPr>
+        <w:t xml:space="preserve"> (Visual Highlighting):</w:t>
+      </w:r>
+    </w:p>
+    <w:p>
+      <w:pPr>
+        <w:pStyle w:val="NormalWeb"/>
+        <w:numPr>
+          <w:ilvl w:val="1"/>
+          <w:numId w:val="27"/>
+        </w:numPr>
+        <w:bidi/>
+      </w:pPr>
+      <w:r>
+        <w:rPr>
+          <w:rtl/>
+        </w:rPr>
+        <w:t xml:space="preserve">متن‌های </w:t>
+      </w:r>
+      <w:r>
+        <w:rPr>
+          <w:b/>
+          <w:bCs/>
+          <w:rtl/>
+        </w:rPr>
+        <w:t>اضافه‌شده</w:t>
+      </w:r>
+      <w:r>
+        <w:rPr>
+          <w:rtl/>
+        </w:rPr>
+        <w:t xml:space="preserve"> با رنگ </w:t>
+      </w:r>
+      <w:r>
+        <w:rPr>
+          <w:b/>
+          <w:bCs/>
+          <w:rtl/>
+        </w:rPr>
+        <w:t>سبز</w:t>
+      </w:r>
+      <w:r>
+        <w:rPr>
+          <w:rtl/>
+        </w:rPr>
+        <w:t xml:space="preserve"> </w:t>
+      </w:r>
+      <w:r>
+        <w:t>(</w:t>
+      </w:r>
+      <w:r>
+        <w:rPr>
+          <w:rStyle w:val="HTMLCode"/>
+        </w:rPr>
+        <w:t>background-color: #d4edda; color: #155724;</w:t>
+      </w:r>
+      <w:r>
+        <w:t>).</w:t>
+      </w:r>
+    </w:p>
+    <w:p>
+      <w:pPr>
+        <w:pStyle w:val="NormalWeb"/>
+        <w:numPr>
+          <w:ilvl w:val="1"/>
+          <w:numId w:val="27"/>
+        </w:numPr>
+        <w:bidi/>
+      </w:pPr>
+      <w:r>
+        <w:rPr>
+          <w:rtl/>
+        </w:rPr>
+        <w:lastRenderedPageBreak/>
+        <w:t xml:space="preserve">متن‌های </w:t>
+      </w:r>
+      <w:r>
+        <w:rPr>
+          <w:b/>
+          <w:bCs/>
+          <w:rtl/>
+        </w:rPr>
+        <w:t>حذف‌شده</w:t>
+      </w:r>
+      <w:r>
+        <w:rPr>
+          <w:rtl/>
+        </w:rPr>
+        <w:t xml:space="preserve"> با رنگ </w:t>
+      </w:r>
+      <w:r>
+        <w:rPr>
+          <w:b/>
+          <w:bCs/>
+          <w:rtl/>
+        </w:rPr>
+        <w:t>قرمز</w:t>
+      </w:r>
+      <w:r>
+        <w:rPr>
+          <w:rtl/>
+        </w:rPr>
+        <w:t xml:space="preserve"> و خط روی متن</w:t>
+      </w:r>
+      <w:r>
+        <w:t xml:space="preserve"> (</w:t>
+      </w:r>
+      <w:r>
+        <w:rPr>
+          <w:rStyle w:val="HTMLCode"/>
+        </w:rPr>
+        <w:t>background-color: #f8d7da; color: #721c24; text-decoration: line-through;</w:t>
+      </w:r>
+      <w:r>
+        <w:t>).</w:t>
+      </w:r>
+    </w:p>
+    <w:p>
+      <w:pPr>
+        <w:pStyle w:val="Heading3"/>
+      </w:pPr>
+      <w:r>
+        <w:rPr>
+          <w:rFonts w:ascii="Segoe UI Emoji" w:hAnsi="Segoe UI Emoji" w:cs="Segoe UI Emoji"/>
+        </w:rPr>
+        <w:t>🔹</w:t>
+      </w:r>
+      <w:r>
+        <w:t xml:space="preserve"> </w:t>
+      </w:r>
+      <w:r>
+        <w:rPr>
+          <w:rtl/>
+        </w:rPr>
+        <w:t>مرحله ۴: ساخت بسته خروجی</w:t>
+      </w:r>
+      <w:r>
+        <w:t xml:space="preserve"> (System Export)</w:t>
+      </w:r>
+    </w:p>
+    <w:p>
+      <w:pPr>
+        <w:pStyle w:val="NormalWeb"/>
+        <w:bidi/>
+      </w:pPr>
+      <w:r>
+        <w:rPr>
+          <w:rtl/>
+        </w:rPr>
+        <w:t>طراحی مکانیزم خروجی گرفتن کامل از دیتابیس و فایل‌ها برای انتقال آفلاین</w:t>
+      </w:r>
+      <w:r>
+        <w:t>.</w:t>
+      </w:r>
+    </w:p>
+    <w:p>
+      <w:pPr>
+        <w:pStyle w:val="NormalWeb"/>
+        <w:numPr>
+          <w:ilvl w:val="0"/>
+          <w:numId w:val="28"/>
+        </w:numPr>
+        <w:bidi/>
+      </w:pPr>
+      <w:r>
+        <w:rPr>
+          <w:b/>
+          <w:bCs/>
+          <w:rtl/>
+        </w:rPr>
+        <w:t>استخراج داده‌های متنی</w:t>
+      </w:r>
+      <w:r>
+        <w:rPr>
+          <w:b/>
+          <w:bCs/>
+        </w:rPr>
+        <w:t xml:space="preserve"> (JSON):</w:t>
+      </w:r>
+    </w:p>
+    <w:p>
+      <w:pPr>
+        <w:pStyle w:val="NormalWeb"/>
+        <w:numPr>
+          <w:ilvl w:val="1"/>
+          <w:numId w:val="28"/>
+        </w:numPr>
+        <w:bidi/>
+      </w:pPr>
+      <w:r>
+        <w:rPr>
+          <w:rtl/>
+        </w:rPr>
+        <w:t>دریافت کامل رکوردهای تمام کالکشن‌ها</w:t>
+      </w:r>
+      <w:r>
+        <w:t xml:space="preserve"> (</w:t>
+      </w:r>
+      <w:r>
+        <w:rPr>
+          <w:rStyle w:val="HTMLCode"/>
+        </w:rPr>
+        <w:t>reports</w:t>
+      </w:r>
+      <w:r>
+        <w:t xml:space="preserve">, </w:t>
+      </w:r>
+      <w:proofErr w:type="spellStart"/>
+      <w:r>
+        <w:rPr>
+          <w:rStyle w:val="HTMLCode"/>
+        </w:rPr>
+        <w:t>report_versions</w:t>
+      </w:r>
+      <w:proofErr w:type="spellEnd"/>
+      <w:r>
+        <w:t xml:space="preserve">, </w:t>
+      </w:r>
+      <w:r>
+        <w:rPr>
+          <w:rStyle w:val="HTMLCode"/>
+        </w:rPr>
+        <w:t>comments</w:t>
+      </w:r>
+      <w:r>
+        <w:t xml:space="preserve">, </w:t>
+      </w:r>
+      <w:r>
+        <w:rPr>
+          <w:rStyle w:val="HTMLCode"/>
+        </w:rPr>
+        <w:t>users</w:t>
+      </w:r>
+      <w:r>
+        <w:t xml:space="preserve"> </w:t>
+      </w:r>
+      <w:r>
+        <w:rPr>
+          <w:rtl/>
+        </w:rPr>
+        <w:t>و</w:t>
+      </w:r>
+      <w:r>
+        <w:t>...).</w:t>
+      </w:r>
+    </w:p>
+    <w:p>
+      <w:pPr>
+        <w:pStyle w:val="NormalWeb"/>
+        <w:numPr>
+          <w:ilvl w:val="0"/>
+          <w:numId w:val="28"/>
+        </w:numPr>
+        <w:bidi/>
+      </w:pPr>
+      <w:r>
+        <w:rPr>
+          <w:b/>
+          <w:bCs/>
+          <w:rtl/>
+        </w:rPr>
+        <w:t>جمع‌آوری فایل‌ها و رسانه‌ها</w:t>
+      </w:r>
+      <w:r>
+        <w:rPr>
+          <w:b/>
+          <w:bCs/>
+        </w:rPr>
+        <w:t xml:space="preserve"> (Attachments):</w:t>
+      </w:r>
+    </w:p>
+    <w:p>
+      <w:pPr>
+        <w:pStyle w:val="NormalWeb"/>
+        <w:numPr>
+          <w:ilvl w:val="1"/>
+          <w:numId w:val="28"/>
+        </w:numPr>
+        <w:bidi/>
+      </w:pPr>
+      <w:r>
+        <w:rPr>
+          <w:rtl/>
+        </w:rPr>
+        <w:t>دسترسی به فایل‌های پیوست‌شده (تصاویر، اسناد و...) در پاکت‌بیس</w:t>
+      </w:r>
+      <w:r>
+        <w:t>.</w:t>
+      </w:r>
+    </w:p>
+    <w:p>
+      <w:pPr>
+        <w:pStyle w:val="NormalWeb"/>
+        <w:numPr>
+          <w:ilvl w:val="0"/>
+          <w:numId w:val="28"/>
+        </w:numPr>
+        <w:bidi/>
+      </w:pPr>
+      <w:r>
+        <w:rPr>
+          <w:b/>
+          <w:bCs/>
+          <w:rtl/>
+        </w:rPr>
+        <w:t>بسته‌بندی نهایی</w:t>
+      </w:r>
+      <w:r>
+        <w:rPr>
+          <w:b/>
+          <w:bCs/>
+        </w:rPr>
+        <w:t xml:space="preserve"> (ZIP Package):</w:t>
+      </w:r>
+    </w:p>
+    <w:p>
+      <w:pPr>
+        <w:pStyle w:val="NormalWeb"/>
+        <w:numPr>
+          <w:ilvl w:val="1"/>
+          <w:numId w:val="28"/>
+        </w:numPr>
+        <w:bidi/>
+      </w:pPr>
+      <w:r>
+        <w:rPr>
+          <w:rtl/>
+        </w:rPr>
+        <w:t>فشرده‌سازی فایل‌های</w:t>
+      </w:r>
+      <w:r>
+        <w:t xml:space="preserve"> JSON </w:t>
+      </w:r>
+      <w:r>
+        <w:rPr>
+          <w:rtl/>
+        </w:rPr>
+        <w:t xml:space="preserve">و فایل‌های رسانه‌ای در قالب یک فایل با پسوند اختصاصی یا </w:t>
+      </w:r>
+      <w:r>
+        <w:rPr>
+          <w:rStyle w:val="HTMLCode"/>
+        </w:rPr>
+        <w:t>.zip</w:t>
+      </w:r>
+      <w:r>
+        <w:t xml:space="preserve"> </w:t>
+      </w:r>
+      <w:r>
+        <w:rPr>
+          <w:rtl/>
+        </w:rPr>
+        <w:t>همراه با مانیفست متاداده (تاریخ اکسپورت، شناسه دستگاه مبدا و...)</w:t>
+      </w:r>
+      <w:r>
+        <w:t>.</w:t>
+      </w:r>
+    </w:p>
+    <w:p>
+      <w:pPr>
+        <w:pStyle w:val="Heading3"/>
+      </w:pPr>
+      <w:r>
+        <w:rPr>
+          <w:rFonts w:ascii="Segoe UI Emoji" w:hAnsi="Segoe UI Emoji" w:cs="Segoe UI Emoji"/>
+        </w:rPr>
+        <w:t>🔹</w:t>
+      </w:r>
+      <w:r>
+        <w:t xml:space="preserve"> </w:t>
+      </w:r>
+      <w:r>
+        <w:rPr>
+          <w:rtl/>
+        </w:rPr>
+        <w:t>مرحله ۵: سیستم ایمپورت و حل تعارضات</w:t>
+      </w:r>
+      <w:r>
+        <w:t xml:space="preserve"> (Import &amp; Conflict Resolution)</w:t>
+      </w:r>
+    </w:p>
+    <w:p>
+      <w:pPr>
+        <w:pStyle w:val="NormalWeb"/>
+        <w:bidi/>
+      </w:pPr>
+      <w:r>
+        <w:rPr>
+          <w:rtl/>
+        </w:rPr>
+        <w:t>مهم‌ترین مرحله برای تجمیع داده‌ها در سیستم «مادر» یا سایر سیستم‌های آفلاین</w:t>
+      </w:r>
+      <w:r>
+        <w:t>.</w:t>
+      </w:r>
+    </w:p>
+    <w:p>
+      <w:pPr>
+        <w:pStyle w:val="NormalWeb"/>
+        <w:numPr>
+          <w:ilvl w:val="0"/>
+          <w:numId w:val="29"/>
+        </w:numPr>
+        <w:bidi/>
+      </w:pPr>
+      <w:r>
+        <w:rPr>
+          <w:b/>
+          <w:bCs/>
+          <w:rtl/>
+        </w:rPr>
+        <w:t>استخراج و اعتبارسنجی فایل خروجی</w:t>
+      </w:r>
+      <w:r>
+        <w:rPr>
+          <w:b/>
+          <w:bCs/>
+        </w:rPr>
+        <w:t>:</w:t>
+      </w:r>
+    </w:p>
+    <w:p>
+      <w:pPr>
+        <w:pStyle w:val="NormalWeb"/>
+        <w:numPr>
+          <w:ilvl w:val="1"/>
+          <w:numId w:val="29"/>
+        </w:numPr>
+        <w:bidi/>
+      </w:pPr>
+      <w:r>
+        <w:rPr>
+          <w:rtl/>
+        </w:rPr>
+        <w:t>باز کردن فایل</w:t>
+      </w:r>
+      <w:r>
+        <w:t xml:space="preserve"> ZIP </w:t>
+      </w:r>
+      <w:r>
+        <w:rPr>
+          <w:rtl/>
+        </w:rPr>
+        <w:t>و بررسی صحت مانیفست و ساختار</w:t>
+      </w:r>
+      <w:r>
+        <w:t xml:space="preserve"> JSON.</w:t>
+      </w:r>
+    </w:p>
+    <w:p>
+      <w:pPr>
+        <w:pStyle w:val="NormalWeb"/>
+        <w:numPr>
+          <w:ilvl w:val="0"/>
+          <w:numId w:val="29"/>
+        </w:numPr>
+        <w:bidi/>
+      </w:pPr>
+      <w:r>
+        <w:rPr>
+          <w:b/>
+          <w:bCs/>
+          <w:rtl/>
+        </w:rPr>
+        <w:t>بررسی شناسه یکتا</w:t>
+      </w:r>
+      <w:r>
+        <w:rPr>
+          <w:b/>
+          <w:bCs/>
+        </w:rPr>
+        <w:t xml:space="preserve"> (</w:t>
+      </w:r>
+      <w:proofErr w:type="spellStart"/>
+      <w:r>
+        <w:rPr>
+          <w:rStyle w:val="HTMLCode"/>
+          <w:b/>
+          <w:bCs/>
+        </w:rPr>
+        <w:t>automation_id</w:t>
+      </w:r>
+      <w:proofErr w:type="spellEnd"/>
+      <w:r>
+        <w:rPr>
+          <w:b/>
+          <w:bCs/>
+        </w:rPr>
+        <w:t>):</w:t>
+      </w:r>
+    </w:p>
+    <w:p>
+      <w:pPr>
+        <w:pStyle w:val="NormalWeb"/>
+        <w:numPr>
+          <w:ilvl w:val="1"/>
+          <w:numId w:val="29"/>
+        </w:numPr>
+        <w:bidi/>
+      </w:pPr>
+      <w:r>
+        <w:rPr>
+          <w:rtl/>
+        </w:rPr>
+        <w:t xml:space="preserve">اگر رکورد با </w:t>
+      </w:r>
+      <w:proofErr w:type="spellStart"/>
+      <w:r>
+        <w:rPr>
+          <w:rStyle w:val="HTMLCode"/>
+        </w:rPr>
+        <w:t>automation_id</w:t>
+      </w:r>
+      <w:proofErr w:type="spellEnd"/>
+      <w:r>
+        <w:t xml:space="preserve"> </w:t>
+      </w:r>
+      <w:r>
+        <w:rPr>
+          <w:rtl/>
+        </w:rPr>
+        <w:t xml:space="preserve">در دیتابیس مقصد </w:t>
+      </w:r>
+      <w:r>
+        <w:rPr>
+          <w:b/>
+          <w:bCs/>
+          <w:rtl/>
+        </w:rPr>
+        <w:t>وجود نداشت</w:t>
+      </w:r>
+      <w:r>
+        <w:rPr>
+          <w:rtl/>
+        </w:rPr>
+        <w:t xml:space="preserve"> </w:t>
+      </w:r>
+      <w:r>
+        <w:rPr>
+          <w:rStyle w:val="math-inline"/>
+        </w:rPr>
+        <w:t>$\</w:t>
+      </w:r>
+      <w:proofErr w:type="spellStart"/>
+      <w:r>
+        <w:rPr>
+          <w:rStyle w:val="math-inline"/>
+        </w:rPr>
+        <w:t>rightarrow</w:t>
+      </w:r>
+      <w:proofErr w:type="spellEnd"/>
+      <w:r>
+        <w:rPr>
+          <w:rStyle w:val="math-inline"/>
+        </w:rPr>
+        <w:t>$</w:t>
+      </w:r>
+      <w:r>
+        <w:t xml:space="preserve"> </w:t>
+      </w:r>
+      <w:r>
+        <w:rPr>
+          <w:b/>
+          <w:bCs/>
+          <w:rtl/>
+        </w:rPr>
+        <w:t>ایجاد کامل</w:t>
+      </w:r>
+      <w:r>
+        <w:rPr>
+          <w:b/>
+          <w:bCs/>
+        </w:rPr>
+        <w:t xml:space="preserve"> (Insert)</w:t>
+      </w:r>
+      <w:r>
+        <w:t>.</w:t>
+      </w:r>
+    </w:p>
+    <w:p>
+      <w:pPr>
+        <w:pStyle w:val="NormalWeb"/>
+        <w:numPr>
+          <w:ilvl w:val="0"/>
+          <w:numId w:val="29"/>
+        </w:numPr>
+        <w:bidi/>
+      </w:pPr>
+      <w:r>
+        <w:rPr>
+          <w:b/>
+          <w:bCs/>
+          <w:rtl/>
+        </w:rPr>
+        <w:t>الگوریتم حل تعارض</w:t>
+      </w:r>
+      <w:r>
+        <w:rPr>
+          <w:b/>
+          <w:bCs/>
+        </w:rPr>
+        <w:t xml:space="preserve"> (Conflict Resolution):</w:t>
+      </w:r>
+    </w:p>
+    <w:p>
+      <w:pPr>
+        <w:pStyle w:val="NormalWeb"/>
+        <w:numPr>
+          <w:ilvl w:val="1"/>
+          <w:numId w:val="29"/>
+        </w:numPr>
+        <w:bidi/>
+      </w:pPr>
+      <w:r>
+        <w:rPr>
+          <w:rtl/>
+        </w:rPr>
+        <w:t xml:space="preserve">اگر رکورد موجود بود </w:t>
+      </w:r>
+      <w:r>
+        <w:rPr>
+          <w:rStyle w:val="math-inline"/>
+        </w:rPr>
+        <w:t>$\</w:t>
+      </w:r>
+      <w:proofErr w:type="spellStart"/>
+      <w:r>
+        <w:rPr>
+          <w:rStyle w:val="math-inline"/>
+        </w:rPr>
+        <w:t>rightarrow</w:t>
+      </w:r>
+      <w:proofErr w:type="spellEnd"/>
+      <w:r>
+        <w:rPr>
+          <w:rStyle w:val="math-inline"/>
+        </w:rPr>
+        <w:t>$</w:t>
+      </w:r>
+      <w:r>
+        <w:t xml:space="preserve"> </w:t>
+      </w:r>
+      <w:r>
+        <w:rPr>
+          <w:rtl/>
+        </w:rPr>
+        <w:t>مقایسه نسخه ورودی</w:t>
+      </w:r>
+      <w:r>
+        <w:t xml:space="preserve"> (</w:t>
+      </w:r>
+      <w:r>
+        <w:rPr>
+          <w:rStyle w:val="math-inline"/>
+        </w:rPr>
+        <w:t>$V_{import}$</w:t>
+      </w:r>
+      <w:r>
+        <w:t xml:space="preserve">) </w:t>
+      </w:r>
+      <w:r>
+        <w:rPr>
+          <w:rtl/>
+        </w:rPr>
+        <w:t>با نسخه مقصد</w:t>
+      </w:r>
+      <w:r>
+        <w:t xml:space="preserve"> (</w:t>
+      </w:r>
+      <w:r>
+        <w:rPr>
+          <w:rStyle w:val="math-inline"/>
+        </w:rPr>
+        <w:t>$V_{local}$</w:t>
+      </w:r>
+      <w:r>
+        <w:t>):</w:t>
+      </w:r>
+    </w:p>
+    <w:p>
+      <w:pPr>
+        <w:pStyle w:val="NormalWeb"/>
+        <w:numPr>
+          <w:ilvl w:val="2"/>
+          <w:numId w:val="29"/>
+        </w:numPr>
+        <w:bidi/>
+      </w:pPr>
+      <w:r>
+        <w:rPr>
+          <w:b/>
+          <w:bCs/>
+          <w:rtl/>
+        </w:rPr>
+        <w:t xml:space="preserve">حالت </w:t>
+      </w:r>
+      <w:r>
+        <w:rPr>
+          <w:rStyle w:val="math-inline"/>
+          <w:b/>
+          <w:bCs/>
+        </w:rPr>
+        <w:t>$V_{import} &gt; V_{local}$</w:t>
+      </w:r>
+      <w:r>
+        <w:rPr>
+          <w:b/>
+          <w:bCs/>
+        </w:rPr>
+        <w:t>:</w:t>
+      </w:r>
+      <w:r>
+        <w:t xml:space="preserve"> </w:t>
+      </w:r>
+      <w:r>
+        <w:rPr>
+          <w:rtl/>
+        </w:rPr>
+        <w:t xml:space="preserve">داده‌های مقصد آپدیت شده و نسخه‌های جدید به </w:t>
+      </w:r>
+      <w:proofErr w:type="spellStart"/>
+      <w:r>
+        <w:rPr>
+          <w:rStyle w:val="HTMLCode"/>
+        </w:rPr>
+        <w:t>report_versions</w:t>
+      </w:r>
+      <w:proofErr w:type="spellEnd"/>
+      <w:r>
+        <w:t xml:space="preserve"> </w:t>
+      </w:r>
+      <w:r>
+        <w:rPr>
+          <w:rtl/>
+        </w:rPr>
+        <w:t>افزوده می‌شوند</w:t>
+      </w:r>
+      <w:r>
+        <w:t>.</w:t>
+      </w:r>
+    </w:p>
+    <w:p>
+      <w:pPr>
+        <w:pStyle w:val="NormalWeb"/>
+        <w:numPr>
+          <w:ilvl w:val="2"/>
+          <w:numId w:val="29"/>
+        </w:numPr>
+        <w:bidi/>
+      </w:pPr>
+      <w:r>
+        <w:rPr>
+          <w:b/>
+          <w:bCs/>
+          <w:rtl/>
+        </w:rPr>
+        <w:t xml:space="preserve">حالت </w:t>
+      </w:r>
+      <w:r>
+        <w:rPr>
+          <w:rStyle w:val="math-inline"/>
+          <w:b/>
+          <w:bCs/>
+        </w:rPr>
+        <w:t>$V_{import} \le V_{local}$</w:t>
+      </w:r>
+      <w:r>
+        <w:rPr>
+          <w:b/>
+          <w:bCs/>
+        </w:rPr>
+        <w:t>:</w:t>
+      </w:r>
+      <w:r>
+        <w:t xml:space="preserve"> </w:t>
+      </w:r>
+      <w:r>
+        <w:rPr>
+          <w:rtl/>
+        </w:rPr>
+        <w:t>داده نادیده گرفته می‌شود یا گزارش تعارض داده می‌شود</w:t>
+      </w:r>
+      <w:r>
+        <w:t>.</w:t>
+      </w:r>
+    </w:p>
+    <w:p>
+      <w:pPr>
+        <w:pStyle w:val="NormalWeb"/>
+        <w:numPr>
+          <w:ilvl w:val="2"/>
+          <w:numId w:val="29"/>
+        </w:numPr>
+        <w:bidi/>
+      </w:pPr>
+      <w:r>
+        <w:rPr>
+          <w:b/>
+          <w:bCs/>
+          <w:rtl/>
+        </w:rPr>
+        <w:t>حالت تعارض هم‌زمان</w:t>
+      </w:r>
+      <w:r>
+        <w:rPr>
+          <w:b/>
+          <w:bCs/>
+        </w:rPr>
+        <w:t xml:space="preserve"> (Divergence):</w:t>
+      </w:r>
+      <w:r>
+        <w:t xml:space="preserve"> </w:t>
+      </w:r>
+      <w:r>
+        <w:rPr>
+          <w:rtl/>
+        </w:rPr>
+        <w:t>اگر داده‌ها در هر دو سیستم به‌طور مستقل تغییر کرده باشند، سیستم هر دو نسخه را نگه داشته و به کاربر اجازه انتخاب یا ترکیب دستی</w:t>
+      </w:r>
+      <w:r>
+        <w:t xml:space="preserve"> (Manual Merge) </w:t>
+      </w:r>
+      <w:r>
+        <w:rPr>
+          <w:rtl/>
+        </w:rPr>
+        <w:t>را می‌دهد</w:t>
+      </w:r>
+      <w:r>
+        <w:t>.</w:t>
+      </w:r>
+    </w:p>
+    <w:p>
+      <w:pPr>
+        <w:pStyle w:val="NormalWeb"/>
+        <w:numPr>
+          <w:ilvl w:val="0"/>
+          <w:numId w:val="29"/>
+        </w:numPr>
+        <w:bidi/>
+      </w:pPr>
+      <w:r>
+        <w:rPr>
+          <w:b/>
+          <w:bCs/>
+          <w:rtl/>
+        </w:rPr>
+        <w:t>همگام‌سازی فایل‌های ضمیمه</w:t>
+      </w:r>
+      <w:r>
+        <w:rPr>
+          <w:b/>
+          <w:bCs/>
+        </w:rPr>
+        <w:t>:</w:t>
+      </w:r>
+    </w:p>
+    <w:p>
+      <w:pPr>
+        <w:pStyle w:val="NormalWeb"/>
+        <w:numPr>
+          <w:ilvl w:val="1"/>
+          <w:numId w:val="29"/>
+        </w:numPr>
+        <w:pBdr>
+          <w:bottom w:val="double" w:sz="6" w:space="1" w:color="auto"/>
+        </w:pBdr>
+        <w:bidi/>
+      </w:pPr>
+      <w:r>
+        <w:rPr>
+          <w:rtl/>
+        </w:rPr>
+        <w:t>انتقال فایل‌های رسانه‌ای جدید به پوشه ذخیره‌سازی پاکت‌بیس</w:t>
+      </w:r>
+      <w:r>
+        <w:t>.</w:t>
+      </w:r>
+    </w:p>
+    <w:p>
+      <w:pPr>
+        <w:spacing w:before="100" w:beforeAutospacing="1" w:after="100" w:afterAutospacing="1" w:line="240" w:lineRule="auto"/>
+        <w:jc w:val="left"/>
+        <w:rPr>
+          <w:rtl/>
+        </w:rPr>
+      </w:pPr>
+    </w:p>
+    <w:p>
+      <w:pPr>
+        <w:rPr>
+          <w:rtl/>
+        </w:rPr>
+      </w:pPr>
+      <w:r>
+        <w:rPr>
+          <w:rFonts w:hint="cs"/>
+          <w:rtl/>
+        </w:rPr>
+        <w:t>--------------</w:t>
+      </w:r>
     </w:p>
     <w:p>
       <w:pPr>
@@ -8790,6 +10892,123 @@
     </w:lvl>
   </w:abstractNum>
   <w:abstractNum w:abstractNumId="5" w15:restartNumberingAfterBreak="0">
+    <w:nsid w:val="1DC36A75"/>
+    <w:multiLevelType w:val="multilevel"/>
+    <w:tmpl w:val="8FBE06CA"/>
+    <w:lvl w:ilvl="0">
+      <w:start w:val="1"/>
+      <w:numFmt w:val="decimal"/>
+      <w:lvlText w:val="%1."/>
+      <w:lvlJc w:val="left"/>
+      <w:pPr>
+        <w:tabs>
+          <w:tab w:val="num" w:pos="720"/>
+        </w:tabs>
+        <w:ind w:left="720" w:hanging="360"/>
+      </w:pPr>
+    </w:lvl>
+    <w:lvl w:ilvl="1">
+      <w:start w:val="1"/>
+      <w:numFmt w:val="bullet"/>
+      <w:lvlText w:val="o"/>
+      <w:lvlJc w:val="left"/>
+      <w:pPr>
+        <w:tabs>
+          <w:tab w:val="num" w:pos="1440"/>
+        </w:tabs>
+        <w:ind w:left="1440" w:hanging="360"/>
+      </w:pPr>
+      <w:rPr>
+        <w:rFonts w:ascii="Courier New" w:hAnsi="Courier New" w:hint="default"/>
+        <w:sz w:val="20"/>
+      </w:rPr>
+    </w:lvl>
+    <w:lvl w:ilvl="2" w:tentative="1">
+      <w:start w:val="1"/>
+      <w:numFmt w:val="decimal"/>
+      <w:lvlText w:val="%3."/>
+      <w:lvlJc w:val="left"/>
+      <w:pPr>
+        <w:tabs>
+          <w:tab w:val="num" w:pos="2160"/>
+        </w:tabs>
+        <w:ind w:left="2160" w:hanging="360"/>
+      </w:pPr>
+    </w:lvl>
+    <w:lvl w:ilvl="3" w:tentative="1">
+      <w:start w:val="1"/>
+      <w:numFmt w:val="decimal"/>
+      <w:lvlText w:val="%4."/>
+      <w:lvlJc w:val="left"/>
+      <w:pPr>
+        <w:tabs>
+          <w:tab w:val="num" w:pos="2880"/>
+        </w:tabs>
+        <w:ind w:left="2880" w:hanging="360"/>
+      </w:pPr>
+    </w:lvl>
+    <w:lvl w:ilvl="4" w:tentative="1">
+      <w:start w:val="1"/>
+      <w:numFmt w:val="decimal"/>
+      <w:lvlText w:val="%5."/>
+      <w:lvlJc w:val="left"/>
+      <w:pPr>
+        <w:tabs>
+          <w:tab w:val="num" w:pos="3600"/>
+        </w:tabs>
+        <w:ind w:left="3600" w:hanging="360"/>
+      </w:pPr>
+    </w:lvl>
+    <w:lvl w:ilvl="5" w:tentative="1">
+      <w:start w:val="1"/>
+      <w:numFmt w:val="decimal"/>
+      <w:lvlText w:val="%6."/>
+      <w:lvlJc w:val="left"/>
+      <w:pPr>
+        <w:tabs>
+          <w:tab w:val="num" w:pos="4320"/>
+        </w:tabs>
+        <w:ind w:left="4320" w:hanging="360"/>
+      </w:pPr>
+    </w:lvl>
+    <w:lvl w:ilvl="6" w:tentative="1">
+      <w:start w:val="1"/>
+      <w:numFmt w:val="decimal"/>
+      <w:lvlText w:val="%7."/>
+      <w:lvlJc w:val="left"/>
+      <w:pPr>
+        <w:tabs>
+          <w:tab w:val="num" w:pos="5040"/>
+        </w:tabs>
+        <w:ind w:left="5040" w:hanging="360"/>
+      </w:pPr>
+    </w:lvl>
+    <w:lvl w:ilvl="7" w:tentative="1">
+      <w:start w:val="1"/>
+      <w:numFmt w:val="decimal"/>
+      <w:lvlText w:val="%8."/>
+      <w:lvlJc w:val="left"/>
+      <w:pPr>
+        <w:tabs>
+          <w:tab w:val="num" w:pos="5760"/>
+        </w:tabs>
+        <w:ind w:left="5760" w:hanging="360"/>
+      </w:pPr>
+    </w:lvl>
+    <w:lvl w:ilvl="8" w:tentative="1">
+      <w:start w:val="1"/>
+      <w:numFmt w:val="decimal"/>
+      <w:lvlText w:val="%9."/>
+      <w:lvlJc w:val="left"/>
+      <w:pPr>
+        <w:tabs>
+          <w:tab w:val="num" w:pos="6480"/>
+        </w:tabs>
+        <w:ind w:left="6480" w:hanging="360"/>
+      </w:pPr>
+    </w:lvl>
+  </w:abstractNum>
+  <w:abstractNum w:abstractNumId="6" w15:restartNumberingAfterBreak="0">
     <w:nsid w:val="1F315DEE"/>
     <w:multiLevelType w:val="hybridMultilevel"/>
     <w:tmpl w:val="7712705E"/>
@@ -8902,7 +11121,7 @@
       </w:rPr>
     </w:lvl>
   </w:abstractNum>
-  <w:abstractNum w:abstractNumId="6" w15:restartNumberingAfterBreak="0">
+  <w:abstractNum w:abstractNumId="7" w15:restartNumberingAfterBreak="0">
     <w:nsid w:val="1FB76F5A"/>
     <w:multiLevelType w:val="hybridMultilevel"/>
     <w:tmpl w:val="1920324E"/>
@@ -9015,7 +11234,7 @@
       </w:rPr>
     </w:lvl>
   </w:abstractNum>
-  <w:abstractNum w:abstractNumId="7" w15:restartNumberingAfterBreak="0">
+  <w:abstractNum w:abstractNumId="8" w15:restartNumberingAfterBreak="0">
     <w:nsid w:val="21CD7929"/>
     <w:multiLevelType w:val="multilevel"/>
     <w:tmpl w:val="D518A67E"/>
@@ -9164,7 +11383,7 @@
       </w:rPr>
     </w:lvl>
   </w:abstractNum>
-  <w:abstractNum w:abstractNumId="8" w15:restartNumberingAfterBreak="0">
+  <w:abstractNum w:abstractNumId="9" w15:restartNumberingAfterBreak="0">
     <w:nsid w:val="225C63CC"/>
     <w:multiLevelType w:val="multilevel"/>
     <w:tmpl w:val="89C84A72"/>
@@ -9313,7 +11532,7 @@
       </w:rPr>
     </w:lvl>
   </w:abstractNum>
-  <w:abstractNum w:abstractNumId="9" w15:restartNumberingAfterBreak="0">
+  <w:abstractNum w:abstractNumId="10" w15:restartNumberingAfterBreak="0">
     <w:nsid w:val="23FC3F84"/>
     <w:multiLevelType w:val="multilevel"/>
     <w:tmpl w:val="C2B077C2"/>
@@ -9462,7 +11681,7 @@
       </w:rPr>
     </w:lvl>
   </w:abstractNum>
-  <w:abstractNum w:abstractNumId="10" w15:restartNumberingAfterBreak="0">
+  <w:abstractNum w:abstractNumId="11" w15:restartNumberingAfterBreak="0">
     <w:nsid w:val="25E74FFC"/>
     <w:multiLevelType w:val="multilevel"/>
     <w:tmpl w:val="8D4C2FE4"/>
@@ -9611,7 +11830,7 @@
       </w:rPr>
     </w:lvl>
   </w:abstractNum>
-  <w:abstractNum w:abstractNumId="11" w15:restartNumberingAfterBreak="0">
+  <w:abstractNum w:abstractNumId="12" w15:restartNumberingAfterBreak="0">
     <w:nsid w:val="26193FF8"/>
     <w:multiLevelType w:val="multilevel"/>
     <w:tmpl w:val="B2E0BDEE"/>
@@ -9760,7 +11979,124 @@
       </w:rPr>
     </w:lvl>
   </w:abstractNum>
-  <w:abstractNum w:abstractNumId="12" w15:restartNumberingAfterBreak="0">
+  <w:abstractNum w:abstractNumId="13" w15:restartNumberingAfterBreak="0">
+    <w:nsid w:val="26666355"/>
+    <w:multiLevelType w:val="multilevel"/>
+    <w:tmpl w:val="E5A0B7F2"/>
+    <w:lvl w:ilvl="0">
+      <w:start w:val="1"/>
+      <w:numFmt w:val="decimal"/>
+      <w:lvlText w:val="%1."/>
+      <w:lvlJc w:val="left"/>
+      <w:pPr>
+        <w:tabs>
+          <w:tab w:val="num" w:pos="720"/>
+        </w:tabs>
+        <w:ind w:left="720" w:hanging="360"/>
+      </w:pPr>
+    </w:lvl>
+    <w:lvl w:ilvl="1">
+      <w:start w:val="1"/>
+      <w:numFmt w:val="bullet"/>
+      <w:lvlText w:val="o"/>
+      <w:lvlJc w:val="left"/>
+      <w:pPr>
+        <w:tabs>
+          <w:tab w:val="num" w:pos="1440"/>
+        </w:tabs>
+        <w:ind w:left="1440" w:hanging="360"/>
+      </w:pPr>
+      <w:rPr>
+        <w:rFonts w:ascii="Courier New" w:hAnsi="Courier New" w:hint="default"/>
+        <w:sz w:val="20"/>
+      </w:rPr>
+    </w:lvl>
+    <w:lvl w:ilvl="2" w:tentative="1">
+      <w:start w:val="1"/>
+      <w:numFmt w:val="decimal"/>
+      <w:lvlText w:val="%3."/>
+      <w:lvlJc w:val="left"/>
+      <w:pPr>
+        <w:tabs>
+          <w:tab w:val="num" w:pos="2160"/>
+        </w:tabs>
+        <w:ind w:left="2160" w:hanging="360"/>
+      </w:pPr>
+    </w:lvl>
+    <w:lvl w:ilvl="3" w:tentative="1">
+      <w:start w:val="1"/>
+      <w:numFmt w:val="decimal"/>
+      <w:lvlText w:val="%4."/>
+      <w:lvlJc w:val="left"/>
+      <w:pPr>
+        <w:tabs>
+          <w:tab w:val="num" w:pos="2880"/>
+        </w:tabs>
+        <w:ind w:left="2880" w:hanging="360"/>
+      </w:pPr>
+    </w:lvl>
+    <w:lvl w:ilvl="4" w:tentative="1">
+      <w:start w:val="1"/>
+      <w:numFmt w:val="decimal"/>
+      <w:lvlText w:val="%5."/>
+      <w:lvlJc w:val="left"/>
+      <w:pPr>
+        <w:tabs>
+          <w:tab w:val="num" w:pos="3600"/>
+        </w:tabs>
+        <w:ind w:left="3600" w:hanging="360"/>
+      </w:pPr>
+    </w:lvl>
+    <w:lvl w:ilvl="5" w:tentative="1">
+      <w:start w:val="1"/>
+      <w:numFmt w:val="decimal"/>
+      <w:lvlText w:val="%6."/>
+      <w:lvlJc w:val="left"/>
+      <w:pPr>
+        <w:tabs>
+          <w:tab w:val="num" w:pos="4320"/>
+        </w:tabs>
+        <w:ind w:left="4320" w:hanging="360"/>
+      </w:pPr>
+    </w:lvl>
+    <w:lvl w:ilvl="6" w:tentative="1">
+      <w:start w:val="1"/>
+      <w:numFmt w:val="decimal"/>
+      <w:lvlText w:val="%7."/>
+      <w:lvlJc w:val="left"/>
+      <w:pPr>
+        <w:tabs>
+          <w:tab w:val="num" w:pos="5040"/>
+        </w:tabs>
+        <w:ind w:left="5040" w:hanging="360"/>
+      </w:pPr>
+    </w:lvl>
+    <w:lvl w:ilvl="7" w:tentative="1">
+      <w:start w:val="1"/>
+      <w:numFmt w:val="decimal"/>
+      <w:lvlText w:val="%8."/>
+      <w:lvlJc w:val="left"/>
+      <w:pPr>
+        <w:tabs>
+          <w:tab w:val="num" w:pos="5760"/>
+        </w:tabs>
+        <w:ind w:left="5760" w:hanging="360"/>
+      </w:pPr>
+    </w:lvl>
+    <w:lvl w:ilvl="8" w:tentative="1">
+      <w:start w:val="1"/>
+      <w:numFmt w:val="decimal"/>
+      <w:lvlText w:val="%9."/>
+      <w:lvlJc w:val="left"/>
+      <w:pPr>
+        <w:tabs>
+          <w:tab w:val="num" w:pos="6480"/>
+        </w:tabs>
+        <w:ind w:left="6480" w:hanging="360"/>
+      </w:pPr>
+    </w:lvl>
+  </w:abstractNum>
+  <w:abstractNum w:abstractNumId="14" w15:restartNumberingAfterBreak="0">
     <w:nsid w:val="2832447D"/>
     <w:multiLevelType w:val="multilevel"/>
     <w:tmpl w:val="893A1FEA"/>
@@ -9909,7 +12245,124 @@
       </w:rPr>
     </w:lvl>
   </w:abstractNum>
-  <w:abstractNum w:abstractNumId="13" w15:restartNumberingAfterBreak="0">
+  <w:abstractNum w:abstractNumId="15" w15:restartNumberingAfterBreak="0">
+    <w:nsid w:val="29AE363A"/>
+    <w:multiLevelType w:val="multilevel"/>
+    <w:tmpl w:val="02BEB0AC"/>
+    <w:lvl w:ilvl="0">
+      <w:start w:val="1"/>
+      <w:numFmt w:val="decimal"/>
+      <w:lvlText w:val="%1."/>
+      <w:lvlJc w:val="left"/>
+      <w:pPr>
+        <w:tabs>
+          <w:tab w:val="num" w:pos="720"/>
+        </w:tabs>
+        <w:ind w:left="720" w:hanging="360"/>
+      </w:pPr>
+    </w:lvl>
+    <w:lvl w:ilvl="1">
+      <w:start w:val="1"/>
+      <w:numFmt w:val="bullet"/>
+      <w:lvlText w:val="o"/>
+      <w:lvlJc w:val="left"/>
+      <w:pPr>
+        <w:tabs>
+          <w:tab w:val="num" w:pos="1440"/>
+        </w:tabs>
+        <w:ind w:left="1440" w:hanging="360"/>
+      </w:pPr>
+      <w:rPr>
+        <w:rFonts w:ascii="Courier New" w:hAnsi="Courier New" w:hint="default"/>
+        <w:sz w:val="20"/>
+      </w:rPr>
+    </w:lvl>
+    <w:lvl w:ilvl="2" w:tentative="1">
+      <w:start w:val="1"/>
+      <w:numFmt w:val="decimal"/>
+      <w:lvlText w:val="%3."/>
+      <w:lvlJc w:val="left"/>
+      <w:pPr>
+        <w:tabs>
+          <w:tab w:val="num" w:pos="2160"/>
+        </w:tabs>
+        <w:ind w:left="2160" w:hanging="360"/>
+      </w:pPr>
+    </w:lvl>
+    <w:lvl w:ilvl="3" w:tentative="1">
+      <w:start w:val="1"/>
+      <w:numFmt w:val="decimal"/>
+      <w:lvlText w:val="%4."/>
+      <w:lvlJc w:val="left"/>
+      <w:pPr>
+        <w:tabs>
+          <w:tab w:val="num" w:pos="2880"/>
+        </w:tabs>
+        <w:ind w:left="2880" w:hanging="360"/>
+      </w:pPr>
+    </w:lvl>
+    <w:lvl w:ilvl="4" w:tentative="1">
+      <w:start w:val="1"/>
+      <w:numFmt w:val="decimal"/>
+      <w:lvlText w:val="%5."/>
+      <w:lvlJc w:val="left"/>
+      <w:pPr>
+        <w:tabs>
+          <w:tab w:val="num" w:pos="3600"/>
+        </w:tabs>
+        <w:ind w:left="3600" w:hanging="360"/>
+      </w:pPr>
+    </w:lvl>
+    <w:lvl w:ilvl="5" w:tentative="1">
+      <w:start w:val="1"/>
+      <w:numFmt w:val="decimal"/>
+      <w:lvlText w:val="%6."/>
+      <w:lvlJc w:val="left"/>
+      <w:pPr>
+        <w:tabs>
+          <w:tab w:val="num" w:pos="4320"/>
+        </w:tabs>
+        <w:ind w:left="4320" w:hanging="360"/>
+      </w:pPr>
+    </w:lvl>
+    <w:lvl w:ilvl="6" w:tentative="1">
+      <w:start w:val="1"/>
+      <w:numFmt w:val="decimal"/>
+      <w:lvlText w:val="%7."/>
+      <w:lvlJc w:val="left"/>
+      <w:pPr>
+        <w:tabs>
+          <w:tab w:val="num" w:pos="5040"/>
+        </w:tabs>
+        <w:ind w:left="5040" w:hanging="360"/>
+      </w:pPr>
+    </w:lvl>
+    <w:lvl w:ilvl="7" w:tentative="1">
+      <w:start w:val="1"/>
+      <w:numFmt w:val="decimal"/>
+      <w:lvlText w:val="%8."/>
+      <w:lvlJc w:val="left"/>
+      <w:pPr>
+        <w:tabs>
+          <w:tab w:val="num" w:pos="5760"/>
+        </w:tabs>
+        <w:ind w:left="5760" w:hanging="360"/>
+      </w:pPr>
+    </w:lvl>
+    <w:lvl w:ilvl="8" w:tentative="1">
+      <w:start w:val="1"/>
+      <w:numFmt w:val="decimal"/>
+      <w:lvlText w:val="%9."/>
+      <w:lvlJc w:val="left"/>
+      <w:pPr>
+        <w:tabs>
+          <w:tab w:val="num" w:pos="6480"/>
+        </w:tabs>
+        <w:ind w:left="6480" w:hanging="360"/>
+      </w:pPr>
+    </w:lvl>
+  </w:abstractNum>
+  <w:abstractNum w:abstractNumId="16" w15:restartNumberingAfterBreak="0">
     <w:nsid w:val="2BC72534"/>
     <w:multiLevelType w:val="multilevel"/>
     <w:tmpl w:val="E0C80A2A"/>
@@ -10058,7 +12511,7 @@
       </w:rPr>
     </w:lvl>
   </w:abstractNum>
-  <w:abstractNum w:abstractNumId="14" w15:restartNumberingAfterBreak="0">
+  <w:abstractNum w:abstractNumId="17" w15:restartNumberingAfterBreak="0">
     <w:nsid w:val="30265418"/>
     <w:multiLevelType w:val="multilevel"/>
     <w:tmpl w:val="CD688C3C"/>
@@ -10207,7 +12660,7 @@
       </w:rPr>
     </w:lvl>
   </w:abstractNum>
-  <w:abstractNum w:abstractNumId="15" w15:restartNumberingAfterBreak="0">
+  <w:abstractNum w:abstractNumId="18" w15:restartNumberingAfterBreak="0">
     <w:nsid w:val="35640C25"/>
     <w:multiLevelType w:val="multilevel"/>
     <w:tmpl w:val="3F3060AE"/>
@@ -10356,7 +12809,7 @@
       </w:rPr>
     </w:lvl>
   </w:abstractNum>
-  <w:abstractNum w:abstractNumId="16" w15:restartNumberingAfterBreak="0">
+  <w:abstractNum w:abstractNumId="19" w15:restartNumberingAfterBreak="0">
     <w:nsid w:val="35F5241B"/>
     <w:multiLevelType w:val="multilevel"/>
     <w:tmpl w:val="D6E2386C"/>
@@ -10505,7 +12958,7 @@
       </w:rPr>
     </w:lvl>
   </w:abstractNum>
-  <w:abstractNum w:abstractNumId="17" w15:restartNumberingAfterBreak="0">
+  <w:abstractNum w:abstractNumId="20" w15:restartNumberingAfterBreak="0">
     <w:nsid w:val="37190628"/>
     <w:multiLevelType w:val="hybridMultilevel"/>
     <w:tmpl w:val="D340DB24"/>
@@ -10618,7 +13071,124 @@
       </w:rPr>
     </w:lvl>
   </w:abstractNum>
-  <w:abstractNum w:abstractNumId="18" w15:restartNumberingAfterBreak="0">
+  <w:abstractNum w:abstractNumId="21" w15:restartNumberingAfterBreak="0">
+    <w:nsid w:val="478D2645"/>
+    <w:multiLevelType w:val="multilevel"/>
+    <w:tmpl w:val="D40EAF94"/>
+    <w:lvl w:ilvl="0">
+      <w:start w:val="1"/>
+      <w:numFmt w:val="decimal"/>
+      <w:lvlText w:val="%1."/>
+      <w:lvlJc w:val="left"/>
+      <w:pPr>
+        <w:tabs>
+          <w:tab w:val="num" w:pos="720"/>
+        </w:tabs>
+        <w:ind w:left="720" w:hanging="360"/>
+      </w:pPr>
+    </w:lvl>
+    <w:lvl w:ilvl="1">
+      <w:start w:val="1"/>
+      <w:numFmt w:val="bullet"/>
+      <w:lvlText w:val="o"/>
+      <w:lvlJc w:val="left"/>
+      <w:pPr>
+        <w:tabs>
+          <w:tab w:val="num" w:pos="1440"/>
+        </w:tabs>
+        <w:ind w:left="1440" w:hanging="360"/>
+      </w:pPr>
+      <w:rPr>
+        <w:rFonts w:ascii="Courier New" w:hAnsi="Courier New" w:hint="default"/>
+        <w:sz w:val="20"/>
+      </w:rPr>
+    </w:lvl>
+    <w:lvl w:ilvl="2" w:tentative="1">
+      <w:start w:val="1"/>
+      <w:numFmt w:val="decimal"/>
+      <w:lvlText w:val="%3."/>
+      <w:lvlJc w:val="left"/>
+      <w:pPr>
+        <w:tabs>
+          <w:tab w:val="num" w:pos="2160"/>
+        </w:tabs>
+        <w:ind w:left="2160" w:hanging="360"/>
+      </w:pPr>
+    </w:lvl>
+    <w:lvl w:ilvl="3" w:tentative="1">
+      <w:start w:val="1"/>
+      <w:numFmt w:val="decimal"/>
+      <w:lvlText w:val="%4."/>
+      <w:lvlJc w:val="left"/>
+      <w:pPr>
+        <w:tabs>
+          <w:tab w:val="num" w:pos="2880"/>
+        </w:tabs>
+        <w:ind w:left="2880" w:hanging="360"/>
+      </w:pPr>
+    </w:lvl>
+    <w:lvl w:ilvl="4" w:tentative="1">
+      <w:start w:val="1"/>
+      <w:numFmt w:val="decimal"/>
+      <w:lvlText w:val="%5."/>
+      <w:lvlJc w:val="left"/>
+      <w:pPr>
+        <w:tabs>
+          <w:tab w:val="num" w:pos="3600"/>
+        </w:tabs>
+        <w:ind w:left="3600" w:hanging="360"/>
+      </w:pPr>
+    </w:lvl>
+    <w:lvl w:ilvl="5" w:tentative="1">
+      <w:start w:val="1"/>
+      <w:numFmt w:val="decimal"/>
+      <w:lvlText w:val="%6."/>
+      <w:lvlJc w:val="left"/>
+      <w:pPr>
+        <w:tabs>
+          <w:tab w:val="num" w:pos="4320"/>
+        </w:tabs>
+        <w:ind w:left="4320" w:hanging="360"/>
+      </w:pPr>
+    </w:lvl>
+    <w:lvl w:ilvl="6" w:tentative="1">
+      <w:start w:val="1"/>
+      <w:numFmt w:val="decimal"/>
+      <w:lvlText w:val="%7."/>
+      <w:lvlJc w:val="left"/>
+      <w:pPr>
+        <w:tabs>
+          <w:tab w:val="num" w:pos="5040"/>
+        </w:tabs>
+        <w:ind w:left="5040" w:hanging="360"/>
+      </w:pPr>
+    </w:lvl>
+    <w:lvl w:ilvl="7" w:tentative="1">
+      <w:start w:val="1"/>
+      <w:numFmt w:val="decimal"/>
+      <w:lvlText w:val="%8."/>
+      <w:lvlJc w:val="left"/>
+      <w:pPr>
+        <w:tabs>
+          <w:tab w:val="num" w:pos="5760"/>
+        </w:tabs>
+        <w:ind w:left="5760" w:hanging="360"/>
+      </w:pPr>
+    </w:lvl>
+    <w:lvl w:ilvl="8" w:tentative="1">
+      <w:start w:val="1"/>
+      <w:numFmt w:val="decimal"/>
+      <w:lvlText w:val="%9."/>
+      <w:lvlJc w:val="left"/>
+      <w:pPr>
+        <w:tabs>
+          <w:tab w:val="num" w:pos="6480"/>
+        </w:tabs>
+        <w:ind w:left="6480" w:hanging="360"/>
+      </w:pPr>
+    </w:lvl>
+  </w:abstractNum>
+  <w:abstractNum w:abstractNumId="22" w15:restartNumberingAfterBreak="0">
     <w:nsid w:val="4E555483"/>
     <w:multiLevelType w:val="multilevel"/>
     <w:tmpl w:val="E8D83CA6"/>
@@ -10767,7 +13337,7 @@
       </w:rPr>
     </w:lvl>
   </w:abstractNum>
-  <w:abstractNum w:abstractNumId="19" w15:restartNumberingAfterBreak="0">
+  <w:abstractNum w:abstractNumId="23" w15:restartNumberingAfterBreak="0">
     <w:nsid w:val="52FF3A6F"/>
     <w:multiLevelType w:val="multilevel"/>
     <w:tmpl w:val="F3F824C0"/>
@@ -10916,7 +13486,7 @@
       </w:rPr>
     </w:lvl>
   </w:abstractNum>
-  <w:abstractNum w:abstractNumId="20" w15:restartNumberingAfterBreak="0">
+  <w:abstractNum w:abstractNumId="24" w15:restartNumberingAfterBreak="0">
     <w:nsid w:val="54FC15E6"/>
     <w:multiLevelType w:val="multilevel"/>
     <w:tmpl w:val="847E6884"/>
@@ -11065,7 +13635,128 @@
       </w:rPr>
     </w:lvl>
   </w:abstractNum>
-  <w:abstractNum w:abstractNumId="21" w15:restartNumberingAfterBreak="0">
+  <w:abstractNum w:abstractNumId="25" w15:restartNumberingAfterBreak="0">
+    <w:nsid w:val="5D8B645B"/>
+    <w:multiLevelType w:val="multilevel"/>
+    <w:tmpl w:val="9552F992"/>
+    <w:lvl w:ilvl="0">
+      <w:start w:val="1"/>
+      <w:numFmt w:val="decimal"/>
+      <w:lvlText w:val="%1."/>
+      <w:lvlJc w:val="left"/>
+      <w:pPr>
+        <w:tabs>
+          <w:tab w:val="num" w:pos="720"/>
+        </w:tabs>
+        <w:ind w:left="720" w:hanging="360"/>
+      </w:pPr>
+    </w:lvl>
+    <w:lvl w:ilvl="1">
+      <w:start w:val="1"/>
+      <w:numFmt w:val="bullet"/>
+      <w:lvlText w:val="o"/>
+      <w:lvlJc w:val="left"/>
+      <w:pPr>
+        <w:tabs>
+          <w:tab w:val="num" w:pos="1440"/>
+        </w:tabs>
+        <w:ind w:left="1440" w:hanging="360"/>
+      </w:pPr>
+      <w:rPr>
+        <w:rFonts w:ascii="Courier New" w:hAnsi="Courier New" w:hint="default"/>
+        <w:sz w:val="20"/>
+      </w:rPr>
+    </w:lvl>
+    <w:lvl w:ilvl="2">
+      <w:start w:val="1"/>
+      <w:numFmt w:val="bullet"/>
+      <w:lvlText w:val=""/>
+      <w:lvlJc w:val="left"/>
+      <w:pPr>
+        <w:tabs>
+          <w:tab w:val="num" w:pos="2160"/>
+        </w:tabs>
+        <w:ind w:left="2160" w:hanging="360"/>
+      </w:pPr>
+      <w:rPr>
+        <w:rFonts w:ascii="Wingdings" w:hAnsi="Wingdings" w:hint="default"/>
+        <w:sz w:val="20"/>
+      </w:rPr>
+    </w:lvl>
+    <w:lvl w:ilvl="3" w:tentative="1">
+      <w:start w:val="1"/>
+      <w:numFmt w:val="decimal"/>
+      <w:lvlText w:val="%4."/>
+      <w:lvlJc w:val="left"/>
+      <w:pPr>
+        <w:tabs>
+          <w:tab w:val="num" w:pos="2880"/>
+        </w:tabs>
+        <w:ind w:left="2880" w:hanging="360"/>
+      </w:pPr>
+    </w:lvl>
+    <w:lvl w:ilvl="4" w:tentative="1">
+      <w:start w:val="1"/>
+      <w:numFmt w:val="decimal"/>
+      <w:lvlText w:val="%5."/>
+      <w:lvlJc w:val="left"/>
+      <w:pPr>
+        <w:tabs>
+          <w:tab w:val="num" w:pos="3600"/>
+        </w:tabs>
+        <w:ind w:left="3600" w:hanging="360"/>
+      </w:pPr>
+    </w:lvl>
+    <w:lvl w:ilvl="5" w:tentative="1">
+      <w:start w:val="1"/>
+      <w:numFmt w:val="decimal"/>
+      <w:lvlText w:val="%6."/>
+      <w:lvlJc w:val="left"/>
+      <w:pPr>
+        <w:tabs>
+          <w:tab w:val="num" w:pos="4320"/>
+        </w:tabs>
+        <w:ind w:left="4320" w:hanging="360"/>
+      </w:pPr>
+    </w:lvl>
+    <w:lvl w:ilvl="6" w:tentative="1">
+      <w:start w:val="1"/>
+      <w:numFmt w:val="decimal"/>
+      <w:lvlText w:val="%7."/>
+      <w:lvlJc w:val="left"/>
+      <w:pPr>
+        <w:tabs>
+          <w:tab w:val="num" w:pos="5040"/>
+        </w:tabs>
+        <w:ind w:left="5040" w:hanging="360"/>
+      </w:pPr>
+    </w:lvl>
+    <w:lvl w:ilvl="7" w:tentative="1">
+      <w:start w:val="1"/>
+      <w:numFmt w:val="decimal"/>
+      <w:lvlText w:val="%8."/>
+      <w:lvlJc w:val="left"/>
+      <w:pPr>
+        <w:tabs>
+          <w:tab w:val="num" w:pos="5760"/>
+        </w:tabs>
+        <w:ind w:left="5760" w:hanging="360"/>
+      </w:pPr>
+    </w:lvl>
+    <w:lvl w:ilvl="8" w:tentative="1">
+      <w:start w:val="1"/>
+      <w:numFmt w:val="decimal"/>
+      <w:lvlText w:val="%9."/>
+      <w:lvlJc w:val="left"/>
+      <w:pPr>
+        <w:tabs>
+          <w:tab w:val="num" w:pos="6480"/>
+        </w:tabs>
+        <w:ind w:left="6480" w:hanging="360"/>
+      </w:pPr>
+    </w:lvl>
+  </w:abstractNum>
+  <w:abstractNum w:abstractNumId="26" w15:restartNumberingAfterBreak="0">
     <w:nsid w:val="600739FA"/>
     <w:multiLevelType w:val="multilevel"/>
     <w:tmpl w:val="D408CE5C"/>
@@ -11214,7 +13905,7 @@
       </w:rPr>
     </w:lvl>
   </w:abstractNum>
-  <w:abstractNum w:abstractNumId="22" w15:restartNumberingAfterBreak="0">
+  <w:abstractNum w:abstractNumId="27" w15:restartNumberingAfterBreak="0">
     <w:nsid w:val="6B196A40"/>
     <w:multiLevelType w:val="multilevel"/>
     <w:tmpl w:val="E03E2DDA"/>
@@ -11363,7 +14054,7 @@
       </w:rPr>
     </w:lvl>
   </w:abstractNum>
-  <w:abstractNum w:abstractNumId="23" w15:restartNumberingAfterBreak="0">
+  <w:abstractNum w:abstractNumId="28" w15:restartNumberingAfterBreak="0">
     <w:nsid w:val="7B897EEA"/>
     <w:multiLevelType w:val="multilevel"/>
     <w:tmpl w:val="5A0A9D1C"/>
@@ -11513,7 +14204,7 @@
     </w:lvl>
   </w:abstractNum>
   <w:num w:numId="1">
-    <w:abstractNumId w:val="5"/>
+    <w:abstractNumId w:val="6"/>
   </w:num>
   <w:num w:numId="2">
     <w:abstractNumId w:val="0"/>
@@ -11522,67 +14213,82 @@
     <w:abstractNumId w:val="3"/>
   </w:num>
   <w:num w:numId="4">
-    <w:abstractNumId w:val="6"/>
+    <w:abstractNumId w:val="7"/>
   </w:num>
   <w:num w:numId="5">
-    <w:abstractNumId w:val="17"/>
+    <w:abstractNumId w:val="20"/>
   </w:num>
   <w:num w:numId="6">
-    <w:abstractNumId w:val="16"/>
+    <w:abstractNumId w:val="19"/>
   </w:num>
   <w:num w:numId="7">
     <w:abstractNumId w:val="2"/>
   </w:num>
   <w:num w:numId="8">
-    <w:abstractNumId w:val="15"/>
+    <w:abstractNumId w:val="18"/>
   </w:num>
   <w:num w:numId="9">
-    <w:abstractNumId w:val="10"/>
+    <w:abstractNumId w:val="11"/>
   </w:num>
   <w:num w:numId="10">
-    <w:abstractNumId w:val="14"/>
+    <w:abstractNumId w:val="17"/>
   </w:num>
   <w:num w:numId="11">
-    <w:abstractNumId w:val="7"/>
+    <w:abstractNumId w:val="8"/>
   </w:num>
   <w:num w:numId="12">
-    <w:abstractNumId w:val="19"/>
+    <w:abstractNumId w:val="23"/>
   </w:num>
   <w:num w:numId="13">
     <w:abstractNumId w:val="4"/>
   </w:num>
   <w:num w:numId="14">
-    <w:abstractNumId w:val="18"/>
+    <w:abstractNumId w:val="22"/>
   </w:num>
   <w:num w:numId="15">
+    <w:abstractNumId w:val="14"/>
+  </w:num>
+  <w:num w:numId="16">
+    <w:abstractNumId w:val="27"/>
+  </w:num>
+  <w:num w:numId="17">
     <w:abstractNumId w:val="12"/>
   </w:num>
-  <w:num w:numId="16">
-    <w:abstractNumId w:val="22"/>
-  </w:num>
-  <w:num w:numId="17">
-    <w:abstractNumId w:val="11"/>
-  </w:num>
   <w:num w:numId="18">
-    <w:abstractNumId w:val="8"/>
+    <w:abstractNumId w:val="9"/>
   </w:num>
   <w:num w:numId="19">
-    <w:abstractNumId w:val="13"/>
+    <w:abstractNumId w:val="16"/>
   </w:num>
   <w:num w:numId="20">
-    <w:abstractNumId w:val="9"/>
+    <w:abstractNumId w:val="10"/>
   </w:num>
   <w:num w:numId="21">
-    <w:abstractNumId w:val="21"/>
+    <w:abstractNumId w:val="26"/>
   </w:num>
   <w:num w:numId="22">
-    <w:abstractNumId w:val="23"/>
+    <w:abstractNumId w:val="28"/>
   </w:num>
   <w:num w:numId="23">
-    <w:abstractNumId w:val="20"/>
+    <w:abstractNumId w:val="24"/>
   </w:num>
   <w:num w:numId="24">
     <w:abstractNumId w:val="1"/>
+  </w:num>
+  <w:num w:numId="25">
+    <w:abstractNumId w:val="21"/>
+  </w:num>
+  <w:num w:numId="26">
+    <w:abstractNumId w:val="15"/>
+  </w:num>
+  <w:num w:numId="27">
+    <w:abstractNumId w:val="13"/>
+  </w:num>
+  <w:num w:numId="28">
+    <w:abstractNumId w:val="5"/>
+  </w:num>
+  <w:num w:numId="29">
+    <w:abstractNumId w:val="25"/>
   </w:num>
 </w:numbering>
 </file>
